--- a/METAR_Lookup_User_Manual.docx
+++ b/METAR_Lookup_User_Manual.docx
@@ -48,7 +48,7 @@
           <w:sz w:val="32"/>
           <w:szCs w:val="32"/>
         </w:rPr>
-        <w:t>Version 2.0</w:t>
+        <w:t>Version 2.1</w:t>
       </w:r>
     </w:p>
     <w:p>
@@ -276,25 +276,7 @@
           <w:sz w:val="20"/>
           <w:szCs w:val="20"/>
         </w:rPr>
-        <w:t>Data: aviationweather.gov (NOAA/</w:t>
-      </w:r>
-      <w:proofErr w:type="gramStart"/>
-      <w:r>
-        <w:rPr>
-          <w:color w:val="AAAAAA"/>
-          <w:sz w:val="20"/>
-          <w:szCs w:val="20"/>
-        </w:rPr>
-        <w:t>NWS) •</w:t>
-      </w:r>
-      <w:proofErr w:type="gramEnd"/>
-      <w:r>
-        <w:rPr>
-          <w:color w:val="AAAAAA"/>
-          <w:sz w:val="20"/>
-          <w:szCs w:val="20"/>
-        </w:rPr>
-        <w:t xml:space="preserve"> aeronav.faa.gov (FAA)</w:t>
+        <w:t>Data: aviationweather.gov (NOAA/NWS) • aeronav.faa.gov (FAA)</w:t>
       </w:r>
     </w:p>
     <w:p>
@@ -2995,15 +2977,10 @@
       <w:bookmarkStart w:id="3" w:name="_Toc227854990"/>
       <w:r>
         <w:lastRenderedPageBreak/>
-        <w:t>1</w:t>
-      </w:r>
-      <w:proofErr w:type="gramStart"/>
-      <w:r>
-        <w:t>.  Introduction</w:t>
+        <w:t>1.  Introduction</w:t>
       </w:r>
       <w:bookmarkEnd w:id="2"/>
       <w:bookmarkEnd w:id="3"/>
-      <w:proofErr w:type="gramEnd"/>
     </w:p>
     <w:p>
       <w:pPr>
@@ -3059,45 +3036,19 @@
         <w:shd w:val="clear" w:color="auto" w:fill="FFF3CD"/>
         <w:spacing w:before="100" w:after="100"/>
       </w:pPr>
-      <w:proofErr w:type="gramStart"/>
       <w:r>
         <w:rPr>
           <w:b/>
           <w:bCs/>
           <w:color w:val="B35900"/>
         </w:rPr>
-        <w:t>⚠  Safety</w:t>
-      </w:r>
-      <w:proofErr w:type="gramEnd"/>
-      <w:r>
-        <w:rPr>
-          <w:b/>
-          <w:bCs/>
-          <w:color w:val="B35900"/>
-        </w:rPr>
-        <w:t xml:space="preserve"> </w:t>
-      </w:r>
-      <w:proofErr w:type="gramStart"/>
-      <w:r>
-        <w:rPr>
-          <w:b/>
-          <w:bCs/>
-          <w:color w:val="B35900"/>
-        </w:rPr>
-        <w:t xml:space="preserve">Notice  </w:t>
+        <w:t xml:space="preserve">⚠  Safety Notice  </w:t>
       </w:r>
       <w:r>
         <w:rPr>
           <w:color w:val="333333"/>
         </w:rPr>
-        <w:t>METAR</w:t>
-      </w:r>
-      <w:proofErr w:type="gramEnd"/>
-      <w:r>
-        <w:rPr>
-          <w:color w:val="333333"/>
-        </w:rPr>
-        <w:t xml:space="preserve"> Lookup is for informational purposes only. It must not be used as the sole source of weather information for any actual flight operation. Always obtain an official preflight weather briefing.</w:t>
+        <w:t>METAR Lookup is for informational purposes only. It must not be used as the sole source of weather information for any actual flight operation. Always obtain an official preflight weather briefing.</w:t>
       </w:r>
     </w:p>
     <w:p>
@@ -3111,13 +3062,8 @@
       </w:pPr>
       <w:bookmarkStart w:id="4" w:name="system_requirements"/>
       <w:bookmarkStart w:id="5" w:name="_Toc227854991"/>
-      <w:proofErr w:type="gramStart"/>
-      <w:r>
-        <w:t>1.1  System</w:t>
-      </w:r>
-      <w:proofErr w:type="gramEnd"/>
-      <w:r>
-        <w:t xml:space="preserve"> Requirements</w:t>
+      <w:r>
+        <w:t>1.1  System Requirements</w:t>
       </w:r>
       <w:bookmarkEnd w:id="4"/>
       <w:bookmarkEnd w:id="5"/>
@@ -3144,12 +3090,6 @@
         <w:gridCol w:w="6480"/>
       </w:tblGrid>
       <w:tr>
-        <w:tblPrEx>
-          <w:tblCellMar>
-            <w:top w:w="0" w:type="dxa"/>
-            <w:bottom w:w="0" w:type="dxa"/>
-          </w:tblCellMar>
-        </w:tblPrEx>
         <w:tc>
           <w:tcPr>
             <w:tcW w:w="2880" w:type="dxa"/>
@@ -3212,12 +3152,6 @@
         </w:tc>
       </w:tr>
       <w:tr>
-        <w:tblPrEx>
-          <w:tblCellMar>
-            <w:top w:w="0" w:type="dxa"/>
-            <w:bottom w:w="0" w:type="dxa"/>
-          </w:tblCellMar>
-        </w:tblPrEx>
         <w:tc>
           <w:tcPr>
             <w:tcW w:w="2880" w:type="dxa"/>
@@ -3276,12 +3210,6 @@
         </w:tc>
       </w:tr>
       <w:tr>
-        <w:tblPrEx>
-          <w:tblCellMar>
-            <w:top w:w="0" w:type="dxa"/>
-            <w:bottom w:w="0" w:type="dxa"/>
-          </w:tblCellMar>
-        </w:tblPrEx>
         <w:tc>
           <w:tcPr>
             <w:tcW w:w="2880" w:type="dxa"/>
@@ -3340,12 +3268,6 @@
         </w:tc>
       </w:tr>
       <w:tr>
-        <w:tblPrEx>
-          <w:tblCellMar>
-            <w:top w:w="0" w:type="dxa"/>
-            <w:bottom w:w="0" w:type="dxa"/>
-          </w:tblCellMar>
-        </w:tblPrEx>
         <w:tc>
           <w:tcPr>
             <w:tcW w:w="2880" w:type="dxa"/>
@@ -3404,12 +3326,6 @@
         </w:tc>
       </w:tr>
       <w:tr>
-        <w:tblPrEx>
-          <w:tblCellMar>
-            <w:top w:w="0" w:type="dxa"/>
-            <w:bottom w:w="0" w:type="dxa"/>
-          </w:tblCellMar>
-        </w:tblPrEx>
         <w:tc>
           <w:tcPr>
             <w:tcW w:w="2880" w:type="dxa"/>
@@ -3468,12 +3384,6 @@
         </w:tc>
       </w:tr>
       <w:tr>
-        <w:tblPrEx>
-          <w:tblCellMar>
-            <w:top w:w="0" w:type="dxa"/>
-            <w:bottom w:w="0" w:type="dxa"/>
-          </w:tblCellMar>
-        </w:tblPrEx>
         <w:tc>
           <w:tcPr>
             <w:tcW w:w="2880" w:type="dxa"/>
@@ -3545,15 +3455,7 @@
       <w:bookmarkStart w:id="7" w:name="_Toc227854992"/>
       <w:r>
         <w:lastRenderedPageBreak/>
-        <w:t>2</w:t>
-      </w:r>
-      <w:proofErr w:type="gramStart"/>
-      <w:r>
-        <w:t>.  Getting</w:t>
-      </w:r>
-      <w:proofErr w:type="gramEnd"/>
-      <w:r>
-        <w:t xml:space="preserve"> Started</w:t>
+        <w:t>2.  Getting Started</w:t>
       </w:r>
       <w:bookmarkEnd w:id="6"/>
       <w:bookmarkEnd w:id="7"/>
@@ -3564,19 +3466,8 @@
       </w:pPr>
       <w:bookmarkStart w:id="8" w:name="first_launch"/>
       <w:bookmarkStart w:id="9" w:name="_Toc227854993"/>
-      <w:proofErr w:type="gramStart"/>
-      <w:r>
-        <w:t>2.</w:t>
-      </w:r>
-      <w:r>
-        <w:t>1</w:t>
-      </w:r>
-      <w:r>
-        <w:t xml:space="preserve">  First</w:t>
-      </w:r>
-      <w:proofErr w:type="gramEnd"/>
-      <w:r>
-        <w:t xml:space="preserve"> Launch</w:t>
+      <w:r>
+        <w:t>2.1  First Launch</w:t>
       </w:r>
       <w:bookmarkEnd w:id="8"/>
       <w:bookmarkEnd w:id="9"/>
@@ -3601,33 +3492,11 @@
       <w:pPr>
         <w:spacing w:before="60" w:after="100"/>
       </w:pPr>
-      <w:proofErr w:type="gramStart"/>
       <w:r>
         <w:rPr>
           <w:color w:val="222222"/>
         </w:rPr>
-        <w:t>To look</w:t>
-      </w:r>
-      <w:proofErr w:type="gramEnd"/>
-      <w:r>
-        <w:rPr>
-          <w:color w:val="222222"/>
-        </w:rPr>
-        <w:t xml:space="preserve"> </w:t>
-      </w:r>
-      <w:proofErr w:type="gramStart"/>
-      <w:r>
-        <w:rPr>
-          <w:color w:val="222222"/>
-        </w:rPr>
-        <w:t>up</w:t>
-      </w:r>
-      <w:proofErr w:type="gramEnd"/>
-      <w:r>
-        <w:rPr>
-          <w:color w:val="222222"/>
-        </w:rPr>
-        <w:t xml:space="preserve"> an airport:</w:t>
+        <w:t>To look up an airport:</w:t>
       </w:r>
     </w:p>
     <w:p>
@@ -3640,7 +3509,7 @@
         <w:spacing w:before="40" w:after="60"/>
       </w:pPr>
       <w:r>
-        <w:t>Click the search box labeled “ICAO code (e.g. KSEA).”</w:t>
+        <w:t>Click the search box labeled “Airport name, city, or ICAO.”</w:t>
       </w:r>
     </w:p>
     <w:p>
@@ -3653,7 +3522,7 @@
         <w:spacing w:before="40" w:after="60"/>
       </w:pPr>
       <w:r>
-        <w:t>Type the 3- or 4-character ICAO identifier for any airport (e.g. KSEA for Seattle-Tacoma, KORD for Chicago O’Hare, KLAX for Los Angeles).</w:t>
+        <w:t>Begin typing — you can search by ICAO code (KSEA), IATA code (SEA), airport name (Seattle-Tacoma), city (Seattle), or city and state (Seattle WA or Seattle, WA). A dropdown of up to 10 matching airports appears after you type 2 or more characters. Each suggestion shows the ICAO code, airport name, and location (city, state, country).</w:t>
       </w:r>
     </w:p>
     <w:p>
@@ -3666,7 +3535,7 @@
         <w:spacing w:before="40" w:after="60"/>
       </w:pPr>
       <w:r>
-        <w:t>Press Enter or click the Lookup button.</w:t>
+        <w:t>Select an airport from the dropdown — all tabs will load immediately. Alternatively, if you have typed a full ICAO code directly, press Enter or click Lookup.</w:t>
       </w:r>
     </w:p>
     <w:p>
@@ -3695,45 +3564,19 @@
         <w:shd w:val="clear" w:color="auto" w:fill="D5E8F7"/>
         <w:spacing w:before="100" w:after="100"/>
       </w:pPr>
-      <w:proofErr w:type="gramStart"/>
       <w:r>
         <w:rPr>
           <w:b/>
           <w:bCs/>
           <w:color w:val="14468F"/>
         </w:rPr>
-        <w:t>ℹ  ICAO</w:t>
-      </w:r>
-      <w:proofErr w:type="gramEnd"/>
-      <w:r>
-        <w:rPr>
-          <w:b/>
-          <w:bCs/>
-          <w:color w:val="14468F"/>
-        </w:rPr>
-        <w:t xml:space="preserve"> vs IATA </w:t>
-      </w:r>
-      <w:proofErr w:type="gramStart"/>
-      <w:r>
-        <w:rPr>
-          <w:b/>
-          <w:bCs/>
-          <w:color w:val="14468F"/>
-        </w:rPr>
-        <w:t xml:space="preserve">codes  </w:t>
+        <w:t xml:space="preserve">ℹ  ICAO codes and the airport search  </w:t>
       </w:r>
       <w:r>
         <w:rPr>
           <w:color w:val="333333"/>
         </w:rPr>
-        <w:t>METAR</w:t>
-      </w:r>
-      <w:proofErr w:type="gramEnd"/>
-      <w:r>
-        <w:rPr>
-          <w:color w:val="333333"/>
-        </w:rPr>
-        <w:t xml:space="preserve"> Lookup uses ICAO codes, not IATA codes. US airports typically add a ‘K’ prefix: LAX becomes KLAX, ORD becomes KORD, SEA becomes KSEA. Canadian airports start with ‘C’: CYYZ = Toronto. International: EGLL = London Heathrow.</w:t>
+        <w:t>METAR Lookup uses ICAO codes internally, but the search bar lets you find any airport without knowing the code. Type a city, state, airport name, or IATA code and select from the dropdown — the ICAO is filled in automatically. If you already know it, type it directly. US airports add a ‘K’ prefix: LAX → KLAX, SEA → KSEA. Canadian airports start with ‘C’: CYYZ = Toronto. International: EGLL = London Heathrow.</w:t>
       </w:r>
     </w:p>
     <w:p>
@@ -3749,15 +3592,7 @@
       <w:bookmarkStart w:id="11" w:name="_Toc227854994"/>
       <w:r>
         <w:lastRenderedPageBreak/>
-        <w:t>3</w:t>
-      </w:r>
-      <w:proofErr w:type="gramStart"/>
-      <w:r>
-        <w:t>.  The</w:t>
-      </w:r>
-      <w:proofErr w:type="gramEnd"/>
-      <w:r>
-        <w:t xml:space="preserve"> Interface</w:t>
+        <w:t>3.  The Interface</w:t>
       </w:r>
       <w:bookmarkEnd w:id="10"/>
       <w:bookmarkEnd w:id="11"/>
@@ -3768,13 +3603,8 @@
       </w:pPr>
       <w:bookmarkStart w:id="12" w:name="top_search_bar"/>
       <w:bookmarkStart w:id="13" w:name="_Toc227854995"/>
-      <w:proofErr w:type="gramStart"/>
-      <w:r>
-        <w:t>3.1  Top</w:t>
-      </w:r>
-      <w:proofErr w:type="gramEnd"/>
-      <w:r>
-        <w:t xml:space="preserve"> Search Bar</w:t>
+      <w:r>
+        <w:t>3.1  Top Search Bar</w:t>
       </w:r>
       <w:bookmarkEnd w:id="12"/>
       <w:bookmarkEnd w:id="13"/>
@@ -3817,12 +3647,6 @@
         <w:gridCol w:w="6480"/>
       </w:tblGrid>
       <w:tr>
-        <w:tblPrEx>
-          <w:tblCellMar>
-            <w:top w:w="0" w:type="dxa"/>
-            <w:bottom w:w="0" w:type="dxa"/>
-          </w:tblCellMar>
-        </w:tblPrEx>
         <w:tc>
           <w:tcPr>
             <w:tcW w:w="2880" w:type="dxa"/>
@@ -3885,12 +3709,6 @@
         </w:tc>
       </w:tr>
       <w:tr>
-        <w:tblPrEx>
-          <w:tblCellMar>
-            <w:top w:w="0" w:type="dxa"/>
-            <w:bottom w:w="0" w:type="dxa"/>
-          </w:tblCellMar>
-        </w:tblPrEx>
         <w:tc>
           <w:tcPr>
             <w:tcW w:w="2880" w:type="dxa"/>
@@ -3943,36 +3761,12 @@
                 <w:sz w:val="20"/>
                 <w:szCs w:val="20"/>
               </w:rPr>
-              <w:t>Type a 3–</w:t>
-            </w:r>
-            <w:proofErr w:type="gramStart"/>
-            <w:r>
-              <w:rPr>
-                <w:color w:val="222222"/>
-                <w:sz w:val="20"/>
-                <w:szCs w:val="20"/>
-              </w:rPr>
-              <w:t>4 character</w:t>
-            </w:r>
-            <w:proofErr w:type="gramEnd"/>
-            <w:r>
-              <w:rPr>
-                <w:color w:val="222222"/>
-                <w:sz w:val="20"/>
-                <w:szCs w:val="20"/>
-              </w:rPr>
-              <w:t xml:space="preserve"> ICAO code and press Enter to look up an airport</w:t>
+              <w:t>Search by airport name, city, city and state, ICAO code, or IATA code. A dropdown of matching airports appears as you type — select one to load all data immediately, or type a full ICAO code and press Enter</w:t>
             </w:r>
           </w:p>
         </w:tc>
       </w:tr>
       <w:tr>
-        <w:tblPrEx>
-          <w:tblCellMar>
-            <w:top w:w="0" w:type="dxa"/>
-            <w:bottom w:w="0" w:type="dxa"/>
-          </w:tblCellMar>
-        </w:tblPrEx>
         <w:tc>
           <w:tcPr>
             <w:tcW w:w="2880" w:type="dxa"/>
@@ -4031,12 +3825,6 @@
         </w:tc>
       </w:tr>
       <w:tr>
-        <w:tblPrEx>
-          <w:tblCellMar>
-            <w:top w:w="0" w:type="dxa"/>
-            <w:bottom w:w="0" w:type="dxa"/>
-          </w:tblCellMar>
-        </w:tblPrEx>
         <w:tc>
           <w:tcPr>
             <w:tcW w:w="2880" w:type="dxa"/>
@@ -4095,12 +3883,6 @@
         </w:tc>
       </w:tr>
       <w:tr>
-        <w:tblPrEx>
-          <w:tblCellMar>
-            <w:top w:w="0" w:type="dxa"/>
-            <w:bottom w:w="0" w:type="dxa"/>
-          </w:tblCellMar>
-        </w:tblPrEx>
         <w:tc>
           <w:tcPr>
             <w:tcW w:w="2880" w:type="dxa"/>
@@ -4159,12 +3941,6 @@
         </w:tc>
       </w:tr>
       <w:tr>
-        <w:tblPrEx>
-          <w:tblCellMar>
-            <w:top w:w="0" w:type="dxa"/>
-            <w:bottom w:w="0" w:type="dxa"/>
-          </w:tblCellMar>
-        </w:tblPrEx>
         <w:tc>
           <w:tcPr>
             <w:tcW w:w="2880" w:type="dxa"/>
@@ -4234,13 +4010,8 @@
       </w:pPr>
       <w:bookmarkStart w:id="14" w:name="favorites_strip"/>
       <w:bookmarkStart w:id="15" w:name="_Toc227854996"/>
-      <w:proofErr w:type="gramStart"/>
-      <w:r>
-        <w:t>3.2  Favorites</w:t>
-      </w:r>
-      <w:proofErr w:type="gramEnd"/>
-      <w:r>
-        <w:t xml:space="preserve"> Strip</w:t>
+      <w:r>
+        <w:t>3.2  Favorites Strip</w:t>
       </w:r>
       <w:bookmarkEnd w:id="14"/>
       <w:bookmarkEnd w:id="15"/>
@@ -4283,12 +4054,6 @@
         <w:gridCol w:w="7920"/>
       </w:tblGrid>
       <w:tr>
-        <w:tblPrEx>
-          <w:tblCellMar>
-            <w:top w:w="0" w:type="dxa"/>
-            <w:bottom w:w="0" w:type="dxa"/>
-          </w:tblCellMar>
-        </w:tblPrEx>
         <w:tc>
           <w:tcPr>
             <w:tcW w:w="1440" w:type="dxa"/>
@@ -4349,12 +4114,6 @@
         </w:tc>
       </w:tr>
       <w:tr>
-        <w:tblPrEx>
-          <w:tblCellMar>
-            <w:top w:w="0" w:type="dxa"/>
-            <w:bottom w:w="0" w:type="dxa"/>
-          </w:tblCellMar>
-        </w:tblPrEx>
         <w:tc>
           <w:tcPr>
             <w:tcW w:w="1440" w:type="dxa"/>
@@ -4415,12 +4174,6 @@
         </w:tc>
       </w:tr>
       <w:tr>
-        <w:tblPrEx>
-          <w:tblCellMar>
-            <w:top w:w="0" w:type="dxa"/>
-            <w:bottom w:w="0" w:type="dxa"/>
-          </w:tblCellMar>
-        </w:tblPrEx>
         <w:tc>
           <w:tcPr>
             <w:tcW w:w="1440" w:type="dxa"/>
@@ -4481,12 +4234,6 @@
         </w:tc>
       </w:tr>
       <w:tr>
-        <w:tblPrEx>
-          <w:tblCellMar>
-            <w:top w:w="0" w:type="dxa"/>
-            <w:bottom w:w="0" w:type="dxa"/>
-          </w:tblCellMar>
-        </w:tblPrEx>
         <w:tc>
           <w:tcPr>
             <w:tcW w:w="1440" w:type="dxa"/>
@@ -4573,15 +4320,7 @@
         <w:spacing w:before="40" w:after="60"/>
       </w:pPr>
       <w:r>
-        <w:t xml:space="preserve">Click a chip → instantly </w:t>
-      </w:r>
-      <w:proofErr w:type="gramStart"/>
-      <w:r>
-        <w:t>looks</w:t>
-      </w:r>
-      <w:proofErr w:type="gramEnd"/>
-      <w:r>
-        <w:t xml:space="preserve"> up that airport in all tabs</w:t>
+        <w:t>Click a chip → instantly looks up that airport in all tabs</w:t>
       </w:r>
     </w:p>
     <w:p>
@@ -4659,14 +4398,9 @@
       </w:pPr>
       <w:bookmarkStart w:id="16" w:name="status_indicators"/>
       <w:bookmarkStart w:id="17" w:name="_Toc227854997"/>
-      <w:proofErr w:type="gramStart"/>
       <w:r>
         <w:lastRenderedPageBreak/>
-        <w:t>3.3  Status</w:t>
-      </w:r>
-      <w:proofErr w:type="gramEnd"/>
-      <w:r>
-        <w:t xml:space="preserve"> Indicators</w:t>
+        <w:t>3.3  Status Indicators</w:t>
       </w:r>
       <w:bookmarkEnd w:id="16"/>
       <w:bookmarkEnd w:id="17"/>
@@ -4693,12 +4427,6 @@
         <w:gridCol w:w="6480"/>
       </w:tblGrid>
       <w:tr>
-        <w:tblPrEx>
-          <w:tblCellMar>
-            <w:top w:w="0" w:type="dxa"/>
-            <w:bottom w:w="0" w:type="dxa"/>
-          </w:tblCellMar>
-        </w:tblPrEx>
         <w:tc>
           <w:tcPr>
             <w:tcW w:w="2880" w:type="dxa"/>
@@ -4761,12 +4489,6 @@
         </w:tc>
       </w:tr>
       <w:tr>
-        <w:tblPrEx>
-          <w:tblCellMar>
-            <w:top w:w="0" w:type="dxa"/>
-            <w:bottom w:w="0" w:type="dxa"/>
-          </w:tblCellMar>
-        </w:tblPrEx>
         <w:tc>
           <w:tcPr>
             <w:tcW w:w="2880" w:type="dxa"/>
@@ -4825,12 +4547,6 @@
         </w:tc>
       </w:tr>
       <w:tr>
-        <w:tblPrEx>
-          <w:tblCellMar>
-            <w:top w:w="0" w:type="dxa"/>
-            <w:bottom w:w="0" w:type="dxa"/>
-          </w:tblCellMar>
-        </w:tblPrEx>
         <w:tc>
           <w:tcPr>
             <w:tcW w:w="2880" w:type="dxa"/>
@@ -4889,12 +4605,6 @@
         </w:tc>
       </w:tr>
       <w:tr>
-        <w:tblPrEx>
-          <w:tblCellMar>
-            <w:top w:w="0" w:type="dxa"/>
-            <w:bottom w:w="0" w:type="dxa"/>
-          </w:tblCellMar>
-        </w:tblPrEx>
         <w:tc>
           <w:tcPr>
             <w:tcW w:w="2880" w:type="dxa"/>
@@ -4968,29 +4678,7 @@
           <w:szCs w:val="34"/>
         </w:rPr>
         <w:lastRenderedPageBreak/>
-        <w:t>4</w:t>
-      </w:r>
-      <w:proofErr w:type="gramStart"/>
-      <w:r>
-        <w:rPr>
-          <w:b/>
-          <w:bCs/>
-          <w:color w:val="14468F"/>
-          <w:sz w:val="34"/>
-          <w:szCs w:val="34"/>
-        </w:rPr>
-        <w:t>.  Tabs</w:t>
-      </w:r>
-      <w:proofErr w:type="gramEnd"/>
-      <w:r>
-        <w:rPr>
-          <w:b/>
-          <w:bCs/>
-          <w:color w:val="14468F"/>
-          <w:sz w:val="34"/>
-          <w:szCs w:val="34"/>
-        </w:rPr>
-        <w:t xml:space="preserve"> Reference</w:t>
+        <w:t>4.  Tabs Reference</w:t>
       </w:r>
       <w:bookmarkEnd w:id="18"/>
       <w:bookmarkEnd w:id="19"/>
@@ -5001,13 +4689,8 @@
       </w:pPr>
       <w:bookmarkStart w:id="20" w:name="metar_tab"/>
       <w:bookmarkStart w:id="21" w:name="_Toc227854999"/>
-      <w:proofErr w:type="gramStart"/>
-      <w:r>
-        <w:t>4.1  METAR</w:t>
-      </w:r>
-      <w:proofErr w:type="gramEnd"/>
-      <w:r>
-        <w:t xml:space="preserve"> Tab</w:t>
+      <w:r>
+        <w:t>4.1  METAR Tab</w:t>
       </w:r>
       <w:bookmarkEnd w:id="20"/>
       <w:bookmarkEnd w:id="21"/>
@@ -5060,12 +4743,6 @@
         <w:gridCol w:w="6480"/>
       </w:tblGrid>
       <w:tr>
-        <w:tblPrEx>
-          <w:tblCellMar>
-            <w:top w:w="0" w:type="dxa"/>
-            <w:bottom w:w="0" w:type="dxa"/>
-          </w:tblCellMar>
-        </w:tblPrEx>
         <w:tc>
           <w:tcPr>
             <w:tcW w:w="2880" w:type="dxa"/>
@@ -5128,12 +4805,6 @@
         </w:tc>
       </w:tr>
       <w:tr>
-        <w:tblPrEx>
-          <w:tblCellMar>
-            <w:top w:w="0" w:type="dxa"/>
-            <w:bottom w:w="0" w:type="dxa"/>
-          </w:tblCellMar>
-        </w:tblPrEx>
         <w:tc>
           <w:tcPr>
             <w:tcW w:w="2880" w:type="dxa"/>
@@ -5192,12 +4863,6 @@
         </w:tc>
       </w:tr>
       <w:tr>
-        <w:tblPrEx>
-          <w:tblCellMar>
-            <w:top w:w="0" w:type="dxa"/>
-            <w:bottom w:w="0" w:type="dxa"/>
-          </w:tblCellMar>
-        </w:tblPrEx>
         <w:tc>
           <w:tcPr>
             <w:tcW w:w="2880" w:type="dxa"/>
@@ -5256,12 +4921,6 @@
         </w:tc>
       </w:tr>
       <w:tr>
-        <w:tblPrEx>
-          <w:tblCellMar>
-            <w:top w:w="0" w:type="dxa"/>
-            <w:bottom w:w="0" w:type="dxa"/>
-          </w:tblCellMar>
-        </w:tblPrEx>
         <w:tc>
           <w:tcPr>
             <w:tcW w:w="2880" w:type="dxa"/>
@@ -5323,19 +4982,9 @@
                 <w:sz w:val="20"/>
                 <w:szCs w:val="20"/>
               </w:rPr>
-              <w:t>HH:</w:t>
-            </w:r>
-            <w:proofErr w:type="gramStart"/>
-            <w:r>
-              <w:rPr>
-                <w:color w:val="222222"/>
-                <w:sz w:val="20"/>
-                <w:szCs w:val="20"/>
-              </w:rPr>
-              <w:t>mm:ss</w:t>
+              <w:t>HH:mm:ss</w:t>
             </w:r>
             <w:proofErr w:type="spellEnd"/>
-            <w:proofErr w:type="gramEnd"/>
             <w:r>
               <w:rPr>
                 <w:color w:val="222222"/>
@@ -5348,12 +4997,6 @@
         </w:tc>
       </w:tr>
       <w:tr>
-        <w:tblPrEx>
-          <w:tblCellMar>
-            <w:top w:w="0" w:type="dxa"/>
-            <w:bottom w:w="0" w:type="dxa"/>
-          </w:tblCellMar>
-        </w:tblPrEx>
         <w:tc>
           <w:tcPr>
             <w:tcW w:w="2880" w:type="dxa"/>
@@ -5412,12 +5055,6 @@
         </w:tc>
       </w:tr>
       <w:tr>
-        <w:tblPrEx>
-          <w:tblCellMar>
-            <w:top w:w="0" w:type="dxa"/>
-            <w:bottom w:w="0" w:type="dxa"/>
-          </w:tblCellMar>
-        </w:tblPrEx>
         <w:tc>
           <w:tcPr>
             <w:tcW w:w="2880" w:type="dxa"/>
@@ -5524,12 +5161,6 @@
         <w:gridCol w:w="6480"/>
       </w:tblGrid>
       <w:tr>
-        <w:tblPrEx>
-          <w:tblCellMar>
-            <w:top w:w="0" w:type="dxa"/>
-            <w:bottom w:w="0" w:type="dxa"/>
-          </w:tblCellMar>
-        </w:tblPrEx>
         <w:tc>
           <w:tcPr>
             <w:tcW w:w="2880" w:type="dxa"/>
@@ -5592,12 +5223,6 @@
         </w:tc>
       </w:tr>
       <w:tr>
-        <w:tblPrEx>
-          <w:tblCellMar>
-            <w:top w:w="0" w:type="dxa"/>
-            <w:bottom w:w="0" w:type="dxa"/>
-          </w:tblCellMar>
-        </w:tblPrEx>
         <w:tc>
           <w:tcPr>
             <w:tcW w:w="2880" w:type="dxa"/>
@@ -5656,12 +5281,6 @@
         </w:tc>
       </w:tr>
       <w:tr>
-        <w:tblPrEx>
-          <w:tblCellMar>
-            <w:top w:w="0" w:type="dxa"/>
-            <w:bottom w:w="0" w:type="dxa"/>
-          </w:tblCellMar>
-        </w:tblPrEx>
         <w:tc>
           <w:tcPr>
             <w:tcW w:w="2880" w:type="dxa"/>
@@ -5720,12 +5339,6 @@
         </w:tc>
       </w:tr>
       <w:tr>
-        <w:tblPrEx>
-          <w:tblCellMar>
-            <w:top w:w="0" w:type="dxa"/>
-            <w:bottom w:w="0" w:type="dxa"/>
-          </w:tblCellMar>
-        </w:tblPrEx>
         <w:tc>
           <w:tcPr>
             <w:tcW w:w="2880" w:type="dxa"/>
@@ -5784,12 +5397,6 @@
         </w:tc>
       </w:tr>
       <w:tr>
-        <w:tblPrEx>
-          <w:tblCellMar>
-            <w:top w:w="0" w:type="dxa"/>
-            <w:bottom w:w="0" w:type="dxa"/>
-          </w:tblCellMar>
-        </w:tblPrEx>
         <w:tc>
           <w:tcPr>
             <w:tcW w:w="2880" w:type="dxa"/>
@@ -5848,12 +5455,6 @@
         </w:tc>
       </w:tr>
       <w:tr>
-        <w:tblPrEx>
-          <w:tblCellMar>
-            <w:top w:w="0" w:type="dxa"/>
-            <w:bottom w:w="0" w:type="dxa"/>
-          </w:tblCellMar>
-        </w:tblPrEx>
         <w:tc>
           <w:tcPr>
             <w:tcW w:w="2880" w:type="dxa"/>
@@ -5912,12 +5513,6 @@
         </w:tc>
       </w:tr>
       <w:tr>
-        <w:tblPrEx>
-          <w:tblCellMar>
-            <w:top w:w="0" w:type="dxa"/>
-            <w:bottom w:w="0" w:type="dxa"/>
-          </w:tblCellMar>
-        </w:tblPrEx>
         <w:tc>
           <w:tcPr>
             <w:tcW w:w="2880" w:type="dxa"/>
@@ -5994,12 +5589,6 @@
         </w:tc>
       </w:tr>
       <w:tr>
-        <w:tblPrEx>
-          <w:tblCellMar>
-            <w:top w:w="0" w:type="dxa"/>
-            <w:bottom w:w="0" w:type="dxa"/>
-          </w:tblCellMar>
-        </w:tblPrEx>
         <w:tc>
           <w:tcPr>
             <w:tcW w:w="2880" w:type="dxa"/>
@@ -6058,12 +5647,6 @@
         </w:tc>
       </w:tr>
       <w:tr>
-        <w:tblPrEx>
-          <w:tblCellMar>
-            <w:top w:w="0" w:type="dxa"/>
-            <w:bottom w:w="0" w:type="dxa"/>
-          </w:tblCellMar>
-        </w:tblPrEx>
         <w:tc>
           <w:tcPr>
             <w:tcW w:w="2880" w:type="dxa"/>
@@ -6159,13 +5742,8 @@
       </w:pPr>
       <w:bookmarkStart w:id="25" w:name="taf_tab"/>
       <w:bookmarkStart w:id="26" w:name="_Toc227855003"/>
-      <w:proofErr w:type="gramStart"/>
-      <w:r>
-        <w:t>4.2  TAF</w:t>
-      </w:r>
-      <w:proofErr w:type="gramEnd"/>
-      <w:r>
-        <w:t xml:space="preserve"> Tab</w:t>
+      <w:r>
+        <w:t>4.2  TAF Tab</w:t>
       </w:r>
       <w:bookmarkEnd w:id="25"/>
       <w:bookmarkEnd w:id="26"/>
@@ -6218,12 +5796,6 @@
         <w:gridCol w:w="6480"/>
       </w:tblGrid>
       <w:tr>
-        <w:tblPrEx>
-          <w:tblCellMar>
-            <w:top w:w="0" w:type="dxa"/>
-            <w:bottom w:w="0" w:type="dxa"/>
-          </w:tblCellMar>
-        </w:tblPrEx>
         <w:tc>
           <w:tcPr>
             <w:tcW w:w="2880" w:type="dxa"/>
@@ -6286,12 +5858,6 @@
         </w:tc>
       </w:tr>
       <w:tr>
-        <w:tblPrEx>
-          <w:tblCellMar>
-            <w:top w:w="0" w:type="dxa"/>
-            <w:bottom w:w="0" w:type="dxa"/>
-          </w:tblCellMar>
-        </w:tblPrEx>
         <w:tc>
           <w:tcPr>
             <w:tcW w:w="2880" w:type="dxa"/>
@@ -6350,12 +5916,6 @@
         </w:tc>
       </w:tr>
       <w:tr>
-        <w:tblPrEx>
-          <w:tblCellMar>
-            <w:top w:w="0" w:type="dxa"/>
-            <w:bottom w:w="0" w:type="dxa"/>
-          </w:tblCellMar>
-        </w:tblPrEx>
         <w:tc>
           <w:tcPr>
             <w:tcW w:w="2880" w:type="dxa"/>
@@ -6414,12 +5974,6 @@
         </w:tc>
       </w:tr>
       <w:tr>
-        <w:tblPrEx>
-          <w:tblCellMar>
-            <w:top w:w="0" w:type="dxa"/>
-            <w:bottom w:w="0" w:type="dxa"/>
-          </w:tblCellMar>
-        </w:tblPrEx>
         <w:tc>
           <w:tcPr>
             <w:tcW w:w="2880" w:type="dxa"/>
@@ -6526,12 +6080,6 @@
         <w:gridCol w:w="6480"/>
       </w:tblGrid>
       <w:tr>
-        <w:tblPrEx>
-          <w:tblCellMar>
-            <w:top w:w="0" w:type="dxa"/>
-            <w:bottom w:w="0" w:type="dxa"/>
-          </w:tblCellMar>
-        </w:tblPrEx>
         <w:tc>
           <w:tcPr>
             <w:tcW w:w="2880" w:type="dxa"/>
@@ -6594,12 +6142,6 @@
         </w:tc>
       </w:tr>
       <w:tr>
-        <w:tblPrEx>
-          <w:tblCellMar>
-            <w:top w:w="0" w:type="dxa"/>
-            <w:bottom w:w="0" w:type="dxa"/>
-          </w:tblCellMar>
-        </w:tblPrEx>
         <w:tc>
           <w:tcPr>
             <w:tcW w:w="2880" w:type="dxa"/>
@@ -6694,12 +6236,6 @@
         </w:tc>
       </w:tr>
       <w:tr>
-        <w:tblPrEx>
-          <w:tblCellMar>
-            <w:top w:w="0" w:type="dxa"/>
-            <w:bottom w:w="0" w:type="dxa"/>
-          </w:tblCellMar>
-        </w:tblPrEx>
         <w:tc>
           <w:tcPr>
             <w:tcW w:w="2880" w:type="dxa"/>
@@ -6758,12 +6294,6 @@
         </w:tc>
       </w:tr>
       <w:tr>
-        <w:tblPrEx>
-          <w:tblCellMar>
-            <w:top w:w="0" w:type="dxa"/>
-            <w:bottom w:w="0" w:type="dxa"/>
-          </w:tblCellMar>
-        </w:tblPrEx>
         <w:tc>
           <w:tcPr>
             <w:tcW w:w="2880" w:type="dxa"/>
@@ -6822,12 +6352,6 @@
         </w:tc>
       </w:tr>
       <w:tr>
-        <w:tblPrEx>
-          <w:tblCellMar>
-            <w:top w:w="0" w:type="dxa"/>
-            <w:bottom w:w="0" w:type="dxa"/>
-          </w:tblCellMar>
-        </w:tblPrEx>
         <w:tc>
           <w:tcPr>
             <w:tcW w:w="2880" w:type="dxa"/>
@@ -6886,12 +6410,6 @@
         </w:tc>
       </w:tr>
       <w:tr>
-        <w:tblPrEx>
-          <w:tblCellMar>
-            <w:top w:w="0" w:type="dxa"/>
-            <w:bottom w:w="0" w:type="dxa"/>
-          </w:tblCellMar>
-        </w:tblPrEx>
         <w:tc>
           <w:tcPr>
             <w:tcW w:w="2880" w:type="dxa"/>
@@ -6950,12 +6468,6 @@
         </w:tc>
       </w:tr>
       <w:tr>
-        <w:tblPrEx>
-          <w:tblCellMar>
-            <w:top w:w="0" w:type="dxa"/>
-            <w:bottom w:w="0" w:type="dxa"/>
-          </w:tblCellMar>
-        </w:tblPrEx>
         <w:tc>
           <w:tcPr>
             <w:tcW w:w="2880" w:type="dxa"/>
@@ -7027,45 +6539,19 @@
         <w:shd w:val="clear" w:color="auto" w:fill="D5E8F7"/>
         <w:spacing w:before="100" w:after="100"/>
       </w:pPr>
-      <w:proofErr w:type="gramStart"/>
       <w:r>
         <w:rPr>
           <w:b/>
           <w:bCs/>
           <w:color w:val="14468F"/>
         </w:rPr>
-        <w:t>ℹ  No</w:t>
-      </w:r>
-      <w:proofErr w:type="gramEnd"/>
-      <w:r>
-        <w:rPr>
-          <w:b/>
-          <w:bCs/>
-          <w:color w:val="14468F"/>
-        </w:rPr>
-        <w:t xml:space="preserve"> TAF </w:t>
-      </w:r>
-      <w:proofErr w:type="gramStart"/>
-      <w:r>
-        <w:rPr>
-          <w:b/>
-          <w:bCs/>
-          <w:color w:val="14468F"/>
-        </w:rPr>
-        <w:t xml:space="preserve">available  </w:t>
+        <w:t xml:space="preserve">ℹ  No TAF available  </w:t>
       </w:r>
       <w:r>
         <w:rPr>
           <w:color w:val="333333"/>
         </w:rPr>
-        <w:t>Smaller</w:t>
-      </w:r>
-      <w:proofErr w:type="gramEnd"/>
-      <w:r>
-        <w:rPr>
-          <w:color w:val="333333"/>
-        </w:rPr>
-        <w:t xml:space="preserve"> or non-towered airports often do not have TAF service. If the tab shows “No TAF available for this station” that is expected behavior, not an error.</w:t>
+        <w:t>Smaller or non-towered airports often do not have TAF service. If the tab shows “No TAF available for this station” that is expected behavior, not an error.</w:t>
       </w:r>
     </w:p>
     <w:p>
@@ -7079,14 +6565,9 @@
       </w:pPr>
       <w:bookmarkStart w:id="29" w:name="map_tab"/>
       <w:bookmarkStart w:id="30" w:name="_Toc227855006"/>
-      <w:proofErr w:type="gramStart"/>
       <w:r>
         <w:lastRenderedPageBreak/>
-        <w:t>4.3  Map</w:t>
-      </w:r>
-      <w:proofErr w:type="gramEnd"/>
-      <w:r>
-        <w:t xml:space="preserve"> Tab</w:t>
+        <w:t>4.3  Map Tab</w:t>
       </w:r>
       <w:bookmarkEnd w:id="29"/>
       <w:bookmarkEnd w:id="30"/>
@@ -7139,12 +6620,6 @@
         <w:gridCol w:w="6480"/>
       </w:tblGrid>
       <w:tr>
-        <w:tblPrEx>
-          <w:tblCellMar>
-            <w:top w:w="0" w:type="dxa"/>
-            <w:bottom w:w="0" w:type="dxa"/>
-          </w:tblCellMar>
-        </w:tblPrEx>
         <w:tc>
           <w:tcPr>
             <w:tcW w:w="2880" w:type="dxa"/>
@@ -7207,12 +6682,6 @@
         </w:tc>
       </w:tr>
       <w:tr>
-        <w:tblPrEx>
-          <w:tblCellMar>
-            <w:top w:w="0" w:type="dxa"/>
-            <w:bottom w:w="0" w:type="dxa"/>
-          </w:tblCellMar>
-        </w:tblPrEx>
         <w:tc>
           <w:tcPr>
             <w:tcW w:w="2880" w:type="dxa"/>
@@ -7271,12 +6740,6 @@
         </w:tc>
       </w:tr>
       <w:tr>
-        <w:tblPrEx>
-          <w:tblCellMar>
-            <w:top w:w="0" w:type="dxa"/>
-            <w:bottom w:w="0" w:type="dxa"/>
-          </w:tblCellMar>
-        </w:tblPrEx>
         <w:tc>
           <w:tcPr>
             <w:tcW w:w="2880" w:type="dxa"/>
@@ -7335,12 +6798,6 @@
         </w:tc>
       </w:tr>
       <w:tr>
-        <w:tblPrEx>
-          <w:tblCellMar>
-            <w:top w:w="0" w:type="dxa"/>
-            <w:bottom w:w="0" w:type="dxa"/>
-          </w:tblCellMar>
-        </w:tblPrEx>
         <w:tc>
           <w:tcPr>
             <w:tcW w:w="2880" w:type="dxa"/>
@@ -7399,12 +6856,6 @@
         </w:tc>
       </w:tr>
       <w:tr>
-        <w:tblPrEx>
-          <w:tblCellMar>
-            <w:top w:w="0" w:type="dxa"/>
-            <w:bottom w:w="0" w:type="dxa"/>
-          </w:tblCellMar>
-        </w:tblPrEx>
         <w:tc>
           <w:tcPr>
             <w:tcW w:w="2880" w:type="dxa"/>
@@ -7481,12 +6932,6 @@
         </w:tc>
       </w:tr>
       <w:tr>
-        <w:tblPrEx>
-          <w:tblCellMar>
-            <w:top w:w="0" w:type="dxa"/>
-            <w:bottom w:w="0" w:type="dxa"/>
-          </w:tblCellMar>
-        </w:tblPrEx>
         <w:tc>
           <w:tcPr>
             <w:tcW w:w="2880" w:type="dxa"/>
@@ -7666,45 +7111,19 @@
         <w:shd w:val="clear" w:color="auto" w:fill="D5E8F7"/>
         <w:spacing w:before="100" w:after="100"/>
       </w:pPr>
-      <w:proofErr w:type="gramStart"/>
       <w:r>
         <w:rPr>
           <w:b/>
           <w:bCs/>
           <w:color w:val="14468F"/>
         </w:rPr>
-        <w:t>ℹ  Lazy</w:t>
-      </w:r>
-      <w:proofErr w:type="gramEnd"/>
-      <w:r>
-        <w:rPr>
-          <w:b/>
-          <w:bCs/>
-          <w:color w:val="14468F"/>
-        </w:rPr>
-        <w:t xml:space="preserve"> </w:t>
-      </w:r>
-      <w:proofErr w:type="gramStart"/>
-      <w:r>
-        <w:rPr>
-          <w:b/>
-          <w:bCs/>
-          <w:color w:val="14468F"/>
-        </w:rPr>
-        <w:t xml:space="preserve">loading  </w:t>
+        <w:t xml:space="preserve">ℹ  Lazy loading  </w:t>
       </w:r>
       <w:r>
         <w:rPr>
           <w:color w:val="333333"/>
         </w:rPr>
-        <w:t>The</w:t>
-      </w:r>
-      <w:proofErr w:type="gramEnd"/>
-      <w:r>
-        <w:rPr>
-          <w:color w:val="333333"/>
-        </w:rPr>
-        <w:t xml:space="preserve"> map only loads when you first click the Map tab. Switching tabs afterward reuses the loaded map without a network request. The radar overlay is fetched separately and may take a moment.</w:t>
+        <w:t>The map only loads when you first click the Map tab. Switching tabs afterward reuses the loaded map without a network request. The radar overlay is fetched separately and may take a moment.</w:t>
       </w:r>
     </w:p>
     <w:p>
@@ -7718,13 +7137,8 @@
       </w:pPr>
       <w:bookmarkStart w:id="33" w:name="airport_charts_tab"/>
       <w:bookmarkStart w:id="34" w:name="_Toc227855009"/>
-      <w:proofErr w:type="gramStart"/>
-      <w:r>
-        <w:t>4.4  Airport</w:t>
-      </w:r>
-      <w:proofErr w:type="gramEnd"/>
-      <w:r>
-        <w:t xml:space="preserve"> Charts Tab</w:t>
+      <w:r>
+        <w:t>4.4  Airport Charts Tab</w:t>
       </w:r>
       <w:bookmarkEnd w:id="33"/>
       <w:bookmarkEnd w:id="34"/>
@@ -7765,15 +7179,7 @@
         <w:spacing w:before="40" w:after="60"/>
       </w:pPr>
       <w:r>
-        <w:t xml:space="preserve">Charts are grouped by </w:t>
-      </w:r>
-      <w:proofErr w:type="gramStart"/>
-      <w:r>
-        <w:t>category</w:t>
-      </w:r>
-      <w:proofErr w:type="gramEnd"/>
-      <w:r>
-        <w:t xml:space="preserve"> (Instrument Approaches, Standard Instrument Departures, STARs, Airport Diagram, etc.)</w:t>
+        <w:t>Charts are grouped by category (Instrument Approaches, Standard Instrument Departures, STARs, Airport Diagram, etc.)</w:t>
       </w:r>
     </w:p>
     <w:p>
@@ -7799,15 +7205,7 @@
         <w:spacing w:before="40" w:after="60"/>
       </w:pPr>
       <w:r>
-        <w:t xml:space="preserve">Click any chart name to load it </w:t>
-      </w:r>
-      <w:proofErr w:type="gramStart"/>
-      <w:r>
-        <w:t>in</w:t>
-      </w:r>
-      <w:proofErr w:type="gramEnd"/>
-      <w:r>
-        <w:t xml:space="preserve"> the right panel</w:t>
+        <w:t>Click any chart name to load it in the right panel</w:t>
       </w:r>
     </w:p>
     <w:p>
@@ -7883,108 +7281,42 @@
         <w:shd w:val="clear" w:color="auto" w:fill="D5E8F7"/>
         <w:spacing w:before="100" w:after="100"/>
       </w:pPr>
-      <w:proofErr w:type="gramStart"/>
       <w:r>
         <w:rPr>
           <w:b/>
           <w:bCs/>
           <w:color w:val="14468F"/>
         </w:rPr>
-        <w:t>ℹ  International</w:t>
-      </w:r>
-      <w:proofErr w:type="gramEnd"/>
+        <w:t xml:space="preserve">ℹ  International airports  </w:t>
+      </w:r>
+      <w:r>
+        <w:rPr>
+          <w:color w:val="333333"/>
+        </w:rPr>
+        <w:t>FAA d-TPP charts cover US airports only. International airports will show “No FAA charts found.” Use the appropriate ANSP or Jeppesen service for non-US charts.</w:t>
+      </w:r>
+    </w:p>
+    <w:p>
+      <w:pPr>
+        <w:pBdr>
+          <w:left w:val="single" w:sz="12" w:space="8" w:color="14468F"/>
+        </w:pBdr>
+        <w:shd w:val="clear" w:color="auto" w:fill="D5E8F7"/>
+        <w:spacing w:before="100" w:after="100"/>
+      </w:pPr>
       <w:r>
         <w:rPr>
           <w:b/>
           <w:bCs/>
           <w:color w:val="14468F"/>
         </w:rPr>
-        <w:t xml:space="preserve"> </w:t>
-      </w:r>
-      <w:proofErr w:type="gramStart"/>
-      <w:r>
-        <w:rPr>
-          <w:b/>
-          <w:bCs/>
-          <w:color w:val="14468F"/>
-        </w:rPr>
-        <w:t xml:space="preserve">airports  </w:t>
+        <w:t xml:space="preserve">ℹ  Lazy loading  </w:t>
       </w:r>
       <w:r>
         <w:rPr>
           <w:color w:val="333333"/>
         </w:rPr>
-        <w:t>FAA</w:t>
-      </w:r>
-      <w:proofErr w:type="gramEnd"/>
-      <w:r>
-        <w:rPr>
-          <w:color w:val="333333"/>
-        </w:rPr>
-        <w:t xml:space="preserve"> d-TPP charts cover US airports only. International airports will show “No FAA charts found.” Use the appropriate ANSP or Jeppesen service for non-US charts.</w:t>
-      </w:r>
-    </w:p>
-    <w:p>
-      <w:pPr>
-        <w:pBdr>
-          <w:left w:val="single" w:sz="12" w:space="8" w:color="14468F"/>
-        </w:pBdr>
-        <w:shd w:val="clear" w:color="auto" w:fill="D5E8F7"/>
-        <w:spacing w:before="100" w:after="100"/>
-      </w:pPr>
-      <w:proofErr w:type="gramStart"/>
-      <w:r>
-        <w:rPr>
-          <w:b/>
-          <w:bCs/>
-          <w:color w:val="14468F"/>
-        </w:rPr>
-        <w:t>ℹ  Lazy</w:t>
-      </w:r>
-      <w:proofErr w:type="gramEnd"/>
-      <w:r>
-        <w:rPr>
-          <w:b/>
-          <w:bCs/>
-          <w:color w:val="14468F"/>
-        </w:rPr>
-        <w:t xml:space="preserve"> </w:t>
-      </w:r>
-      <w:proofErr w:type="gramStart"/>
-      <w:r>
-        <w:rPr>
-          <w:b/>
-          <w:bCs/>
-          <w:color w:val="14468F"/>
-        </w:rPr>
-        <w:t xml:space="preserve">loading  </w:t>
-      </w:r>
-      <w:r>
-        <w:rPr>
-          <w:color w:val="333333"/>
-        </w:rPr>
-        <w:t>Charts</w:t>
-      </w:r>
-      <w:proofErr w:type="gramEnd"/>
-      <w:r>
-        <w:rPr>
-          <w:color w:val="333333"/>
-        </w:rPr>
-        <w:t xml:space="preserve"> are only downloaded when you first click the Charts tab for a given airport. The chart index is then </w:t>
-      </w:r>
-      <w:proofErr w:type="gramStart"/>
-      <w:r>
-        <w:rPr>
-          <w:color w:val="333333"/>
-        </w:rPr>
-        <w:t>cached</w:t>
-      </w:r>
-      <w:proofErr w:type="gramEnd"/>
-      <w:r>
-        <w:rPr>
-          <w:color w:val="333333"/>
-        </w:rPr>
-        <w:t xml:space="preserve"> so subsequent visits are instantaneous.</w:t>
+        <w:t>Charts are only downloaded when you first click the Charts tab for a given airport. The chart index is then cached so subsequent visits are instantaneous.</w:t>
       </w:r>
     </w:p>
     <w:p>
@@ -7998,13 +7330,8 @@
       </w:pPr>
       <w:bookmarkStart w:id="37" w:name="sigmets_tab"/>
       <w:bookmarkStart w:id="38" w:name="_Toc227855012"/>
-      <w:proofErr w:type="gramStart"/>
-      <w:r>
-        <w:t>4.5  SIGMETs</w:t>
-      </w:r>
-      <w:proofErr w:type="gramEnd"/>
-      <w:r>
-        <w:t xml:space="preserve"> / AIRMETs Tab</w:t>
+      <w:r>
+        <w:t>4.5  SIGMETs / AIRMETs Tab</w:t>
       </w:r>
       <w:bookmarkEnd w:id="37"/>
       <w:bookmarkEnd w:id="38"/>
@@ -8043,21 +7370,7 @@
         <w:rPr>
           <w:color w:val="222222"/>
         </w:rPr>
-        <w:t xml:space="preserve">A red count badge appears on the tab header (e.g. “3”) when active advisories exist. The badge is hidden when there </w:t>
-      </w:r>
-      <w:proofErr w:type="gramStart"/>
-      <w:r>
-        <w:rPr>
-          <w:color w:val="222222"/>
-        </w:rPr>
-        <w:t>are</w:t>
-      </w:r>
-      <w:proofErr w:type="gramEnd"/>
-      <w:r>
-        <w:rPr>
-          <w:color w:val="222222"/>
-        </w:rPr>
-        <w:t xml:space="preserve"> none.</w:t>
+        <w:t>A red count badge appears on the tab header (e.g. “3”) when active advisories exist. The badge is hidden when there are none.</w:t>
       </w:r>
     </w:p>
     <w:p>
@@ -8097,12 +7410,6 @@
         <w:gridCol w:w="6480"/>
       </w:tblGrid>
       <w:tr>
-        <w:tblPrEx>
-          <w:tblCellMar>
-            <w:top w:w="0" w:type="dxa"/>
-            <w:bottom w:w="0" w:type="dxa"/>
-          </w:tblCellMar>
-        </w:tblPrEx>
         <w:tc>
           <w:tcPr>
             <w:tcW w:w="2880" w:type="dxa"/>
@@ -8165,12 +7472,6 @@
         </w:tc>
       </w:tr>
       <w:tr>
-        <w:tblPrEx>
-          <w:tblCellMar>
-            <w:top w:w="0" w:type="dxa"/>
-            <w:bottom w:w="0" w:type="dxa"/>
-          </w:tblCellMar>
-        </w:tblPrEx>
         <w:tc>
           <w:tcPr>
             <w:tcW w:w="2880" w:type="dxa"/>
@@ -8229,12 +7530,6 @@
         </w:tc>
       </w:tr>
       <w:tr>
-        <w:tblPrEx>
-          <w:tblCellMar>
-            <w:top w:w="0" w:type="dxa"/>
-            <w:bottom w:w="0" w:type="dxa"/>
-          </w:tblCellMar>
-        </w:tblPrEx>
         <w:tc>
           <w:tcPr>
             <w:tcW w:w="2880" w:type="dxa"/>
@@ -8293,12 +7588,6 @@
         </w:tc>
       </w:tr>
       <w:tr>
-        <w:tblPrEx>
-          <w:tblCellMar>
-            <w:top w:w="0" w:type="dxa"/>
-            <w:bottom w:w="0" w:type="dxa"/>
-          </w:tblCellMar>
-        </w:tblPrEx>
         <w:tc>
           <w:tcPr>
             <w:tcW w:w="2880" w:type="dxa"/>
@@ -8357,12 +7646,6 @@
         </w:tc>
       </w:tr>
       <w:tr>
-        <w:tblPrEx>
-          <w:tblCellMar>
-            <w:top w:w="0" w:type="dxa"/>
-            <w:bottom w:w="0" w:type="dxa"/>
-          </w:tblCellMar>
-        </w:tblPrEx>
         <w:tc>
           <w:tcPr>
             <w:tcW w:w="2880" w:type="dxa"/>
@@ -8415,28 +7698,9 @@
                 <w:sz w:val="20"/>
                 <w:szCs w:val="20"/>
               </w:rPr>
-              <w:t xml:space="preserve">From and </w:t>
-            </w:r>
-            <w:proofErr w:type="gramStart"/>
-            <w:r>
-              <w:rPr>
-                <w:color w:val="222222"/>
-                <w:sz w:val="20"/>
-                <w:szCs w:val="20"/>
-              </w:rPr>
-              <w:t>To</w:t>
-            </w:r>
-            <w:proofErr w:type="gramEnd"/>
-            <w:r>
-              <w:rPr>
-                <w:color w:val="222222"/>
-                <w:sz w:val="20"/>
-                <w:szCs w:val="20"/>
-              </w:rPr>
-              <w:t xml:space="preserve"> times in </w:t>
+              <w:t xml:space="preserve">From and To times in </w:t>
             </w:r>
             <w:proofErr w:type="spellStart"/>
-            <w:proofErr w:type="gramStart"/>
             <w:r>
               <w:rPr>
                 <w:color w:val="222222"/>
@@ -8446,7 +7710,6 @@
               <w:t>HH:mmZ</w:t>
             </w:r>
             <w:proofErr w:type="spellEnd"/>
-            <w:proofErr w:type="gramEnd"/>
             <w:r>
               <w:rPr>
                 <w:color w:val="222222"/>
@@ -8459,12 +7722,6 @@
         </w:tc>
       </w:tr>
       <w:tr>
-        <w:tblPrEx>
-          <w:tblCellMar>
-            <w:top w:w="0" w:type="dxa"/>
-            <w:bottom w:w="0" w:type="dxa"/>
-          </w:tblCellMar>
-        </w:tblPrEx>
         <w:tc>
           <w:tcPr>
             <w:tcW w:w="2880" w:type="dxa"/>
@@ -8536,45 +7793,19 @@
         <w:shd w:val="clear" w:color="auto" w:fill="FFF3CD"/>
         <w:spacing w:before="100" w:after="100"/>
       </w:pPr>
-      <w:proofErr w:type="gramStart"/>
       <w:r>
         <w:rPr>
           <w:b/>
           <w:bCs/>
           <w:color w:val="B35900"/>
         </w:rPr>
-        <w:t>⚠  SIGMETs</w:t>
-      </w:r>
-      <w:proofErr w:type="gramEnd"/>
-      <w:r>
-        <w:rPr>
-          <w:b/>
-          <w:bCs/>
-          <w:color w:val="B35900"/>
-        </w:rPr>
-        <w:t xml:space="preserve"> vs </w:t>
-      </w:r>
-      <w:proofErr w:type="gramStart"/>
-      <w:r>
-        <w:rPr>
-          <w:b/>
-          <w:bCs/>
-          <w:color w:val="B35900"/>
-        </w:rPr>
-        <w:t xml:space="preserve">AIRMETs  </w:t>
+        <w:t xml:space="preserve">⚠  SIGMETs vs AIRMETs  </w:t>
       </w:r>
       <w:r>
         <w:rPr>
           <w:color w:val="333333"/>
         </w:rPr>
-        <w:t>SIGMETs</w:t>
-      </w:r>
-      <w:proofErr w:type="gramEnd"/>
-      <w:r>
-        <w:rPr>
-          <w:color w:val="333333"/>
-        </w:rPr>
-        <w:t xml:space="preserve"> (Significant Meteorological Information) are issued for hazards significant to all aircraft: severe turbulence, severe icing, volcanic ash, tropical cyclones. AIRMETs are for conditions that may affect lighter aircraft or those not equipped for IFR operations.</w:t>
+        <w:t>SIGMETs (Significant Meteorological Information) are issued for hazards significant to all aircraft: severe turbulence, severe icing, volcanic ash, tropical cyclones. AIRMETs are for conditions that may affect lighter aircraft or those not equipped for IFR operations.</w:t>
       </w:r>
     </w:p>
     <w:p>
@@ -8588,14 +7819,9 @@
       </w:pPr>
       <w:bookmarkStart w:id="41" w:name="calculators_tab"/>
       <w:bookmarkStart w:id="42" w:name="_Toc227855015"/>
-      <w:proofErr w:type="gramStart"/>
       <w:r>
         <w:lastRenderedPageBreak/>
-        <w:t>4.6  Calculators</w:t>
-      </w:r>
-      <w:proofErr w:type="gramEnd"/>
-      <w:r>
-        <w:t xml:space="preserve"> Tab</w:t>
+        <w:t>4.6  Calculators Tab</w:t>
       </w:r>
       <w:bookmarkEnd w:id="41"/>
       <w:bookmarkEnd w:id="42"/>
@@ -8659,12 +7885,6 @@
         <w:gridCol w:w="6480"/>
       </w:tblGrid>
       <w:tr>
-        <w:tblPrEx>
-          <w:tblCellMar>
-            <w:top w:w="0" w:type="dxa"/>
-            <w:bottom w:w="0" w:type="dxa"/>
-          </w:tblCellMar>
-        </w:tblPrEx>
         <w:tc>
           <w:tcPr>
             <w:tcW w:w="2880" w:type="dxa"/>
@@ -8727,12 +7947,6 @@
         </w:tc>
       </w:tr>
       <w:tr>
-        <w:tblPrEx>
-          <w:tblCellMar>
-            <w:top w:w="0" w:type="dxa"/>
-            <w:bottom w:w="0" w:type="dxa"/>
-          </w:tblCellMar>
-        </w:tblPrEx>
         <w:tc>
           <w:tcPr>
             <w:tcW w:w="2880" w:type="dxa"/>
@@ -8791,12 +8005,6 @@
         </w:tc>
       </w:tr>
       <w:tr>
-        <w:tblPrEx>
-          <w:tblCellMar>
-            <w:top w:w="0" w:type="dxa"/>
-            <w:bottom w:w="0" w:type="dxa"/>
-          </w:tblCellMar>
-        </w:tblPrEx>
         <w:tc>
           <w:tcPr>
             <w:tcW w:w="2880" w:type="dxa"/>
@@ -8855,12 +8063,6 @@
         </w:tc>
       </w:tr>
       <w:tr>
-        <w:tblPrEx>
-          <w:tblCellMar>
-            <w:top w:w="0" w:type="dxa"/>
-            <w:bottom w:w="0" w:type="dxa"/>
-          </w:tblCellMar>
-        </w:tblPrEx>
         <w:tc>
           <w:tcPr>
             <w:tcW w:w="2880" w:type="dxa"/>
@@ -8998,12 +8200,6 @@
         <w:gridCol w:w="6480"/>
       </w:tblGrid>
       <w:tr>
-        <w:tblPrEx>
-          <w:tblCellMar>
-            <w:top w:w="0" w:type="dxa"/>
-            <w:bottom w:w="0" w:type="dxa"/>
-          </w:tblCellMar>
-        </w:tblPrEx>
         <w:tc>
           <w:tcPr>
             <w:tcW w:w="2880" w:type="dxa"/>
@@ -9066,12 +8262,6 @@
         </w:tc>
       </w:tr>
       <w:tr>
-        <w:tblPrEx>
-          <w:tblCellMar>
-            <w:top w:w="0" w:type="dxa"/>
-            <w:bottom w:w="0" w:type="dxa"/>
-          </w:tblCellMar>
-        </w:tblPrEx>
         <w:tc>
           <w:tcPr>
             <w:tcW w:w="2880" w:type="dxa"/>
@@ -9124,36 +8314,12 @@
                 <w:sz w:val="20"/>
                 <w:szCs w:val="20"/>
               </w:rPr>
-              <w:t xml:space="preserve">Airport elevation in feet MSL; </w:t>
-            </w:r>
-            <w:proofErr w:type="gramStart"/>
-            <w:r>
-              <w:rPr>
-                <w:color w:val="222222"/>
-                <w:sz w:val="20"/>
-                <w:szCs w:val="20"/>
-              </w:rPr>
-              <w:t>auto-filled</w:t>
-            </w:r>
-            <w:proofErr w:type="gramEnd"/>
-            <w:r>
-              <w:rPr>
-                <w:color w:val="222222"/>
-                <w:sz w:val="20"/>
-                <w:szCs w:val="20"/>
-              </w:rPr>
-              <w:t xml:space="preserve"> from METAR</w:t>
+              <w:t>Airport elevation in feet MSL; auto-filled from METAR</w:t>
             </w:r>
           </w:p>
         </w:tc>
       </w:tr>
       <w:tr>
-        <w:tblPrEx>
-          <w:tblCellMar>
-            <w:top w:w="0" w:type="dxa"/>
-            <w:bottom w:w="0" w:type="dxa"/>
-          </w:tblCellMar>
-        </w:tblPrEx>
         <w:tc>
           <w:tcPr>
             <w:tcW w:w="2880" w:type="dxa"/>
@@ -9206,36 +8372,12 @@
                 <w:sz w:val="20"/>
                 <w:szCs w:val="20"/>
               </w:rPr>
-              <w:t xml:space="preserve">Current altimeter setting in inHg; </w:t>
-            </w:r>
-            <w:proofErr w:type="gramStart"/>
-            <w:r>
-              <w:rPr>
-                <w:color w:val="222222"/>
-                <w:sz w:val="20"/>
-                <w:szCs w:val="20"/>
-              </w:rPr>
-              <w:t>auto-filled</w:t>
-            </w:r>
-            <w:proofErr w:type="gramEnd"/>
-            <w:r>
-              <w:rPr>
-                <w:color w:val="222222"/>
-                <w:sz w:val="20"/>
-                <w:szCs w:val="20"/>
-              </w:rPr>
-              <w:t xml:space="preserve"> from METAR (default 29.92)</w:t>
+              <w:t>Current altimeter setting in inHg; auto-filled from METAR (default 29.92)</w:t>
             </w:r>
           </w:p>
         </w:tc>
       </w:tr>
       <w:tr>
-        <w:tblPrEx>
-          <w:tblCellMar>
-            <w:top w:w="0" w:type="dxa"/>
-            <w:bottom w:w="0" w:type="dxa"/>
-          </w:tblCellMar>
-        </w:tblPrEx>
         <w:tc>
           <w:tcPr>
             <w:tcW w:w="2880" w:type="dxa"/>
@@ -9360,12 +8502,6 @@
         <w:gridCol w:w="6480"/>
       </w:tblGrid>
       <w:tr>
-        <w:tblPrEx>
-          <w:tblCellMar>
-            <w:top w:w="0" w:type="dxa"/>
-            <w:bottom w:w="0" w:type="dxa"/>
-          </w:tblCellMar>
-        </w:tblPrEx>
         <w:tc>
           <w:tcPr>
             <w:tcW w:w="2880" w:type="dxa"/>
@@ -9428,12 +8564,6 @@
         </w:tc>
       </w:tr>
       <w:tr>
-        <w:tblPrEx>
-          <w:tblCellMar>
-            <w:top w:w="0" w:type="dxa"/>
-            <w:bottom w:w="0" w:type="dxa"/>
-          </w:tblCellMar>
-        </w:tblPrEx>
         <w:tc>
           <w:tcPr>
             <w:tcW w:w="2880" w:type="dxa"/>
@@ -9492,12 +8622,6 @@
         </w:tc>
       </w:tr>
       <w:tr>
-        <w:tblPrEx>
-          <w:tblCellMar>
-            <w:top w:w="0" w:type="dxa"/>
-            <w:bottom w:w="0" w:type="dxa"/>
-          </w:tblCellMar>
-        </w:tblPrEx>
         <w:tc>
           <w:tcPr>
             <w:tcW w:w="2880" w:type="dxa"/>
@@ -9556,12 +8680,6 @@
         </w:tc>
       </w:tr>
       <w:tr>
-        <w:tblPrEx>
-          <w:tblCellMar>
-            <w:top w:w="0" w:type="dxa"/>
-            <w:bottom w:w="0" w:type="dxa"/>
-          </w:tblCellMar>
-        </w:tblPrEx>
         <w:tc>
           <w:tcPr>
             <w:tcW w:w="2880" w:type="dxa"/>
@@ -9620,12 +8738,6 @@
         </w:tc>
       </w:tr>
       <w:tr>
-        <w:tblPrEx>
-          <w:tblCellMar>
-            <w:top w:w="0" w:type="dxa"/>
-            <w:bottom w:w="0" w:type="dxa"/>
-          </w:tblCellMar>
-        </w:tblPrEx>
         <w:tc>
           <w:tcPr>
             <w:tcW w:w="2880" w:type="dxa"/>
@@ -9684,12 +8796,6 @@
         </w:tc>
       </w:tr>
       <w:tr>
-        <w:tblPrEx>
-          <w:tblCellMar>
-            <w:top w:w="0" w:type="dxa"/>
-            <w:bottom w:w="0" w:type="dxa"/>
-          </w:tblCellMar>
-        </w:tblPrEx>
         <w:tc>
           <w:tcPr>
             <w:tcW w:w="2880" w:type="dxa"/>
@@ -9776,67 +8882,21 @@
           <w:iCs/>
           <w:color w:val="222222"/>
         </w:rPr>
-        <w:t xml:space="preserve">Headwind = Wind Speed × </w:t>
-      </w:r>
-      <w:proofErr w:type="gramStart"/>
+        <w:t>Headwind = Wind Speed × cos(Wind Direction − Runway Heading)</w:t>
+      </w:r>
+    </w:p>
+    <w:p>
+      <w:pPr>
+        <w:spacing w:before="60" w:after="100"/>
+      </w:pPr>
       <w:r>
         <w:rPr>
           <w:i/>
           <w:iCs/>
           <w:color w:val="222222"/>
         </w:rPr>
-        <w:t>cos(</w:t>
-      </w:r>
-      <w:proofErr w:type="gramEnd"/>
-      <w:r>
-        <w:rPr>
-          <w:i/>
-          <w:iCs/>
-          <w:color w:val="222222"/>
-        </w:rPr>
-        <w:t>Wind Direction − Runway Heading)</w:t>
-      </w:r>
-    </w:p>
-    <w:p>
-      <w:pPr>
-        <w:spacing w:before="60" w:after="100"/>
-      </w:pPr>
-      <w:r>
-        <w:rPr>
-          <w:i/>
-          <w:iCs/>
-          <w:color w:val="222222"/>
-        </w:rPr>
-        <w:t xml:space="preserve">Crosswind = |Wind Speed × </w:t>
-      </w:r>
-      <w:proofErr w:type="gramStart"/>
-      <w:r>
-        <w:rPr>
-          <w:i/>
-          <w:iCs/>
-          <w:color w:val="222222"/>
-        </w:rPr>
-        <w:t>sin(</w:t>
-      </w:r>
-      <w:proofErr w:type="gramEnd"/>
-      <w:r>
-        <w:rPr>
-          <w:i/>
-          <w:iCs/>
-          <w:color w:val="222222"/>
-        </w:rPr>
-        <w:t xml:space="preserve">Wind Direction − Runway </w:t>
-      </w:r>
-      <w:proofErr w:type="gramStart"/>
-      <w:r>
-        <w:rPr>
-          <w:i/>
-          <w:iCs/>
-          <w:color w:val="222222"/>
-        </w:rPr>
-        <w:t>Heading)|</w:t>
-      </w:r>
-      <w:proofErr w:type="gramEnd"/>
+        <w:t>Crosswind = |Wind Speed × sin(Wind Direction − Runway Heading)|</w:t>
+      </w:r>
     </w:p>
     <w:p>
       <w:pPr>
@@ -9851,45 +8911,19 @@
         <w:shd w:val="clear" w:color="auto" w:fill="D5E8F7"/>
         <w:spacing w:before="100" w:after="100"/>
       </w:pPr>
-      <w:proofErr w:type="gramStart"/>
       <w:r>
         <w:rPr>
           <w:b/>
           <w:bCs/>
           <w:color w:val="14468F"/>
         </w:rPr>
-        <w:t>ℹ  Auto</w:t>
-      </w:r>
-      <w:proofErr w:type="gramEnd"/>
-      <w:r>
-        <w:rPr>
-          <w:b/>
-          <w:bCs/>
-          <w:color w:val="14468F"/>
-        </w:rPr>
-        <w:t>-</w:t>
-      </w:r>
-      <w:proofErr w:type="gramStart"/>
-      <w:r>
-        <w:rPr>
-          <w:b/>
-          <w:bCs/>
-          <w:color w:val="14468F"/>
-        </w:rPr>
-        <w:t xml:space="preserve">population  </w:t>
+        <w:t xml:space="preserve">ℹ  Auto-population  </w:t>
       </w:r>
       <w:r>
         <w:rPr>
           <w:color w:val="333333"/>
         </w:rPr>
-        <w:t>When</w:t>
-      </w:r>
-      <w:proofErr w:type="gramEnd"/>
-      <w:r>
-        <w:rPr>
-          <w:color w:val="333333"/>
-        </w:rPr>
-        <w:t xml:space="preserve"> a new METAR loads, all calculator inputs are automatically filled from the live observation data. You only need to enter the runway heading to get a crosswind component.</w:t>
+        <w:t>When a new METAR loads, all calculator inputs are automatically filled from the live observation data. You only need to enter the runway heading to get a crosswind component.</w:t>
       </w:r>
     </w:p>
     <w:p>
@@ -9905,15 +8939,7 @@
       <w:bookmarkStart w:id="47" w:name="_Toc227855019"/>
       <w:r>
         <w:lastRenderedPageBreak/>
-        <w:t>5</w:t>
-      </w:r>
-      <w:proofErr w:type="gramStart"/>
-      <w:r>
-        <w:t>.  Dark</w:t>
-      </w:r>
-      <w:proofErr w:type="gramEnd"/>
-      <w:r>
-        <w:t xml:space="preserve"> / Light Theme</w:t>
+        <w:t>5.  Dark / Light Theme</w:t>
       </w:r>
       <w:bookmarkEnd w:id="46"/>
       <w:bookmarkEnd w:id="47"/>
@@ -9926,19 +8952,7 @@
         <w:rPr>
           <w:color w:val="222222"/>
         </w:rPr>
-        <w:t xml:space="preserve">The 🌙 Dark / </w:t>
-      </w:r>
-      <w:r>
-        <w:rPr>
-          <w:color w:val="222222"/>
-        </w:rPr>
-        <w:t xml:space="preserve">Light </w:t>
-      </w:r>
-      <w:r>
-        <w:rPr>
-          <w:color w:val="222222"/>
-        </w:rPr>
-        <w:t>toggle button in the top-right corner of the toolbar switches the entire application between a dark and a light visual theme.</w:t>
+        <w:t>The 🌙 Dark / Light toggle button in the top-right corner of the toolbar switches the entire application between a dark and a light visual theme.</w:t>
       </w:r>
     </w:p>
     <w:p>
@@ -10026,15 +9040,7 @@
       <w:bookmarkStart w:id="48" w:name="settings_persistence"/>
       <w:bookmarkStart w:id="49" w:name="_Toc227855020"/>
       <w:r>
-        <w:t>6</w:t>
-      </w:r>
-      <w:proofErr w:type="gramStart"/>
-      <w:r>
-        <w:t>.  Settings</w:t>
-      </w:r>
-      <w:proofErr w:type="gramEnd"/>
-      <w:r>
-        <w:t xml:space="preserve"> &amp; Data Persistence</w:t>
+        <w:t>6.  Settings &amp; Data Persistence</w:t>
       </w:r>
       <w:bookmarkEnd w:id="48"/>
       <w:bookmarkEnd w:id="49"/>
@@ -10077,12 +9083,6 @@
         <w:gridCol w:w="6480"/>
       </w:tblGrid>
       <w:tr>
-        <w:tblPrEx>
-          <w:tblCellMar>
-            <w:top w:w="0" w:type="dxa"/>
-            <w:bottom w:w="0" w:type="dxa"/>
-          </w:tblCellMar>
-        </w:tblPrEx>
         <w:tc>
           <w:tcPr>
             <w:tcW w:w="2880" w:type="dxa"/>
@@ -10145,12 +9145,6 @@
         </w:tc>
       </w:tr>
       <w:tr>
-        <w:tblPrEx>
-          <w:tblCellMar>
-            <w:top w:w="0" w:type="dxa"/>
-            <w:bottom w:w="0" w:type="dxa"/>
-          </w:tblCellMar>
-        </w:tblPrEx>
         <w:tc>
           <w:tcPr>
             <w:tcW w:w="2880" w:type="dxa"/>
@@ -10209,12 +9203,6 @@
         </w:tc>
       </w:tr>
       <w:tr>
-        <w:tblPrEx>
-          <w:tblCellMar>
-            <w:top w:w="0" w:type="dxa"/>
-            <w:bottom w:w="0" w:type="dxa"/>
-          </w:tblCellMar>
-        </w:tblPrEx>
         <w:tc>
           <w:tcPr>
             <w:tcW w:w="2880" w:type="dxa"/>
@@ -10303,15 +9291,7 @@
       <w:bookmarkStart w:id="50" w:name="api_status"/>
       <w:bookmarkStart w:id="51" w:name="_Toc227855021"/>
       <w:r>
-        <w:t>7</w:t>
-      </w:r>
-      <w:proofErr w:type="gramStart"/>
-      <w:r>
-        <w:t>.  API</w:t>
-      </w:r>
-      <w:proofErr w:type="gramEnd"/>
-      <w:r>
-        <w:t xml:space="preserve"> Status Window</w:t>
+        <w:t>7.  API Status Window</w:t>
       </w:r>
       <w:bookmarkEnd w:id="50"/>
       <w:bookmarkEnd w:id="51"/>
@@ -10384,45 +9364,19 @@
         <w:shd w:val="clear" w:color="auto" w:fill="D5E8F7"/>
         <w:spacing w:before="100" w:after="100"/>
       </w:pPr>
-      <w:proofErr w:type="gramStart"/>
       <w:r>
         <w:rPr>
           <w:b/>
           <w:bCs/>
           <w:color w:val="14468F"/>
         </w:rPr>
-        <w:t>ℹ  Network</w:t>
-      </w:r>
-      <w:proofErr w:type="gramEnd"/>
-      <w:r>
-        <w:rPr>
-          <w:b/>
-          <w:bCs/>
-          <w:color w:val="14468F"/>
-        </w:rPr>
-        <w:t xml:space="preserve"> </w:t>
-      </w:r>
-      <w:proofErr w:type="gramStart"/>
-      <w:r>
-        <w:rPr>
-          <w:b/>
-          <w:bCs/>
-          <w:color w:val="14468F"/>
-        </w:rPr>
-        <w:t xml:space="preserve">environments  </w:t>
+        <w:t xml:space="preserve">ℹ  Network environments  </w:t>
       </w:r>
       <w:r>
         <w:rPr>
           <w:color w:val="333333"/>
         </w:rPr>
-        <w:t>Some</w:t>
-      </w:r>
-      <w:proofErr w:type="gramEnd"/>
-      <w:r>
-        <w:rPr>
-          <w:color w:val="333333"/>
-        </w:rPr>
-        <w:t xml:space="preserve"> corporate networks or strict firewalls may block outbound connections to aviationweather.gov or aeronav.faa.gov. If all APIs show red, check your firewall or proxy settings.</w:t>
+        <w:t>Some corporate networks or strict firewalls may block outbound connections to aviationweather.gov or aeronav.faa.gov. If all APIs show red, check your firewall or proxy settings.</w:t>
       </w:r>
     </w:p>
     <w:p>
@@ -10438,15 +9392,10 @@
       <w:bookmarkStart w:id="53" w:name="_Toc227855022"/>
       <w:r>
         <w:lastRenderedPageBreak/>
-        <w:t>8</w:t>
-      </w:r>
-      <w:proofErr w:type="gramStart"/>
-      <w:r>
-        <w:t>.  Troubleshooting</w:t>
+        <w:t>8.  Troubleshooting</w:t>
       </w:r>
       <w:bookmarkEnd w:id="52"/>
       <w:bookmarkEnd w:id="53"/>
-      <w:proofErr w:type="gramEnd"/>
     </w:p>
     <w:p>
       <w:pPr>
@@ -10454,13 +9403,8 @@
       </w:pPr>
       <w:bookmarkStart w:id="54" w:name="common_errors"/>
       <w:bookmarkStart w:id="55" w:name="_Toc227855023"/>
-      <w:proofErr w:type="gramStart"/>
-      <w:r>
-        <w:t>8.1  Common</w:t>
-      </w:r>
-      <w:proofErr w:type="gramEnd"/>
-      <w:r>
-        <w:t xml:space="preserve"> Error Messages</w:t>
+      <w:r>
+        <w:t>8.1  Common Error Messages</w:t>
       </w:r>
       <w:bookmarkEnd w:id="54"/>
       <w:bookmarkEnd w:id="55"/>
@@ -10487,12 +9431,6 @@
         <w:gridCol w:w="6480"/>
       </w:tblGrid>
       <w:tr>
-        <w:tblPrEx>
-          <w:tblCellMar>
-            <w:top w:w="0" w:type="dxa"/>
-            <w:bottom w:w="0" w:type="dxa"/>
-          </w:tblCellMar>
-        </w:tblPrEx>
         <w:tc>
           <w:tcPr>
             <w:tcW w:w="2880" w:type="dxa"/>
@@ -10555,12 +9493,6 @@
         </w:tc>
       </w:tr>
       <w:tr>
-        <w:tblPrEx>
-          <w:tblCellMar>
-            <w:top w:w="0" w:type="dxa"/>
-            <w:bottom w:w="0" w:type="dxa"/>
-          </w:tblCellMar>
-        </w:tblPrEx>
         <w:tc>
           <w:tcPr>
             <w:tcW w:w="2880" w:type="dxa"/>
@@ -10585,25 +9517,7 @@
                 <w:sz w:val="20"/>
                 <w:szCs w:val="20"/>
               </w:rPr>
-              <w:t>“Please enter a valid 3–</w:t>
-            </w:r>
-            <w:proofErr w:type="gramStart"/>
-            <w:r>
-              <w:rPr>
-                <w:color w:val="222222"/>
-                <w:sz w:val="20"/>
-                <w:szCs w:val="20"/>
-              </w:rPr>
-              <w:t>4 character</w:t>
-            </w:r>
-            <w:proofErr w:type="gramEnd"/>
-            <w:r>
-              <w:rPr>
-                <w:color w:val="222222"/>
-                <w:sz w:val="20"/>
-                <w:szCs w:val="20"/>
-              </w:rPr>
-              <w:t xml:space="preserve"> ICAO code”</w:t>
+              <w:t>“Please enter a valid 3–4 character ICAO code”</w:t>
             </w:r>
           </w:p>
         </w:tc>
@@ -10637,12 +9551,6 @@
         </w:tc>
       </w:tr>
       <w:tr>
-        <w:tblPrEx>
-          <w:tblCellMar>
-            <w:top w:w="0" w:type="dxa"/>
-            <w:bottom w:w="0" w:type="dxa"/>
-          </w:tblCellMar>
-        </w:tblPrEx>
         <w:tc>
           <w:tcPr>
             <w:tcW w:w="2880" w:type="dxa"/>
@@ -10701,12 +9609,6 @@
         </w:tc>
       </w:tr>
       <w:tr>
-        <w:tblPrEx>
-          <w:tblCellMar>
-            <w:top w:w="0" w:type="dxa"/>
-            <w:bottom w:w="0" w:type="dxa"/>
-          </w:tblCellMar>
-        </w:tblPrEx>
         <w:tc>
           <w:tcPr>
             <w:tcW w:w="2880" w:type="dxa"/>
@@ -10783,12 +9685,6 @@
         </w:tc>
       </w:tr>
       <w:tr>
-        <w:tblPrEx>
-          <w:tblCellMar>
-            <w:top w:w="0" w:type="dxa"/>
-            <w:bottom w:w="0" w:type="dxa"/>
-          </w:tblCellMar>
-        </w:tblPrEx>
         <w:tc>
           <w:tcPr>
             <w:tcW w:w="2880" w:type="dxa"/>
@@ -10847,12 +9743,6 @@
         </w:tc>
       </w:tr>
       <w:tr>
-        <w:tblPrEx>
-          <w:tblCellMar>
-            <w:top w:w="0" w:type="dxa"/>
-            <w:bottom w:w="0" w:type="dxa"/>
-          </w:tblCellMar>
-        </w:tblPrEx>
         <w:tc>
           <w:tcPr>
             <w:tcW w:w="2880" w:type="dxa"/>
@@ -10911,12 +9801,6 @@
         </w:tc>
       </w:tr>
       <w:tr>
-        <w:tblPrEx>
-          <w:tblCellMar>
-            <w:top w:w="0" w:type="dxa"/>
-            <w:bottom w:w="0" w:type="dxa"/>
-          </w:tblCellMar>
-        </w:tblPrEx>
         <w:tc>
           <w:tcPr>
             <w:tcW w:w="2880" w:type="dxa"/>
@@ -10986,13 +9870,8 @@
       </w:pPr>
       <w:bookmarkStart w:id="56" w:name="stale_data"/>
       <w:bookmarkStart w:id="57" w:name="_Toc227855024"/>
-      <w:proofErr w:type="gramStart"/>
-      <w:r>
-        <w:t>8.2  Data</w:t>
-      </w:r>
-      <w:proofErr w:type="gramEnd"/>
-      <w:r>
-        <w:t xml:space="preserve"> Appears Stale</w:t>
+      <w:r>
+        <w:t>8.2  Data Appears Stale</w:t>
       </w:r>
       <w:bookmarkEnd w:id="56"/>
       <w:bookmarkEnd w:id="57"/>
@@ -11033,13 +9912,8 @@
       </w:pPr>
       <w:bookmarkStart w:id="58" w:name="map_issues"/>
       <w:bookmarkStart w:id="59" w:name="_Toc227855025"/>
-      <w:proofErr w:type="gramStart"/>
-      <w:r>
-        <w:t>8.3  Map</w:t>
-      </w:r>
-      <w:proofErr w:type="gramEnd"/>
-      <w:r>
-        <w:t xml:space="preserve"> Does Not Load</w:t>
+      <w:r>
+        <w:t>8.3  Map Does Not Load</w:t>
       </w:r>
       <w:bookmarkEnd w:id="58"/>
       <w:bookmarkEnd w:id="59"/>
@@ -11110,13 +9984,8 @@
       </w:pPr>
       <w:bookmarkStart w:id="60" w:name="charts_issues"/>
       <w:bookmarkStart w:id="61" w:name="_Toc227855026"/>
-      <w:proofErr w:type="gramStart"/>
-      <w:r>
-        <w:t>8.4  Charts</w:t>
-      </w:r>
-      <w:proofErr w:type="gramEnd"/>
-      <w:r>
-        <w:t xml:space="preserve"> Tab Is Empty or Shows an Error</w:t>
+      <w:r>
+        <w:t>8.4  Charts Tab Is Empty or Shows an Error</w:t>
       </w:r>
       <w:bookmarkEnd w:id="60"/>
       <w:bookmarkEnd w:id="61"/>
@@ -11193,15 +10062,7 @@
       <w:bookmarkStart w:id="63" w:name="_Toc227855027"/>
       <w:r>
         <w:lastRenderedPageBreak/>
-        <w:t>9</w:t>
-      </w:r>
-      <w:proofErr w:type="gramStart"/>
-      <w:r>
-        <w:t>.  Data</w:t>
-      </w:r>
-      <w:proofErr w:type="gramEnd"/>
-      <w:r>
-        <w:t xml:space="preserve"> Sources</w:t>
+        <w:t>9.  Data Sources</w:t>
       </w:r>
       <w:bookmarkEnd w:id="62"/>
       <w:bookmarkEnd w:id="63"/>
@@ -11228,12 +10089,6 @@
         <w:gridCol w:w="6480"/>
       </w:tblGrid>
       <w:tr>
-        <w:tblPrEx>
-          <w:tblCellMar>
-            <w:top w:w="0" w:type="dxa"/>
-            <w:bottom w:w="0" w:type="dxa"/>
-          </w:tblCellMar>
-        </w:tblPrEx>
         <w:tc>
           <w:tcPr>
             <w:tcW w:w="2880" w:type="dxa"/>
@@ -11296,12 +10151,6 @@
         </w:tc>
       </w:tr>
       <w:tr>
-        <w:tblPrEx>
-          <w:tblCellMar>
-            <w:top w:w="0" w:type="dxa"/>
-            <w:bottom w:w="0" w:type="dxa"/>
-          </w:tblCellMar>
-        </w:tblPrEx>
         <w:tc>
           <w:tcPr>
             <w:tcW w:w="2880" w:type="dxa"/>
@@ -11360,12 +10209,6 @@
         </w:tc>
       </w:tr>
       <w:tr>
-        <w:tblPrEx>
-          <w:tblCellMar>
-            <w:top w:w="0" w:type="dxa"/>
-            <w:bottom w:w="0" w:type="dxa"/>
-          </w:tblCellMar>
-        </w:tblPrEx>
         <w:tc>
           <w:tcPr>
             <w:tcW w:w="2880" w:type="dxa"/>
@@ -11434,12 +10277,6 @@
         </w:tc>
       </w:tr>
       <w:tr>
-        <w:tblPrEx>
-          <w:tblCellMar>
-            <w:top w:w="0" w:type="dxa"/>
-            <w:bottom w:w="0" w:type="dxa"/>
-          </w:tblCellMar>
-        </w:tblPrEx>
         <w:tc>
           <w:tcPr>
             <w:tcW w:w="2880" w:type="dxa"/>
@@ -11498,12 +10335,6 @@
         </w:tc>
       </w:tr>
       <w:tr>
-        <w:tblPrEx>
-          <w:tblCellMar>
-            <w:top w:w="0" w:type="dxa"/>
-            <w:bottom w:w="0" w:type="dxa"/>
-          </w:tblCellMar>
-        </w:tblPrEx>
         <w:tc>
           <w:tcPr>
             <w:tcW w:w="2880" w:type="dxa"/>
@@ -11564,12 +10395,6 @@
         </w:tc>
       </w:tr>
       <w:tr>
-        <w:tblPrEx>
-          <w:tblCellMar>
-            <w:top w:w="0" w:type="dxa"/>
-            <w:bottom w:w="0" w:type="dxa"/>
-          </w:tblCellMar>
-        </w:tblPrEx>
         <w:tc>
           <w:tcPr>
             <w:tcW w:w="2880" w:type="dxa"/>
@@ -11630,12 +10455,6 @@
         </w:tc>
       </w:tr>
       <w:tr>
-        <w:tblPrEx>
-          <w:tblCellMar>
-            <w:top w:w="0" w:type="dxa"/>
-            <w:bottom w:w="0" w:type="dxa"/>
-          </w:tblCellMar>
-        </w:tblPrEx>
         <w:tc>
           <w:tcPr>
             <w:tcW w:w="2880" w:type="dxa"/>
@@ -11707,21 +10526,7 @@
         <w:rPr>
           <w:color w:val="222222"/>
         </w:rPr>
-        <w:t xml:space="preserve">All external services are accessed over HTTPS. METAR Lookup does not </w:t>
-      </w:r>
-      <w:proofErr w:type="gramStart"/>
-      <w:r>
-        <w:rPr>
-          <w:color w:val="222222"/>
-        </w:rPr>
-        <w:t>cache</w:t>
-      </w:r>
-      <w:proofErr w:type="gramEnd"/>
-      <w:r>
-        <w:rPr>
-          <w:color w:val="222222"/>
-        </w:rPr>
-        <w:t xml:space="preserve"> weather data between sessions; every lookup retrieves fresh data from the source.</w:t>
+        <w:t>All external services are accessed over HTTPS. METAR Lookup does not cache weather data between sessions; every lookup retrieves fresh data from the source.</w:t>
       </w:r>
     </w:p>
     <w:p>
@@ -11736,15 +10541,7 @@
       <w:bookmarkStart w:id="64" w:name="quick_reference"/>
       <w:bookmarkStart w:id="65" w:name="_Toc227855028"/>
       <w:r>
-        <w:t>10</w:t>
-      </w:r>
-      <w:proofErr w:type="gramStart"/>
-      <w:r>
-        <w:t>.  Quick</w:t>
-      </w:r>
-      <w:proofErr w:type="gramEnd"/>
-      <w:r>
-        <w:t xml:space="preserve"> Reference</w:t>
+        <w:t>10.  Quick Reference</w:t>
       </w:r>
       <w:bookmarkEnd w:id="64"/>
       <w:bookmarkEnd w:id="65"/>
@@ -11787,12 +10584,6 @@
         <w:gridCol w:w="3480"/>
       </w:tblGrid>
       <w:tr>
-        <w:tblPrEx>
-          <w:tblCellMar>
-            <w:top w:w="0" w:type="dxa"/>
-            <w:bottom w:w="0" w:type="dxa"/>
-          </w:tblCellMar>
-        </w:tblPrEx>
         <w:tc>
           <w:tcPr>
             <w:tcW w:w="2400" w:type="dxa"/>
@@ -11885,12 +10676,6 @@
         </w:tc>
       </w:tr>
       <w:tr>
-        <w:tblPrEx>
-          <w:tblCellMar>
-            <w:top w:w="0" w:type="dxa"/>
-            <w:bottom w:w="0" w:type="dxa"/>
-          </w:tblCellMar>
-        </w:tblPrEx>
         <w:tc>
           <w:tcPr>
             <w:tcW w:w="2400" w:type="dxa"/>
@@ -11915,25 +10700,7 @@
                 <w:sz w:val="20"/>
                 <w:szCs w:val="20"/>
               </w:rPr>
-              <w:t xml:space="preserve">Look </w:t>
-            </w:r>
-            <w:proofErr w:type="gramStart"/>
-            <w:r>
-              <w:rPr>
-                <w:color w:val="222222"/>
-                <w:sz w:val="20"/>
-                <w:szCs w:val="20"/>
-              </w:rPr>
-              <w:t>up</w:t>
-            </w:r>
-            <w:proofErr w:type="gramEnd"/>
-            <w:r>
-              <w:rPr>
-                <w:color w:val="222222"/>
-                <w:sz w:val="20"/>
-                <w:szCs w:val="20"/>
-              </w:rPr>
-              <w:t xml:space="preserve"> an airport</w:t>
+              <w:t>Look up an airport</w:t>
             </w:r>
           </w:p>
         </w:tc>
@@ -11961,7 +10728,7 @@
                 <w:sz w:val="20"/>
                 <w:szCs w:val="20"/>
               </w:rPr>
-              <w:t>Type ICAO → Enter, or click Lookup</w:t>
+              <w:t>Type name/city/ICAO → select from dropdown, or Enter</w:t>
             </w:r>
           </w:p>
         </w:tc>
@@ -11995,12 +10762,6 @@
         </w:tc>
       </w:tr>
       <w:tr>
-        <w:tblPrEx>
-          <w:tblCellMar>
-            <w:top w:w="0" w:type="dxa"/>
-            <w:bottom w:w="0" w:type="dxa"/>
-          </w:tblCellMar>
-        </w:tblPrEx>
         <w:tc>
           <w:tcPr>
             <w:tcW w:w="2400" w:type="dxa"/>
@@ -12087,12 +10848,6 @@
         </w:tc>
       </w:tr>
       <w:tr>
-        <w:tblPrEx>
-          <w:tblCellMar>
-            <w:top w:w="0" w:type="dxa"/>
-            <w:bottom w:w="0" w:type="dxa"/>
-          </w:tblCellMar>
-        </w:tblPrEx>
         <w:tc>
           <w:tcPr>
             <w:tcW w:w="2400" w:type="dxa"/>
@@ -12179,12 +10934,6 @@
         </w:tc>
       </w:tr>
       <w:tr>
-        <w:tblPrEx>
-          <w:tblCellMar>
-            <w:top w:w="0" w:type="dxa"/>
-            <w:bottom w:w="0" w:type="dxa"/>
-          </w:tblCellMar>
-        </w:tblPrEx>
         <w:tc>
           <w:tcPr>
             <w:tcW w:w="2400" w:type="dxa"/>
@@ -12271,12 +11020,6 @@
         </w:tc>
       </w:tr>
       <w:tr>
-        <w:tblPrEx>
-          <w:tblCellMar>
-            <w:top w:w="0" w:type="dxa"/>
-            <w:bottom w:w="0" w:type="dxa"/>
-          </w:tblCellMar>
-        </w:tblPrEx>
         <w:tc>
           <w:tcPr>
             <w:tcW w:w="2400" w:type="dxa"/>
@@ -12363,12 +11106,6 @@
         </w:tc>
       </w:tr>
       <w:tr>
-        <w:tblPrEx>
-          <w:tblCellMar>
-            <w:top w:w="0" w:type="dxa"/>
-            <w:bottom w:w="0" w:type="dxa"/>
-          </w:tblCellMar>
-        </w:tblPrEx>
         <w:tc>
           <w:tcPr>
             <w:tcW w:w="2400" w:type="dxa"/>
@@ -12455,12 +11192,6 @@
         </w:tc>
       </w:tr>
       <w:tr>
-        <w:tblPrEx>
-          <w:tblCellMar>
-            <w:top w:w="0" w:type="dxa"/>
-            <w:bottom w:w="0" w:type="dxa"/>
-          </w:tblCellMar>
-        </w:tblPrEx>
         <w:tc>
           <w:tcPr>
             <w:tcW w:w="2400" w:type="dxa"/>
@@ -12485,25 +11216,7 @@
                 <w:sz w:val="20"/>
                 <w:szCs w:val="20"/>
               </w:rPr>
-              <w:t xml:space="preserve">Look </w:t>
-            </w:r>
-            <w:proofErr w:type="gramStart"/>
-            <w:r>
-              <w:rPr>
-                <w:color w:val="222222"/>
-                <w:sz w:val="20"/>
-                <w:szCs w:val="20"/>
-              </w:rPr>
-              <w:t>up</w:t>
-            </w:r>
-            <w:proofErr w:type="gramEnd"/>
-            <w:r>
-              <w:rPr>
-                <w:color w:val="222222"/>
-                <w:sz w:val="20"/>
-                <w:szCs w:val="20"/>
-              </w:rPr>
-              <w:t xml:space="preserve"> a nearby station</w:t>
+              <w:t>Look up a nearby station</w:t>
             </w:r>
           </w:p>
         </w:tc>
@@ -12565,12 +11278,6 @@
         </w:tc>
       </w:tr>
       <w:tr>
-        <w:tblPrEx>
-          <w:tblCellMar>
-            <w:top w:w="0" w:type="dxa"/>
-            <w:bottom w:w="0" w:type="dxa"/>
-          </w:tblCellMar>
-        </w:tblPrEx>
         <w:tc>
           <w:tcPr>
             <w:tcW w:w="2400" w:type="dxa"/>
@@ -12657,12 +11364,6 @@
         </w:tc>
       </w:tr>
       <w:tr>
-        <w:tblPrEx>
-          <w:tblCellMar>
-            <w:top w:w="0" w:type="dxa"/>
-            <w:bottom w:w="0" w:type="dxa"/>
-          </w:tblCellMar>
-        </w:tblPrEx>
         <w:tc>
           <w:tcPr>
             <w:tcW w:w="2400" w:type="dxa"/>
@@ -12749,11 +11450,6 @@
         </w:tc>
       </w:tr>
     </w:tbl>
-    <w:p>
-      <w:pPr>
-        <w:spacing w:after="240"/>
-      </w:pPr>
-    </w:p>
     <w:p>
       <w:pPr>
         <w:pBdr>
@@ -12778,43 +11474,7 @@
           <w:sz w:val="18"/>
           <w:szCs w:val="18"/>
         </w:rPr>
-        <w:t xml:space="preserve">METAR Lookup </w:t>
-      </w:r>
-      <w:proofErr w:type="gramStart"/>
-      <w:r>
-        <w:rPr>
-          <w:color w:val="888888"/>
-          <w:sz w:val="18"/>
-          <w:szCs w:val="18"/>
-        </w:rPr>
-        <w:t>v2.0  •</w:t>
-      </w:r>
-      <w:proofErr w:type="gramEnd"/>
-      <w:r>
-        <w:rPr>
-          <w:color w:val="888888"/>
-          <w:sz w:val="18"/>
-          <w:szCs w:val="18"/>
-        </w:rPr>
-        <w:t xml:space="preserve">  User </w:t>
-      </w:r>
-      <w:proofErr w:type="gramStart"/>
-      <w:r>
-        <w:rPr>
-          <w:color w:val="888888"/>
-          <w:sz w:val="18"/>
-          <w:szCs w:val="18"/>
-        </w:rPr>
-        <w:t>Manual  •</w:t>
-      </w:r>
-      <w:proofErr w:type="gramEnd"/>
-      <w:r>
-        <w:rPr>
-          <w:color w:val="888888"/>
-          <w:sz w:val="18"/>
-          <w:szCs w:val="18"/>
-        </w:rPr>
-        <w:t xml:space="preserve">  April 2026</w:t>
+        <w:t>METAR Lookup v2.1  •  User Manual  •  April 2026</w:t>
       </w:r>
     </w:p>
     <w:p>
@@ -12870,25 +11530,7 @@
           <w:sz w:val="18"/>
           <w:szCs w:val="18"/>
         </w:rPr>
-        <w:t>Data: aviationweather.gov (NOAA/</w:t>
-      </w:r>
-      <w:proofErr w:type="gramStart"/>
-      <w:r>
-        <w:rPr>
-          <w:color w:val="AAAAAA"/>
-          <w:sz w:val="18"/>
-          <w:szCs w:val="18"/>
-        </w:rPr>
-        <w:t>NWS) •</w:t>
-      </w:r>
-      <w:proofErr w:type="gramEnd"/>
-      <w:r>
-        <w:rPr>
-          <w:color w:val="AAAAAA"/>
-          <w:sz w:val="18"/>
-          <w:szCs w:val="18"/>
-        </w:rPr>
-        <w:t xml:space="preserve"> Not for operational flight planning</w:t>
+        <w:t>Data: aviationweather.gov (NOAA/NWS) • Not for operational flight planning</w:t>
       </w:r>
     </w:p>
     <w:sectPr>
@@ -13755,6 +12397,7 @@
   <w:style w:type="character" w:default="1" w:styleId="DefaultParagraphFont">
     <w:name w:val="Default Paragraph Font"/>
     <w:uiPriority w:val="1"/>
+    <w:semiHidden/>
     <w:unhideWhenUsed/>
   </w:style>
   <w:style w:type="table" w:default="1" w:styleId="TableNormal">

--- a/METAR_Lookup_User_Manual.docx
+++ b/METAR_Lookup_User_Manual.docx
@@ -98,17 +98,9 @@
     <w:p>
       <w:r>
         <w:tab/>
-      </w:r>
-      <w:r>
         <w:tab/>
-      </w:r>
-      <w:r>
         <w:tab/>
-      </w:r>
-      <w:r>
         <w:tab/>
-      </w:r>
-      <w:r>
         <w:tab/>
       </w:r>
     </w:p>
@@ -262,7 +254,7 @@
         <w:rPr>
           <w:color w:val="888888"/>
         </w:rPr>
-        <w:t>Revised April 2026</w:t>
+        <w:t>Revised May 2026</w:t>
       </w:r>
     </w:p>
     <w:p>
@@ -325,11 +317,7 @@
           </w:pPr>
           <w:r>
             <w:fldChar w:fldCharType="begin"/>
-          </w:r>
-          <w:r>
             <w:instrText>TOC \h \o "1-3"</w:instrText>
-          </w:r>
-          <w:r>
             <w:fldChar w:fldCharType="separate"/>
           </w:r>
           <w:hyperlink w:anchor="_Toc227854989" w:history="1">
@@ -345,40 +333,10 @@
                 <w:noProof/>
               </w:rPr>
               <w:tab/>
-            </w:r>
-            <w:r>
-              <w:rPr>
-                <w:noProof/>
-              </w:rPr>
               <w:fldChar w:fldCharType="begin"/>
-            </w:r>
-            <w:r>
-              <w:rPr>
-                <w:noProof/>
-              </w:rPr>
               <w:instrText xml:space="preserve"> PAGEREF _Toc227854989 \h </w:instrText>
-            </w:r>
-            <w:r>
-              <w:rPr>
-                <w:noProof/>
-              </w:rPr>
-            </w:r>
-            <w:r>
-              <w:rPr>
-                <w:noProof/>
-              </w:rPr>
               <w:fldChar w:fldCharType="separate"/>
-            </w:r>
-            <w:r>
-              <w:rPr>
-                <w:noProof/>
-              </w:rPr>
               <w:t>2</w:t>
-            </w:r>
-            <w:r>
-              <w:rPr>
-                <w:noProof/>
-              </w:rPr>
               <w:fldChar w:fldCharType="end"/>
             </w:r>
           </w:hyperlink>
@@ -411,40 +369,10 @@
                 <w:noProof/>
               </w:rPr>
               <w:tab/>
-            </w:r>
-            <w:r>
-              <w:rPr>
-                <w:noProof/>
-              </w:rPr>
               <w:fldChar w:fldCharType="begin"/>
-            </w:r>
-            <w:r>
-              <w:rPr>
-                <w:noProof/>
-              </w:rPr>
               <w:instrText xml:space="preserve"> PAGEREF _Toc227854990 \h </w:instrText>
-            </w:r>
-            <w:r>
-              <w:rPr>
-                <w:noProof/>
-              </w:rPr>
-            </w:r>
-            <w:r>
-              <w:rPr>
-                <w:noProof/>
-              </w:rPr>
               <w:fldChar w:fldCharType="separate"/>
-            </w:r>
-            <w:r>
-              <w:rPr>
-                <w:noProof/>
-              </w:rPr>
               <w:t>4</w:t>
-            </w:r>
-            <w:r>
-              <w:rPr>
-                <w:noProof/>
-              </w:rPr>
               <w:fldChar w:fldCharType="end"/>
             </w:r>
           </w:hyperlink>
@@ -477,40 +405,10 @@
                 <w:noProof/>
               </w:rPr>
               <w:tab/>
-            </w:r>
-            <w:r>
-              <w:rPr>
-                <w:noProof/>
-              </w:rPr>
               <w:fldChar w:fldCharType="begin"/>
-            </w:r>
-            <w:r>
-              <w:rPr>
-                <w:noProof/>
-              </w:rPr>
               <w:instrText xml:space="preserve"> PAGEREF _Toc227854991 \h </w:instrText>
-            </w:r>
-            <w:r>
-              <w:rPr>
-                <w:noProof/>
-              </w:rPr>
-            </w:r>
-            <w:r>
-              <w:rPr>
-                <w:noProof/>
-              </w:rPr>
               <w:fldChar w:fldCharType="separate"/>
-            </w:r>
-            <w:r>
-              <w:rPr>
-                <w:noProof/>
-              </w:rPr>
               <w:t>4</w:t>
-            </w:r>
-            <w:r>
-              <w:rPr>
-                <w:noProof/>
-              </w:rPr>
               <w:fldChar w:fldCharType="end"/>
             </w:r>
           </w:hyperlink>
@@ -543,40 +441,10 @@
                 <w:noProof/>
               </w:rPr>
               <w:tab/>
-            </w:r>
-            <w:r>
-              <w:rPr>
-                <w:noProof/>
-              </w:rPr>
               <w:fldChar w:fldCharType="begin"/>
-            </w:r>
-            <w:r>
-              <w:rPr>
-                <w:noProof/>
-              </w:rPr>
               <w:instrText xml:space="preserve"> PAGEREF _Toc227854992 \h </w:instrText>
-            </w:r>
-            <w:r>
-              <w:rPr>
-                <w:noProof/>
-              </w:rPr>
-            </w:r>
-            <w:r>
-              <w:rPr>
-                <w:noProof/>
-              </w:rPr>
               <w:fldChar w:fldCharType="separate"/>
-            </w:r>
-            <w:r>
-              <w:rPr>
-                <w:noProof/>
-              </w:rPr>
               <w:t>5</w:t>
-            </w:r>
-            <w:r>
-              <w:rPr>
-                <w:noProof/>
-              </w:rPr>
               <w:fldChar w:fldCharType="end"/>
             </w:r>
           </w:hyperlink>
@@ -609,40 +477,10 @@
                 <w:noProof/>
               </w:rPr>
               <w:tab/>
-            </w:r>
-            <w:r>
-              <w:rPr>
-                <w:noProof/>
-              </w:rPr>
               <w:fldChar w:fldCharType="begin"/>
-            </w:r>
-            <w:r>
-              <w:rPr>
-                <w:noProof/>
-              </w:rPr>
               <w:instrText xml:space="preserve"> PAGEREF _Toc227854993 \h </w:instrText>
-            </w:r>
-            <w:r>
-              <w:rPr>
-                <w:noProof/>
-              </w:rPr>
-            </w:r>
-            <w:r>
-              <w:rPr>
-                <w:noProof/>
-              </w:rPr>
               <w:fldChar w:fldCharType="separate"/>
-            </w:r>
-            <w:r>
-              <w:rPr>
-                <w:noProof/>
-              </w:rPr>
               <w:t>5</w:t>
-            </w:r>
-            <w:r>
-              <w:rPr>
-                <w:noProof/>
-              </w:rPr>
               <w:fldChar w:fldCharType="end"/>
             </w:r>
           </w:hyperlink>
@@ -675,40 +513,10 @@
                 <w:noProof/>
               </w:rPr>
               <w:tab/>
-            </w:r>
-            <w:r>
-              <w:rPr>
-                <w:noProof/>
-              </w:rPr>
               <w:fldChar w:fldCharType="begin"/>
-            </w:r>
-            <w:r>
-              <w:rPr>
-                <w:noProof/>
-              </w:rPr>
               <w:instrText xml:space="preserve"> PAGEREF _Toc227854994 \h </w:instrText>
-            </w:r>
-            <w:r>
-              <w:rPr>
-                <w:noProof/>
-              </w:rPr>
-            </w:r>
-            <w:r>
-              <w:rPr>
-                <w:noProof/>
-              </w:rPr>
               <w:fldChar w:fldCharType="separate"/>
-            </w:r>
-            <w:r>
-              <w:rPr>
-                <w:noProof/>
-              </w:rPr>
               <w:t>6</w:t>
-            </w:r>
-            <w:r>
-              <w:rPr>
-                <w:noProof/>
-              </w:rPr>
               <w:fldChar w:fldCharType="end"/>
             </w:r>
           </w:hyperlink>
@@ -741,40 +549,10 @@
                 <w:noProof/>
               </w:rPr>
               <w:tab/>
-            </w:r>
-            <w:r>
-              <w:rPr>
-                <w:noProof/>
-              </w:rPr>
               <w:fldChar w:fldCharType="begin"/>
-            </w:r>
-            <w:r>
-              <w:rPr>
-                <w:noProof/>
-              </w:rPr>
               <w:instrText xml:space="preserve"> PAGEREF _Toc227854995 \h </w:instrText>
-            </w:r>
-            <w:r>
-              <w:rPr>
-                <w:noProof/>
-              </w:rPr>
-            </w:r>
-            <w:r>
-              <w:rPr>
-                <w:noProof/>
-              </w:rPr>
               <w:fldChar w:fldCharType="separate"/>
-            </w:r>
-            <w:r>
-              <w:rPr>
-                <w:noProof/>
-              </w:rPr>
               <w:t>6</w:t>
-            </w:r>
-            <w:r>
-              <w:rPr>
-                <w:noProof/>
-              </w:rPr>
               <w:fldChar w:fldCharType="end"/>
             </w:r>
           </w:hyperlink>
@@ -807,40 +585,10 @@
                 <w:noProof/>
               </w:rPr>
               <w:tab/>
-            </w:r>
-            <w:r>
-              <w:rPr>
-                <w:noProof/>
-              </w:rPr>
               <w:fldChar w:fldCharType="begin"/>
-            </w:r>
-            <w:r>
-              <w:rPr>
-                <w:noProof/>
-              </w:rPr>
               <w:instrText xml:space="preserve"> PAGEREF _Toc227854996 \h </w:instrText>
-            </w:r>
-            <w:r>
-              <w:rPr>
-                <w:noProof/>
-              </w:rPr>
-            </w:r>
-            <w:r>
-              <w:rPr>
-                <w:noProof/>
-              </w:rPr>
               <w:fldChar w:fldCharType="separate"/>
-            </w:r>
-            <w:r>
-              <w:rPr>
-                <w:noProof/>
-              </w:rPr>
               <w:t>6</w:t>
-            </w:r>
-            <w:r>
-              <w:rPr>
-                <w:noProof/>
-              </w:rPr>
               <w:fldChar w:fldCharType="end"/>
             </w:r>
           </w:hyperlink>
@@ -873,40 +621,10 @@
                 <w:noProof/>
               </w:rPr>
               <w:tab/>
-            </w:r>
-            <w:r>
-              <w:rPr>
-                <w:noProof/>
-              </w:rPr>
               <w:fldChar w:fldCharType="begin"/>
-            </w:r>
-            <w:r>
-              <w:rPr>
-                <w:noProof/>
-              </w:rPr>
               <w:instrText xml:space="preserve"> PAGEREF _Toc227854997 \h </w:instrText>
-            </w:r>
-            <w:r>
-              <w:rPr>
-                <w:noProof/>
-              </w:rPr>
-            </w:r>
-            <w:r>
-              <w:rPr>
-                <w:noProof/>
-              </w:rPr>
               <w:fldChar w:fldCharType="separate"/>
-            </w:r>
-            <w:r>
-              <w:rPr>
-                <w:noProof/>
-              </w:rPr>
               <w:t>6</w:t>
-            </w:r>
-            <w:r>
-              <w:rPr>
-                <w:noProof/>
-              </w:rPr>
               <w:fldChar w:fldCharType="end"/>
             </w:r>
           </w:hyperlink>
@@ -939,40 +657,10 @@
                 <w:noProof/>
               </w:rPr>
               <w:tab/>
-            </w:r>
-            <w:r>
-              <w:rPr>
-                <w:noProof/>
-              </w:rPr>
               <w:fldChar w:fldCharType="begin"/>
-            </w:r>
-            <w:r>
-              <w:rPr>
-                <w:noProof/>
-              </w:rPr>
               <w:instrText xml:space="preserve"> PAGEREF _Toc227854998 \h </w:instrText>
-            </w:r>
-            <w:r>
-              <w:rPr>
-                <w:noProof/>
-              </w:rPr>
-            </w:r>
-            <w:r>
-              <w:rPr>
-                <w:noProof/>
-              </w:rPr>
               <w:fldChar w:fldCharType="separate"/>
-            </w:r>
-            <w:r>
-              <w:rPr>
-                <w:noProof/>
-              </w:rPr>
               <w:t>8</w:t>
-            </w:r>
-            <w:r>
-              <w:rPr>
-                <w:noProof/>
-              </w:rPr>
               <w:fldChar w:fldCharType="end"/>
             </w:r>
           </w:hyperlink>
@@ -1005,40 +693,10 @@
                 <w:noProof/>
               </w:rPr>
               <w:tab/>
-            </w:r>
-            <w:r>
-              <w:rPr>
-                <w:noProof/>
-              </w:rPr>
               <w:fldChar w:fldCharType="begin"/>
-            </w:r>
-            <w:r>
-              <w:rPr>
-                <w:noProof/>
-              </w:rPr>
               <w:instrText xml:space="preserve"> PAGEREF _Toc227854999 \h </w:instrText>
-            </w:r>
-            <w:r>
-              <w:rPr>
-                <w:noProof/>
-              </w:rPr>
-            </w:r>
-            <w:r>
-              <w:rPr>
-                <w:noProof/>
-              </w:rPr>
               <w:fldChar w:fldCharType="separate"/>
-            </w:r>
-            <w:r>
-              <w:rPr>
-                <w:noProof/>
-              </w:rPr>
               <w:t>8</w:t>
-            </w:r>
-            <w:r>
-              <w:rPr>
-                <w:noProof/>
-              </w:rPr>
               <w:fldChar w:fldCharType="end"/>
             </w:r>
           </w:hyperlink>
@@ -1071,40 +729,10 @@
                 <w:noProof/>
               </w:rPr>
               <w:tab/>
-            </w:r>
-            <w:r>
-              <w:rPr>
-                <w:noProof/>
-              </w:rPr>
               <w:fldChar w:fldCharType="begin"/>
-            </w:r>
-            <w:r>
-              <w:rPr>
-                <w:noProof/>
-              </w:rPr>
               <w:instrText xml:space="preserve"> PAGEREF _Toc227855000 \h </w:instrText>
-            </w:r>
-            <w:r>
-              <w:rPr>
-                <w:noProof/>
-              </w:rPr>
-            </w:r>
-            <w:r>
-              <w:rPr>
-                <w:noProof/>
-              </w:rPr>
               <w:fldChar w:fldCharType="separate"/>
-            </w:r>
-            <w:r>
-              <w:rPr>
-                <w:noProof/>
-              </w:rPr>
               <w:t>8</w:t>
-            </w:r>
-            <w:r>
-              <w:rPr>
-                <w:noProof/>
-              </w:rPr>
               <w:fldChar w:fldCharType="end"/>
             </w:r>
           </w:hyperlink>
@@ -1137,40 +765,10 @@
                 <w:noProof/>
               </w:rPr>
               <w:tab/>
-            </w:r>
-            <w:r>
-              <w:rPr>
-                <w:noProof/>
-              </w:rPr>
               <w:fldChar w:fldCharType="begin"/>
-            </w:r>
-            <w:r>
-              <w:rPr>
-                <w:noProof/>
-              </w:rPr>
               <w:instrText xml:space="preserve"> PAGEREF _Toc227855001 \h </w:instrText>
-            </w:r>
-            <w:r>
-              <w:rPr>
-                <w:noProof/>
-              </w:rPr>
-            </w:r>
-            <w:r>
-              <w:rPr>
-                <w:noProof/>
-              </w:rPr>
               <w:fldChar w:fldCharType="separate"/>
-            </w:r>
-            <w:r>
-              <w:rPr>
-                <w:noProof/>
-              </w:rPr>
               <w:t>8</w:t>
-            </w:r>
-            <w:r>
-              <w:rPr>
-                <w:noProof/>
-              </w:rPr>
               <w:fldChar w:fldCharType="end"/>
             </w:r>
           </w:hyperlink>
@@ -1203,40 +801,10 @@
                 <w:noProof/>
               </w:rPr>
               <w:tab/>
-            </w:r>
-            <w:r>
-              <w:rPr>
-                <w:noProof/>
-              </w:rPr>
               <w:fldChar w:fldCharType="begin"/>
-            </w:r>
-            <w:r>
-              <w:rPr>
-                <w:noProof/>
-              </w:rPr>
               <w:instrText xml:space="preserve"> PAGEREF _Toc227855002 \h </w:instrText>
-            </w:r>
-            <w:r>
-              <w:rPr>
-                <w:noProof/>
-              </w:rPr>
-            </w:r>
-            <w:r>
-              <w:rPr>
-                <w:noProof/>
-              </w:rPr>
               <w:fldChar w:fldCharType="separate"/>
-            </w:r>
-            <w:r>
-              <w:rPr>
-                <w:noProof/>
-              </w:rPr>
               <w:t>8</w:t>
-            </w:r>
-            <w:r>
-              <w:rPr>
-                <w:noProof/>
-              </w:rPr>
               <w:fldChar w:fldCharType="end"/>
             </w:r>
           </w:hyperlink>
@@ -1269,40 +837,10 @@
                 <w:noProof/>
               </w:rPr>
               <w:tab/>
-            </w:r>
-            <w:r>
-              <w:rPr>
-                <w:noProof/>
-              </w:rPr>
               <w:fldChar w:fldCharType="begin"/>
-            </w:r>
-            <w:r>
-              <w:rPr>
-                <w:noProof/>
-              </w:rPr>
               <w:instrText xml:space="preserve"> PAGEREF _Toc227855003 \h </w:instrText>
-            </w:r>
-            <w:r>
-              <w:rPr>
-                <w:noProof/>
-              </w:rPr>
-            </w:r>
-            <w:r>
-              <w:rPr>
-                <w:noProof/>
-              </w:rPr>
               <w:fldChar w:fldCharType="separate"/>
-            </w:r>
-            <w:r>
-              <w:rPr>
-                <w:noProof/>
-              </w:rPr>
               <w:t>9</w:t>
-            </w:r>
-            <w:r>
-              <w:rPr>
-                <w:noProof/>
-              </w:rPr>
               <w:fldChar w:fldCharType="end"/>
             </w:r>
           </w:hyperlink>
@@ -1335,40 +873,10 @@
                 <w:noProof/>
               </w:rPr>
               <w:tab/>
-            </w:r>
-            <w:r>
-              <w:rPr>
-                <w:noProof/>
-              </w:rPr>
               <w:fldChar w:fldCharType="begin"/>
-            </w:r>
-            <w:r>
-              <w:rPr>
-                <w:noProof/>
-              </w:rPr>
               <w:instrText xml:space="preserve"> PAGEREF _Toc227855004 \h </w:instrText>
-            </w:r>
-            <w:r>
-              <w:rPr>
-                <w:noProof/>
-              </w:rPr>
-            </w:r>
-            <w:r>
-              <w:rPr>
-                <w:noProof/>
-              </w:rPr>
               <w:fldChar w:fldCharType="separate"/>
-            </w:r>
-            <w:r>
-              <w:rPr>
-                <w:noProof/>
-              </w:rPr>
               <w:t>9</w:t>
-            </w:r>
-            <w:r>
-              <w:rPr>
-                <w:noProof/>
-              </w:rPr>
               <w:fldChar w:fldCharType="end"/>
             </w:r>
           </w:hyperlink>
@@ -1401,40 +909,10 @@
                 <w:noProof/>
               </w:rPr>
               <w:tab/>
-            </w:r>
-            <w:r>
-              <w:rPr>
-                <w:noProof/>
-              </w:rPr>
               <w:fldChar w:fldCharType="begin"/>
-            </w:r>
-            <w:r>
-              <w:rPr>
-                <w:noProof/>
-              </w:rPr>
               <w:instrText xml:space="preserve"> PAGEREF _Toc227855005 \h </w:instrText>
-            </w:r>
-            <w:r>
-              <w:rPr>
-                <w:noProof/>
-              </w:rPr>
-            </w:r>
-            <w:r>
-              <w:rPr>
-                <w:noProof/>
-              </w:rPr>
               <w:fldChar w:fldCharType="separate"/>
-            </w:r>
-            <w:r>
-              <w:rPr>
-                <w:noProof/>
-              </w:rPr>
               <w:t>9</w:t>
-            </w:r>
-            <w:r>
-              <w:rPr>
-                <w:noProof/>
-              </w:rPr>
               <w:fldChar w:fldCharType="end"/>
             </w:r>
           </w:hyperlink>
@@ -1467,40 +945,10 @@
                 <w:noProof/>
               </w:rPr>
               <w:tab/>
-            </w:r>
-            <w:r>
-              <w:rPr>
-                <w:noProof/>
-              </w:rPr>
               <w:fldChar w:fldCharType="begin"/>
-            </w:r>
-            <w:r>
-              <w:rPr>
-                <w:noProof/>
-              </w:rPr>
               <w:instrText xml:space="preserve"> PAGEREF _Toc227855006 \h </w:instrText>
-            </w:r>
-            <w:r>
-              <w:rPr>
-                <w:noProof/>
-              </w:rPr>
-            </w:r>
-            <w:r>
-              <w:rPr>
-                <w:noProof/>
-              </w:rPr>
               <w:fldChar w:fldCharType="separate"/>
-            </w:r>
-            <w:r>
-              <w:rPr>
-                <w:noProof/>
-              </w:rPr>
               <w:t>10</w:t>
-            </w:r>
-            <w:r>
-              <w:rPr>
-                <w:noProof/>
-              </w:rPr>
               <w:fldChar w:fldCharType="end"/>
             </w:r>
           </w:hyperlink>
@@ -1533,40 +981,10 @@
                 <w:noProof/>
               </w:rPr>
               <w:tab/>
-            </w:r>
-            <w:r>
-              <w:rPr>
-                <w:noProof/>
-              </w:rPr>
               <w:fldChar w:fldCharType="begin"/>
-            </w:r>
-            <w:r>
-              <w:rPr>
-                <w:noProof/>
-              </w:rPr>
               <w:instrText xml:space="preserve"> PAGEREF _Toc227855007 \h </w:instrText>
-            </w:r>
-            <w:r>
-              <w:rPr>
-                <w:noProof/>
-              </w:rPr>
-            </w:r>
-            <w:r>
-              <w:rPr>
-                <w:noProof/>
-              </w:rPr>
               <w:fldChar w:fldCharType="separate"/>
-            </w:r>
-            <w:r>
-              <w:rPr>
-                <w:noProof/>
-              </w:rPr>
               <w:t>10</w:t>
-            </w:r>
-            <w:r>
-              <w:rPr>
-                <w:noProof/>
-              </w:rPr>
               <w:fldChar w:fldCharType="end"/>
             </w:r>
           </w:hyperlink>
@@ -1599,40 +1017,10 @@
                 <w:noProof/>
               </w:rPr>
               <w:tab/>
-            </w:r>
-            <w:r>
-              <w:rPr>
-                <w:noProof/>
-              </w:rPr>
               <w:fldChar w:fldCharType="begin"/>
-            </w:r>
-            <w:r>
-              <w:rPr>
-                <w:noProof/>
-              </w:rPr>
               <w:instrText xml:space="preserve"> PAGEREF _Toc227855008 \h </w:instrText>
-            </w:r>
-            <w:r>
-              <w:rPr>
-                <w:noProof/>
-              </w:rPr>
-            </w:r>
-            <w:r>
-              <w:rPr>
-                <w:noProof/>
-              </w:rPr>
               <w:fldChar w:fldCharType="separate"/>
-            </w:r>
-            <w:r>
-              <w:rPr>
-                <w:noProof/>
-              </w:rPr>
               <w:t>10</w:t>
-            </w:r>
-            <w:r>
-              <w:rPr>
-                <w:noProof/>
-              </w:rPr>
               <w:fldChar w:fldCharType="end"/>
             </w:r>
           </w:hyperlink>
@@ -1665,40 +1053,10 @@
                 <w:noProof/>
               </w:rPr>
               <w:tab/>
-            </w:r>
-            <w:r>
-              <w:rPr>
-                <w:noProof/>
-              </w:rPr>
               <w:fldChar w:fldCharType="begin"/>
-            </w:r>
-            <w:r>
-              <w:rPr>
-                <w:noProof/>
-              </w:rPr>
               <w:instrText xml:space="preserve"> PAGEREF _Toc227855009 \h </w:instrText>
-            </w:r>
-            <w:r>
-              <w:rPr>
-                <w:noProof/>
-              </w:rPr>
-            </w:r>
-            <w:r>
-              <w:rPr>
-                <w:noProof/>
-              </w:rPr>
               <w:fldChar w:fldCharType="separate"/>
-            </w:r>
-            <w:r>
-              <w:rPr>
-                <w:noProof/>
-              </w:rPr>
               <w:t>10</w:t>
-            </w:r>
-            <w:r>
-              <w:rPr>
-                <w:noProof/>
-              </w:rPr>
               <w:fldChar w:fldCharType="end"/>
             </w:r>
           </w:hyperlink>
@@ -1731,40 +1089,10 @@
                 <w:noProof/>
               </w:rPr>
               <w:tab/>
-            </w:r>
-            <w:r>
-              <w:rPr>
-                <w:noProof/>
-              </w:rPr>
               <w:fldChar w:fldCharType="begin"/>
-            </w:r>
-            <w:r>
-              <w:rPr>
-                <w:noProof/>
-              </w:rPr>
               <w:instrText xml:space="preserve"> PAGEREF _Toc227855010 \h </w:instrText>
-            </w:r>
-            <w:r>
-              <w:rPr>
-                <w:noProof/>
-              </w:rPr>
-            </w:r>
-            <w:r>
-              <w:rPr>
-                <w:noProof/>
-              </w:rPr>
               <w:fldChar w:fldCharType="separate"/>
-            </w:r>
-            <w:r>
-              <w:rPr>
-                <w:noProof/>
-              </w:rPr>
               <w:t>10</w:t>
-            </w:r>
-            <w:r>
-              <w:rPr>
-                <w:noProof/>
-              </w:rPr>
               <w:fldChar w:fldCharType="end"/>
             </w:r>
           </w:hyperlink>
@@ -1797,40 +1125,10 @@
                 <w:noProof/>
               </w:rPr>
               <w:tab/>
-            </w:r>
-            <w:r>
-              <w:rPr>
-                <w:noProof/>
-              </w:rPr>
               <w:fldChar w:fldCharType="begin"/>
-            </w:r>
-            <w:r>
-              <w:rPr>
-                <w:noProof/>
-              </w:rPr>
               <w:instrText xml:space="preserve"> PAGEREF _Toc227855011 \h </w:instrText>
-            </w:r>
-            <w:r>
-              <w:rPr>
-                <w:noProof/>
-              </w:rPr>
-            </w:r>
-            <w:r>
-              <w:rPr>
-                <w:noProof/>
-              </w:rPr>
               <w:fldChar w:fldCharType="separate"/>
-            </w:r>
-            <w:r>
-              <w:rPr>
-                <w:noProof/>
-              </w:rPr>
               <w:t>11</w:t>
-            </w:r>
-            <w:r>
-              <w:rPr>
-                <w:noProof/>
-              </w:rPr>
               <w:fldChar w:fldCharType="end"/>
             </w:r>
           </w:hyperlink>
@@ -1863,40 +1161,10 @@
                 <w:noProof/>
               </w:rPr>
               <w:tab/>
-            </w:r>
-            <w:r>
-              <w:rPr>
-                <w:noProof/>
-              </w:rPr>
               <w:fldChar w:fldCharType="begin"/>
-            </w:r>
-            <w:r>
-              <w:rPr>
-                <w:noProof/>
-              </w:rPr>
               <w:instrText xml:space="preserve"> PAGEREF _Toc227855012 \h </w:instrText>
-            </w:r>
-            <w:r>
-              <w:rPr>
-                <w:noProof/>
-              </w:rPr>
-            </w:r>
-            <w:r>
-              <w:rPr>
-                <w:noProof/>
-              </w:rPr>
               <w:fldChar w:fldCharType="separate"/>
-            </w:r>
-            <w:r>
-              <w:rPr>
-                <w:noProof/>
-              </w:rPr>
               <w:t>11</w:t>
-            </w:r>
-            <w:r>
-              <w:rPr>
-                <w:noProof/>
-              </w:rPr>
               <w:fldChar w:fldCharType="end"/>
             </w:r>
           </w:hyperlink>
@@ -1929,40 +1197,10 @@
                 <w:noProof/>
               </w:rPr>
               <w:tab/>
-            </w:r>
-            <w:r>
-              <w:rPr>
-                <w:noProof/>
-              </w:rPr>
               <w:fldChar w:fldCharType="begin"/>
-            </w:r>
-            <w:r>
-              <w:rPr>
-                <w:noProof/>
-              </w:rPr>
               <w:instrText xml:space="preserve"> PAGEREF _Toc227855013 \h </w:instrText>
-            </w:r>
-            <w:r>
-              <w:rPr>
-                <w:noProof/>
-              </w:rPr>
-            </w:r>
-            <w:r>
-              <w:rPr>
-                <w:noProof/>
-              </w:rPr>
               <w:fldChar w:fldCharType="separate"/>
-            </w:r>
-            <w:r>
-              <w:rPr>
-                <w:noProof/>
-              </w:rPr>
               <w:t>11</w:t>
-            </w:r>
-            <w:r>
-              <w:rPr>
-                <w:noProof/>
-              </w:rPr>
               <w:fldChar w:fldCharType="end"/>
             </w:r>
           </w:hyperlink>
@@ -1995,40 +1233,10 @@
                 <w:noProof/>
               </w:rPr>
               <w:tab/>
-            </w:r>
-            <w:r>
-              <w:rPr>
-                <w:noProof/>
-              </w:rPr>
               <w:fldChar w:fldCharType="begin"/>
-            </w:r>
-            <w:r>
-              <w:rPr>
-                <w:noProof/>
-              </w:rPr>
               <w:instrText xml:space="preserve"> PAGEREF _Toc227855014 \h </w:instrText>
-            </w:r>
-            <w:r>
-              <w:rPr>
-                <w:noProof/>
-              </w:rPr>
-            </w:r>
-            <w:r>
-              <w:rPr>
-                <w:noProof/>
-              </w:rPr>
               <w:fldChar w:fldCharType="separate"/>
-            </w:r>
-            <w:r>
-              <w:rPr>
-                <w:noProof/>
-              </w:rPr>
               <w:t>11</w:t>
-            </w:r>
-            <w:r>
-              <w:rPr>
-                <w:noProof/>
-              </w:rPr>
               <w:fldChar w:fldCharType="end"/>
             </w:r>
           </w:hyperlink>
@@ -2061,40 +1269,10 @@
                 <w:noProof/>
               </w:rPr>
               <w:tab/>
-            </w:r>
-            <w:r>
-              <w:rPr>
-                <w:noProof/>
-              </w:rPr>
               <w:fldChar w:fldCharType="begin"/>
-            </w:r>
-            <w:r>
-              <w:rPr>
-                <w:noProof/>
-              </w:rPr>
               <w:instrText xml:space="preserve"> PAGEREF _Toc227855015 \h </w:instrText>
-            </w:r>
-            <w:r>
-              <w:rPr>
-                <w:noProof/>
-              </w:rPr>
-            </w:r>
-            <w:r>
-              <w:rPr>
-                <w:noProof/>
-              </w:rPr>
               <w:fldChar w:fldCharType="separate"/>
-            </w:r>
-            <w:r>
-              <w:rPr>
-                <w:noProof/>
-              </w:rPr>
               <w:t>12</w:t>
-            </w:r>
-            <w:r>
-              <w:rPr>
-                <w:noProof/>
-              </w:rPr>
               <w:fldChar w:fldCharType="end"/>
             </w:r>
           </w:hyperlink>
@@ -2127,40 +1305,10 @@
                 <w:noProof/>
               </w:rPr>
               <w:tab/>
-            </w:r>
-            <w:r>
-              <w:rPr>
-                <w:noProof/>
-              </w:rPr>
               <w:fldChar w:fldCharType="begin"/>
-            </w:r>
-            <w:r>
-              <w:rPr>
-                <w:noProof/>
-              </w:rPr>
               <w:instrText xml:space="preserve"> PAGEREF _Toc227855016 \h </w:instrText>
-            </w:r>
-            <w:r>
-              <w:rPr>
-                <w:noProof/>
-              </w:rPr>
-            </w:r>
-            <w:r>
-              <w:rPr>
-                <w:noProof/>
-              </w:rPr>
               <w:fldChar w:fldCharType="separate"/>
-            </w:r>
-            <w:r>
-              <w:rPr>
-                <w:noProof/>
-              </w:rPr>
               <w:t>12</w:t>
-            </w:r>
-            <w:r>
-              <w:rPr>
-                <w:noProof/>
-              </w:rPr>
               <w:fldChar w:fldCharType="end"/>
             </w:r>
           </w:hyperlink>
@@ -2193,40 +1341,10 @@
                 <w:noProof/>
               </w:rPr>
               <w:tab/>
-            </w:r>
-            <w:r>
-              <w:rPr>
-                <w:noProof/>
-              </w:rPr>
               <w:fldChar w:fldCharType="begin"/>
-            </w:r>
-            <w:r>
-              <w:rPr>
-                <w:noProof/>
-              </w:rPr>
               <w:instrText xml:space="preserve"> PAGEREF _Toc227855017 \h </w:instrText>
-            </w:r>
-            <w:r>
-              <w:rPr>
-                <w:noProof/>
-              </w:rPr>
-            </w:r>
-            <w:r>
-              <w:rPr>
-                <w:noProof/>
-              </w:rPr>
               <w:fldChar w:fldCharType="separate"/>
-            </w:r>
-            <w:r>
-              <w:rPr>
-                <w:noProof/>
-              </w:rPr>
               <w:t>12</w:t>
-            </w:r>
-            <w:r>
-              <w:rPr>
-                <w:noProof/>
-              </w:rPr>
               <w:fldChar w:fldCharType="end"/>
             </w:r>
           </w:hyperlink>
@@ -2259,40 +1377,10 @@
                 <w:noProof/>
               </w:rPr>
               <w:tab/>
-            </w:r>
-            <w:r>
-              <w:rPr>
-                <w:noProof/>
-              </w:rPr>
               <w:fldChar w:fldCharType="begin"/>
-            </w:r>
-            <w:r>
-              <w:rPr>
-                <w:noProof/>
-              </w:rPr>
               <w:instrText xml:space="preserve"> PAGEREF _Toc227855018 \h </w:instrText>
-            </w:r>
-            <w:r>
-              <w:rPr>
-                <w:noProof/>
-              </w:rPr>
-            </w:r>
-            <w:r>
-              <w:rPr>
-                <w:noProof/>
-              </w:rPr>
               <w:fldChar w:fldCharType="separate"/>
-            </w:r>
-            <w:r>
-              <w:rPr>
-                <w:noProof/>
-              </w:rPr>
               <w:t>12</w:t>
-            </w:r>
-            <w:r>
-              <w:rPr>
-                <w:noProof/>
-              </w:rPr>
               <w:fldChar w:fldCharType="end"/>
             </w:r>
           </w:hyperlink>
@@ -2325,40 +1413,10 @@
                 <w:noProof/>
               </w:rPr>
               <w:tab/>
-            </w:r>
-            <w:r>
-              <w:rPr>
-                <w:noProof/>
-              </w:rPr>
               <w:fldChar w:fldCharType="begin"/>
-            </w:r>
-            <w:r>
-              <w:rPr>
-                <w:noProof/>
-              </w:rPr>
               <w:instrText xml:space="preserve"> PAGEREF _Toc227855019 \h </w:instrText>
-            </w:r>
-            <w:r>
-              <w:rPr>
-                <w:noProof/>
-              </w:rPr>
-            </w:r>
-            <w:r>
-              <w:rPr>
-                <w:noProof/>
-              </w:rPr>
               <w:fldChar w:fldCharType="separate"/>
-            </w:r>
-            <w:r>
-              <w:rPr>
-                <w:noProof/>
-              </w:rPr>
               <w:t>14</w:t>
-            </w:r>
-            <w:r>
-              <w:rPr>
-                <w:noProof/>
-              </w:rPr>
               <w:fldChar w:fldCharType="end"/>
             </w:r>
           </w:hyperlink>
@@ -2391,40 +1449,10 @@
                 <w:noProof/>
               </w:rPr>
               <w:tab/>
-            </w:r>
-            <w:r>
-              <w:rPr>
-                <w:noProof/>
-              </w:rPr>
               <w:fldChar w:fldCharType="begin"/>
-            </w:r>
-            <w:r>
-              <w:rPr>
-                <w:noProof/>
-              </w:rPr>
               <w:instrText xml:space="preserve"> PAGEREF _Toc227855020 \h </w:instrText>
-            </w:r>
-            <w:r>
-              <w:rPr>
-                <w:noProof/>
-              </w:rPr>
-            </w:r>
-            <w:r>
-              <w:rPr>
-                <w:noProof/>
-              </w:rPr>
               <w:fldChar w:fldCharType="separate"/>
-            </w:r>
-            <w:r>
-              <w:rPr>
-                <w:noProof/>
-              </w:rPr>
               <w:t>14</w:t>
-            </w:r>
-            <w:r>
-              <w:rPr>
-                <w:noProof/>
-              </w:rPr>
               <w:fldChar w:fldCharType="end"/>
             </w:r>
           </w:hyperlink>
@@ -2457,40 +1485,10 @@
                 <w:noProof/>
               </w:rPr>
               <w:tab/>
-            </w:r>
-            <w:r>
-              <w:rPr>
-                <w:noProof/>
-              </w:rPr>
               <w:fldChar w:fldCharType="begin"/>
-            </w:r>
-            <w:r>
-              <w:rPr>
-                <w:noProof/>
-              </w:rPr>
               <w:instrText xml:space="preserve"> PAGEREF _Toc227855021 \h </w:instrText>
-            </w:r>
-            <w:r>
-              <w:rPr>
-                <w:noProof/>
-              </w:rPr>
-            </w:r>
-            <w:r>
-              <w:rPr>
-                <w:noProof/>
-              </w:rPr>
               <w:fldChar w:fldCharType="separate"/>
-            </w:r>
-            <w:r>
-              <w:rPr>
-                <w:noProof/>
-              </w:rPr>
               <w:t>14</w:t>
-            </w:r>
-            <w:r>
-              <w:rPr>
-                <w:noProof/>
-              </w:rPr>
               <w:fldChar w:fldCharType="end"/>
             </w:r>
           </w:hyperlink>
@@ -2523,40 +1521,10 @@
                 <w:noProof/>
               </w:rPr>
               <w:tab/>
-            </w:r>
-            <w:r>
-              <w:rPr>
-                <w:noProof/>
-              </w:rPr>
               <w:fldChar w:fldCharType="begin"/>
-            </w:r>
-            <w:r>
-              <w:rPr>
-                <w:noProof/>
-              </w:rPr>
               <w:instrText xml:space="preserve"> PAGEREF _Toc227855022 \h </w:instrText>
-            </w:r>
-            <w:r>
-              <w:rPr>
-                <w:noProof/>
-              </w:rPr>
-            </w:r>
-            <w:r>
-              <w:rPr>
-                <w:noProof/>
-              </w:rPr>
               <w:fldChar w:fldCharType="separate"/>
-            </w:r>
-            <w:r>
-              <w:rPr>
-                <w:noProof/>
-              </w:rPr>
               <w:t>15</w:t>
-            </w:r>
-            <w:r>
-              <w:rPr>
-                <w:noProof/>
-              </w:rPr>
               <w:fldChar w:fldCharType="end"/>
             </w:r>
           </w:hyperlink>
@@ -2589,40 +1557,10 @@
                 <w:noProof/>
               </w:rPr>
               <w:tab/>
-            </w:r>
-            <w:r>
-              <w:rPr>
-                <w:noProof/>
-              </w:rPr>
               <w:fldChar w:fldCharType="begin"/>
-            </w:r>
-            <w:r>
-              <w:rPr>
-                <w:noProof/>
-              </w:rPr>
               <w:instrText xml:space="preserve"> PAGEREF _Toc227855023 \h </w:instrText>
-            </w:r>
-            <w:r>
-              <w:rPr>
-                <w:noProof/>
-              </w:rPr>
-            </w:r>
-            <w:r>
-              <w:rPr>
-                <w:noProof/>
-              </w:rPr>
               <w:fldChar w:fldCharType="separate"/>
-            </w:r>
-            <w:r>
-              <w:rPr>
-                <w:noProof/>
-              </w:rPr>
               <w:t>15</w:t>
-            </w:r>
-            <w:r>
-              <w:rPr>
-                <w:noProof/>
-              </w:rPr>
               <w:fldChar w:fldCharType="end"/>
             </w:r>
           </w:hyperlink>
@@ -2655,40 +1593,10 @@
                 <w:noProof/>
               </w:rPr>
               <w:tab/>
-            </w:r>
-            <w:r>
-              <w:rPr>
-                <w:noProof/>
-              </w:rPr>
               <w:fldChar w:fldCharType="begin"/>
-            </w:r>
-            <w:r>
-              <w:rPr>
-                <w:noProof/>
-              </w:rPr>
               <w:instrText xml:space="preserve"> PAGEREF _Toc227855024 \h </w:instrText>
-            </w:r>
-            <w:r>
-              <w:rPr>
-                <w:noProof/>
-              </w:rPr>
-            </w:r>
-            <w:r>
-              <w:rPr>
-                <w:noProof/>
-              </w:rPr>
               <w:fldChar w:fldCharType="separate"/>
-            </w:r>
-            <w:r>
-              <w:rPr>
-                <w:noProof/>
-              </w:rPr>
               <w:t>15</w:t>
-            </w:r>
-            <w:r>
-              <w:rPr>
-                <w:noProof/>
-              </w:rPr>
               <w:fldChar w:fldCharType="end"/>
             </w:r>
           </w:hyperlink>
@@ -2721,40 +1629,10 @@
                 <w:noProof/>
               </w:rPr>
               <w:tab/>
-            </w:r>
-            <w:r>
-              <w:rPr>
-                <w:noProof/>
-              </w:rPr>
               <w:fldChar w:fldCharType="begin"/>
-            </w:r>
-            <w:r>
-              <w:rPr>
-                <w:noProof/>
-              </w:rPr>
               <w:instrText xml:space="preserve"> PAGEREF _Toc227855025 \h </w:instrText>
-            </w:r>
-            <w:r>
-              <w:rPr>
-                <w:noProof/>
-              </w:rPr>
-            </w:r>
-            <w:r>
-              <w:rPr>
-                <w:noProof/>
-              </w:rPr>
               <w:fldChar w:fldCharType="separate"/>
-            </w:r>
-            <w:r>
-              <w:rPr>
-                <w:noProof/>
-              </w:rPr>
               <w:t>15</w:t>
-            </w:r>
-            <w:r>
-              <w:rPr>
-                <w:noProof/>
-              </w:rPr>
               <w:fldChar w:fldCharType="end"/>
             </w:r>
           </w:hyperlink>
@@ -2787,40 +1665,10 @@
                 <w:noProof/>
               </w:rPr>
               <w:tab/>
-            </w:r>
-            <w:r>
-              <w:rPr>
-                <w:noProof/>
-              </w:rPr>
               <w:fldChar w:fldCharType="begin"/>
-            </w:r>
-            <w:r>
-              <w:rPr>
-                <w:noProof/>
-              </w:rPr>
               <w:instrText xml:space="preserve"> PAGEREF _Toc227855026 \h </w:instrText>
-            </w:r>
-            <w:r>
-              <w:rPr>
-                <w:noProof/>
-              </w:rPr>
-            </w:r>
-            <w:r>
-              <w:rPr>
-                <w:noProof/>
-              </w:rPr>
               <w:fldChar w:fldCharType="separate"/>
-            </w:r>
-            <w:r>
-              <w:rPr>
-                <w:noProof/>
-              </w:rPr>
               <w:t>15</w:t>
-            </w:r>
-            <w:r>
-              <w:rPr>
-                <w:noProof/>
-              </w:rPr>
               <w:fldChar w:fldCharType="end"/>
             </w:r>
           </w:hyperlink>
@@ -2853,40 +1701,10 @@
                 <w:noProof/>
               </w:rPr>
               <w:tab/>
-            </w:r>
-            <w:r>
-              <w:rPr>
-                <w:noProof/>
-              </w:rPr>
               <w:fldChar w:fldCharType="begin"/>
-            </w:r>
-            <w:r>
-              <w:rPr>
-                <w:noProof/>
-              </w:rPr>
               <w:instrText xml:space="preserve"> PAGEREF _Toc227855027 \h </w:instrText>
-            </w:r>
-            <w:r>
-              <w:rPr>
-                <w:noProof/>
-              </w:rPr>
-            </w:r>
-            <w:r>
-              <w:rPr>
-                <w:noProof/>
-              </w:rPr>
               <w:fldChar w:fldCharType="separate"/>
-            </w:r>
-            <w:r>
-              <w:rPr>
-                <w:noProof/>
-              </w:rPr>
               <w:t>16</w:t>
-            </w:r>
-            <w:r>
-              <w:rPr>
-                <w:noProof/>
-              </w:rPr>
               <w:fldChar w:fldCharType="end"/>
             </w:r>
           </w:hyperlink>
@@ -2919,40 +1737,10 @@
                 <w:noProof/>
               </w:rPr>
               <w:tab/>
-            </w:r>
-            <w:r>
-              <w:rPr>
-                <w:noProof/>
-              </w:rPr>
               <w:fldChar w:fldCharType="begin"/>
-            </w:r>
-            <w:r>
-              <w:rPr>
-                <w:noProof/>
-              </w:rPr>
               <w:instrText xml:space="preserve"> PAGEREF _Toc227855028 \h </w:instrText>
-            </w:r>
-            <w:r>
-              <w:rPr>
-                <w:noProof/>
-              </w:rPr>
-            </w:r>
-            <w:r>
-              <w:rPr>
-                <w:noProof/>
-              </w:rPr>
               <w:fldChar w:fldCharType="separate"/>
-            </w:r>
-            <w:r>
-              <w:rPr>
-                <w:noProof/>
-              </w:rPr>
               <w:t>16</w:t>
-            </w:r>
-            <w:r>
-              <w:rPr>
-                <w:noProof/>
-              </w:rPr>
               <w:fldChar w:fldCharType="end"/>
             </w:r>
           </w:hyperlink>
@@ -3006,21 +1794,7 @@
         <w:rPr>
           <w:color w:val="222222"/>
         </w:rPr>
-        <w:t xml:space="preserve">All data is retrieved live from official sources — primarily the NOAA/NWS Aviation Weather Center (aviationweather.gov) and the FAA </w:t>
-      </w:r>
-      <w:proofErr w:type="spellStart"/>
-      <w:r>
-        <w:rPr>
-          <w:color w:val="222222"/>
-        </w:rPr>
-        <w:t>AeroNav</w:t>
-      </w:r>
-      <w:proofErr w:type="spellEnd"/>
-      <w:r>
-        <w:rPr>
-          <w:color w:val="222222"/>
-        </w:rPr>
-        <w:t xml:space="preserve"> portal — and is presented using standard aviation conventions (ICAO codes, Zulu time, knots, feet MSL, inHg).</w:t>
+        <w:t>All data is retrieved live from official sources — primarily the NOAA/NWS Aviation Weather Center (aviationweather.gov) and the FAA AeroNav portal — and is presented using standard aviation conventions (ICAO codes, Zulu time, knots, feet MSL, inHg).</w:t>
       </w:r>
     </w:p>
     <w:p>
@@ -3998,6 +2772,64 @@
           </w:p>
         </w:tc>
       </w:tr>
+      <w:tr>
+        <w:tc>
+          <w:tcPr>
+            <w:tcW w:w="2880" w:type="dxa"/>
+            <w:tcBorders>
+              <w:top w:val="none" w:sz="0" w:space="0" w:color="FFFFFF"/>
+              <w:left w:val="none" w:sz="0" w:space="0" w:color="FFFFFF"/>
+              <w:bottom w:val="none" w:sz="0" w:space="0" w:color="FFFFFF"/>
+              <w:right w:val="none" w:sz="0" w:space="0" w:color="FFFFFF"/>
+            </w:tcBorders>
+            <w:shd w:val="clear" w:color="auto" w:fill="FFFFFF"/>
+            <w:tcMar>
+              <w:top w:w="80" w:type="dxa"/>
+              <w:left w:w="120" w:type="dxa"/>
+              <w:bottom w:w="80" w:type="dxa"/>
+              <w:right w:w="120" w:type="dxa"/>
+            </w:tcMar>
+          </w:tcPr>
+          <w:p>
+            <w:r>
+              <w:rPr>
+                <w:color w:val="222222"/>
+                <w:sz w:val="20"/>
+                <w:szCs w:val="20"/>
+              </w:rPr>
+              <w:t>🐛 Report Bug</w:t>
+            </w:r>
+          </w:p>
+        </w:tc>
+        <w:tc>
+          <w:tcPr>
+            <w:tcW w:w="6480" w:type="dxa"/>
+            <w:tcBorders>
+              <w:top w:val="none" w:sz="0" w:space="0" w:color="FFFFFF"/>
+              <w:left w:val="none" w:sz="0" w:space="0" w:color="FFFFFF"/>
+              <w:bottom w:val="none" w:sz="0" w:space="0" w:color="FFFFFF"/>
+              <w:right w:val="none" w:sz="0" w:space="0" w:color="FFFFFF"/>
+            </w:tcBorders>
+            <w:shd w:val="clear" w:color="auto" w:fill="FFFFFF"/>
+            <w:tcMar>
+              <w:top w:w="80" w:type="dxa"/>
+              <w:left w:w="120" w:type="dxa"/>
+              <w:bottom w:w="80" w:type="dxa"/>
+              <w:right w:w="120" w:type="dxa"/>
+            </w:tcMar>
+          </w:tcPr>
+          <w:p>
+            <w:r>
+              <w:rPr>
+                <w:color w:val="222222"/>
+                <w:sz w:val="20"/>
+                <w:szCs w:val="20"/>
+              </w:rPr>
+              <w:t>Opens the Bug Report dialog; optionally click Send Report to submit a crash or feedback report to the developer</w:t>
+            </w:r>
+          </w:p>
+        </w:tc>
+      </w:tr>
     </w:tbl>
     <w:p>
       <w:pPr>
@@ -4973,25 +3805,7 @@
                 <w:sz w:val="20"/>
                 <w:szCs w:val="20"/>
               </w:rPr>
-              <w:t xml:space="preserve">UTC time of the observation in </w:t>
-            </w:r>
-            <w:proofErr w:type="spellStart"/>
-            <w:r>
-              <w:rPr>
-                <w:color w:val="222222"/>
-                <w:sz w:val="20"/>
-                <w:szCs w:val="20"/>
-              </w:rPr>
-              <w:t>HH:mm:ss</w:t>
-            </w:r>
-            <w:proofErr w:type="spellEnd"/>
-            <w:r>
-              <w:rPr>
-                <w:color w:val="222222"/>
-                <w:sz w:val="20"/>
-                <w:szCs w:val="20"/>
-              </w:rPr>
-              <w:t xml:space="preserve"> Z format</w:t>
+              <w:t>UTC time of the observation in HH:mm:ss Z format</w:t>
             </w:r>
           </w:p>
         </w:tc>
@@ -5565,25 +4379,7 @@
                 <w:sz w:val="20"/>
                 <w:szCs w:val="20"/>
               </w:rPr>
-              <w:t xml:space="preserve">Altimeter setting in both inHg (US) and </w:t>
-            </w:r>
-            <w:proofErr w:type="spellStart"/>
-            <w:r>
-              <w:rPr>
-                <w:color w:val="222222"/>
-                <w:sz w:val="20"/>
-                <w:szCs w:val="20"/>
-              </w:rPr>
-              <w:t>hPa</w:t>
-            </w:r>
-            <w:proofErr w:type="spellEnd"/>
-            <w:r>
-              <w:rPr>
-                <w:color w:val="222222"/>
-                <w:sz w:val="20"/>
-                <w:szCs w:val="20"/>
-              </w:rPr>
-              <w:t xml:space="preserve"> (metric/international)</w:t>
+              <w:t>Altimeter setting in both inHg (US) and hPa (metric/international)</w:t>
             </w:r>
           </w:p>
         </w:tc>
@@ -6194,43 +4990,7 @@
                 <w:sz w:val="20"/>
                 <w:szCs w:val="20"/>
               </w:rPr>
-              <w:t>UTC window for this period (</w:t>
-            </w:r>
-            <w:proofErr w:type="spellStart"/>
-            <w:r>
-              <w:rPr>
-                <w:color w:val="222222"/>
-                <w:sz w:val="20"/>
-                <w:szCs w:val="20"/>
-              </w:rPr>
-              <w:t>HH:mm</w:t>
-            </w:r>
-            <w:proofErr w:type="spellEnd"/>
-            <w:r>
-              <w:rPr>
-                <w:color w:val="222222"/>
-                <w:sz w:val="20"/>
-                <w:szCs w:val="20"/>
-              </w:rPr>
-              <w:t xml:space="preserve"> – </w:t>
-            </w:r>
-            <w:proofErr w:type="spellStart"/>
-            <w:r>
-              <w:rPr>
-                <w:color w:val="222222"/>
-                <w:sz w:val="20"/>
-                <w:szCs w:val="20"/>
-              </w:rPr>
-              <w:t>HH:mm</w:t>
-            </w:r>
-            <w:proofErr w:type="spellEnd"/>
-            <w:r>
-              <w:rPr>
-                <w:color w:val="222222"/>
-                <w:sz w:val="20"/>
-                <w:szCs w:val="20"/>
-              </w:rPr>
-              <w:t xml:space="preserve"> Z)</w:t>
+              <w:t>UTC window for this period (HH:mm – HH:mm Z)</w:t>
             </w:r>
           </w:p>
         </w:tc>
@@ -6908,25 +5668,7 @@
                 <w:sz w:val="20"/>
                 <w:szCs w:val="20"/>
               </w:rPr>
-              <w:t xml:space="preserve">Semi-transparent precipitation/radar layer from </w:t>
-            </w:r>
-            <w:proofErr w:type="spellStart"/>
-            <w:r>
-              <w:rPr>
-                <w:color w:val="222222"/>
-                <w:sz w:val="20"/>
-                <w:szCs w:val="20"/>
-              </w:rPr>
-              <w:t>RainViewer</w:t>
-            </w:r>
-            <w:proofErr w:type="spellEnd"/>
-            <w:r>
-              <w:rPr>
-                <w:color w:val="222222"/>
-                <w:sz w:val="20"/>
-                <w:szCs w:val="20"/>
-              </w:rPr>
-              <w:t xml:space="preserve"> (shown when available)</w:t>
+              <w:t>Semi-transparent precipitation/radar layer from RainViewer (shown when available)</w:t>
             </w:r>
           </w:p>
         </w:tc>
@@ -6978,41 +5720,13 @@
             </w:tcMar>
           </w:tcPr>
           <w:p>
-            <w:proofErr w:type="spellStart"/>
-            <w:r>
-              <w:rPr>
-                <w:color w:val="222222"/>
-                <w:sz w:val="20"/>
-                <w:szCs w:val="20"/>
-              </w:rPr>
-              <w:t>CartoDB</w:t>
-            </w:r>
-            <w:proofErr w:type="spellEnd"/>
-            <w:r>
-              <w:rPr>
-                <w:color w:val="222222"/>
-                <w:sz w:val="20"/>
-                <w:szCs w:val="20"/>
-              </w:rPr>
-              <w:t xml:space="preserve"> Voyager in light mode; </w:t>
-            </w:r>
-            <w:proofErr w:type="spellStart"/>
-            <w:r>
-              <w:rPr>
-                <w:color w:val="222222"/>
-                <w:sz w:val="20"/>
-                <w:szCs w:val="20"/>
-              </w:rPr>
-              <w:t>CartoDB</w:t>
-            </w:r>
-            <w:proofErr w:type="spellEnd"/>
-            <w:r>
-              <w:rPr>
-                <w:color w:val="222222"/>
-                <w:sz w:val="20"/>
-                <w:szCs w:val="20"/>
-              </w:rPr>
-              <w:t xml:space="preserve"> Dark Matter in dark mode. Switches instantly with the theme toggle.</w:t>
+            <w:r>
+              <w:rPr>
+                <w:color w:val="222222"/>
+                <w:sz w:val="20"/>
+                <w:szCs w:val="20"/>
+              </w:rPr>
+              <w:t>CartoDB Voyager in light mode; CartoDB Dark Matter in dark mode. Switches instantly with the theme toggle.</w:t>
             </w:r>
           </w:p>
         </w:tc>
@@ -7698,25 +6412,7 @@
                 <w:sz w:val="20"/>
                 <w:szCs w:val="20"/>
               </w:rPr>
-              <w:t xml:space="preserve">From and To times in </w:t>
-            </w:r>
-            <w:proofErr w:type="spellStart"/>
-            <w:r>
-              <w:rPr>
-                <w:color w:val="222222"/>
-                <w:sz w:val="20"/>
-                <w:szCs w:val="20"/>
-              </w:rPr>
-              <w:t>HH:mmZ</w:t>
-            </w:r>
-            <w:proofErr w:type="spellEnd"/>
-            <w:r>
-              <w:rPr>
-                <w:color w:val="222222"/>
-                <w:sz w:val="20"/>
-                <w:szCs w:val="20"/>
-              </w:rPr>
-              <w:t xml:space="preserve"> format</w:t>
+              <w:t>From and To times in HH:mmZ format</w:t>
             </w:r>
           </w:p>
         </w:tc>
@@ -8983,23 +7679,7 @@
         <w:spacing w:before="40" w:after="60"/>
       </w:pPr>
       <w:r>
-        <w:t xml:space="preserve">The map tile layer also switches: </w:t>
-      </w:r>
-      <w:proofErr w:type="spellStart"/>
-      <w:r>
-        <w:t>CartoDB</w:t>
-      </w:r>
-      <w:proofErr w:type="spellEnd"/>
-      <w:r>
-        <w:t xml:space="preserve"> Voyager (colorful, light) ↔ </w:t>
-      </w:r>
-      <w:proofErr w:type="spellStart"/>
-      <w:r>
-        <w:t>CartoDB</w:t>
-      </w:r>
-      <w:proofErr w:type="spellEnd"/>
-      <w:r>
-        <w:t xml:space="preserve"> Dark Matter (muted, dark)</w:t>
+        <w:t>The map tile layer also switches: CartoDB Voyager (colorful, light) ↔ CartoDB Dark Matter (muted, dark)</w:t>
       </w:r>
     </w:p>
     <w:p>
@@ -9255,25 +7935,7 @@
                 <w:sz w:val="20"/>
                 <w:szCs w:val="20"/>
               </w:rPr>
-              <w:t>Dark or light theme preference (</w:t>
-            </w:r>
-            <w:proofErr w:type="spellStart"/>
-            <w:r>
-              <w:rPr>
-                <w:color w:val="222222"/>
-                <w:sz w:val="20"/>
-                <w:szCs w:val="20"/>
-              </w:rPr>
-              <w:t>boolean</w:t>
-            </w:r>
-            <w:proofErr w:type="spellEnd"/>
-            <w:r>
-              <w:rPr>
-                <w:color w:val="222222"/>
-                <w:sz w:val="20"/>
-                <w:szCs w:val="20"/>
-              </w:rPr>
-              <w:t>)</w:t>
+              <w:t>Dark or light theme preference (boolean)</w:t>
             </w:r>
           </w:p>
         </w:tc>
@@ -9661,25 +8323,7 @@
                 <w:sz w:val="20"/>
                 <w:szCs w:val="20"/>
               </w:rPr>
-              <w:t xml:space="preserve">The entered ICAO code is not </w:t>
-            </w:r>
-            <w:proofErr w:type="spellStart"/>
-            <w:r>
-              <w:rPr>
-                <w:color w:val="222222"/>
-                <w:sz w:val="20"/>
-                <w:szCs w:val="20"/>
-              </w:rPr>
-              <w:t>recognised</w:t>
-            </w:r>
-            <w:proofErr w:type="spellEnd"/>
-            <w:r>
-              <w:rPr>
-                <w:color w:val="222222"/>
-                <w:sz w:val="20"/>
-                <w:szCs w:val="20"/>
-              </w:rPr>
-              <w:t xml:space="preserve"> by the weather service. Verify the code is correct.</w:t>
+              <w:t>The entered ICAO code is not recognised by the weather service. Verify the code is correct.</w:t>
             </w:r>
           </w:p>
         </w:tc>
@@ -9884,21 +8528,7 @@
         <w:rPr>
           <w:color w:val="222222"/>
         </w:rPr>
-        <w:t xml:space="preserve">METARs are typically updated every hour. If data appears stale, perform a new </w:t>
-      </w:r>
-      <w:proofErr w:type="spellStart"/>
-      <w:r>
-        <w:rPr>
-          <w:color w:val="222222"/>
-        </w:rPr>
-        <w:t>lookup</w:t>
-      </w:r>
-      <w:proofErr w:type="spellEnd"/>
-      <w:r>
-        <w:rPr>
-          <w:color w:val="222222"/>
-        </w:rPr>
-        <w:t xml:space="preserve"> by pressing Enter in the search box or clicking Lookup. The application always fetches fresh data on each explicit lookup.</w:t>
+        <w:t>METARs are typically updated every hour. If data appears stale, perform a new lookup by pressing Enter in the search box or clicking Lookup. The application always fetches fresh data on each explicit lookup.</w:t>
       </w:r>
     </w:p>
     <w:p>
@@ -9928,15 +8558,7 @@
         <w:spacing w:before="40" w:after="60"/>
       </w:pPr>
       <w:r>
-        <w:t xml:space="preserve">The map requires an internet connection to download tile images from </w:t>
-      </w:r>
-      <w:proofErr w:type="spellStart"/>
-      <w:r>
-        <w:t>CartoDB</w:t>
-      </w:r>
-      <w:proofErr w:type="spellEnd"/>
-      <w:r>
-        <w:t>.</w:t>
+        <w:t>The map requires an internet connection to download tile images from CartoDB.</w:t>
       </w:r>
     </w:p>
     <w:p>
@@ -9962,15 +8584,7 @@
         <w:spacing w:before="40" w:after="60"/>
       </w:pPr>
       <w:r>
-        <w:t xml:space="preserve">The radar overlay is optional and may not appear if </w:t>
-      </w:r>
-      <w:proofErr w:type="spellStart"/>
-      <w:r>
-        <w:t>RainViewer</w:t>
-      </w:r>
-      <w:proofErr w:type="spellEnd"/>
-      <w:r>
-        <w:t xml:space="preserve"> is unavailable.</w:t>
+        <w:t>The radar overlay is optional and may not appear if RainViewer is unavailable.</w:t>
       </w:r>
     </w:p>
     <w:p>
@@ -10233,18 +8847,8 @@
                 <w:sz w:val="20"/>
                 <w:szCs w:val="20"/>
               </w:rPr>
-              <w:t xml:space="preserve">FAA </w:t>
-            </w:r>
-            <w:proofErr w:type="spellStart"/>
-            <w:r>
-              <w:rPr>
-                <w:color w:val="222222"/>
-                <w:sz w:val="20"/>
-                <w:szCs w:val="20"/>
-              </w:rPr>
-              <w:t>AeroNav</w:t>
-            </w:r>
-            <w:proofErr w:type="spellEnd"/>
+              <w:t>FAA AeroNav</w:t>
+            </w:r>
           </w:p>
         </w:tc>
         <w:tc>
@@ -10353,7 +8957,6 @@
             </w:tcMar>
           </w:tcPr>
           <w:p>
-            <w:proofErr w:type="spellStart"/>
             <w:r>
               <w:rPr>
                 <w:color w:val="222222"/>
@@ -10362,7 +8965,6 @@
               </w:rPr>
               <w:t>RainViewer</w:t>
             </w:r>
-            <w:proofErr w:type="spellEnd"/>
           </w:p>
         </w:tc>
         <w:tc>
@@ -10413,7 +9015,6 @@
             </w:tcMar>
           </w:tcPr>
           <w:p>
-            <w:proofErr w:type="spellStart"/>
             <w:r>
               <w:rPr>
                 <w:color w:val="222222"/>
@@ -10422,7 +9023,6 @@
               </w:rPr>
               <w:t>CartoDB</w:t>
             </w:r>
-            <w:proofErr w:type="spellEnd"/>
           </w:p>
         </w:tc>
         <w:tc>
@@ -10508,6 +9108,64 @@
                 <w:szCs w:val="20"/>
               </w:rPr>
               <w:t>leafletjs.com — Open-source interactive map library v1.9.4</w:t>
+            </w:r>
+          </w:p>
+        </w:tc>
+      </w:tr>
+      <w:tr>
+        <w:tc>
+          <w:tcPr>
+            <w:tcW w:w="2880" w:type="dxa"/>
+            <w:tcBorders>
+              <w:top w:val="none" w:sz="0" w:space="0" w:color="FFFFFF"/>
+              <w:left w:val="none" w:sz="0" w:space="0" w:color="FFFFFF"/>
+              <w:bottom w:val="none" w:sz="0" w:space="0" w:color="FFFFFF"/>
+              <w:right w:val="none" w:sz="0" w:space="0" w:color="FFFFFF"/>
+            </w:tcBorders>
+            <w:shd w:val="clear" w:color="auto" w:fill="D5E8F7"/>
+            <w:tcMar>
+              <w:top w:w="80" w:type="dxa"/>
+              <w:left w:w="120" w:type="dxa"/>
+              <w:bottom w:w="80" w:type="dxa"/>
+              <w:right w:w="120" w:type="dxa"/>
+            </w:tcMar>
+          </w:tcPr>
+          <w:p w14:paraId="2G6D9E33">
+            <w:r>
+              <w:rPr>
+                <w:color w:val="222222"/>
+                <w:sz w:val="20"/>
+                <w:szCs w:val="20"/>
+              </w:rPr>
+              <w:t>D-ATIS Broadcasts</w:t>
+            </w:r>
+          </w:p>
+        </w:tc>
+        <w:tc>
+          <w:tcPr>
+            <w:tcW w:w="6480" w:type="dxa"/>
+            <w:tcBorders>
+              <w:top w:val="none" w:sz="0" w:space="0" w:color="FFFFFF"/>
+              <w:left w:val="none" w:sz="0" w:space="0" w:color="FFFFFF"/>
+              <w:bottom w:val="none" w:sz="0" w:space="0" w:color="FFFFFF"/>
+              <w:right w:val="none" w:sz="0" w:space="0" w:color="FFFFFF"/>
+            </w:tcBorders>
+            <w:shd w:val="clear" w:color="auto" w:fill="D5E8F7"/>
+            <w:tcMar>
+              <w:top w:w="80" w:type="dxa"/>
+              <w:left w:w="120" w:type="dxa"/>
+              <w:bottom w:w="80" w:type="dxa"/>
+              <w:right w:w="120" w:type="dxa"/>
+            </w:tcMar>
+          </w:tcPr>
+          <w:p w14:paraId="3H7E0F44">
+            <w:r>
+              <w:rPr>
+                <w:color w:val="222222"/>
+                <w:sz w:val="20"/>
+                <w:szCs w:val="20"/>
+              </w:rPr>
+              <w:t>datis.clowd.io — Digital ATIS broadcast data (arrival and departure information)</w:t>
             </w:r>
           </w:p>
         </w:tc>
@@ -11449,6 +10107,92 @@
           </w:p>
         </w:tc>
       </w:tr>
+      <w:tr w14:paraId="4J8F1A55">
+        <w:tc>
+          <w:tcPr>
+            <w:tcW w:w="2400" w:type="dxa"/>
+            <w:tcBorders>
+              <w:top w:val="none" w:sz="0" w:space="0" w:color="FFFFFF"/>
+              <w:left w:val="none" w:sz="0" w:space="0" w:color="FFFFFF"/>
+              <w:bottom w:val="none" w:sz="0" w:space="0" w:color="FFFFFF"/>
+              <w:right w:val="none" w:sz="0" w:space="0" w:color="FFFFFF"/>
+            </w:tcBorders>
+            <w:shd w:val="clear" w:color="auto" w:fill="FFFFFF"/>
+            <w:tcMar>
+              <w:top w:w="80" w:type="dxa"/>
+              <w:left w:w="120" w:type="dxa"/>
+              <w:bottom w:w="80" w:type="dxa"/>
+              <w:right w:w="120" w:type="dxa"/>
+            </w:tcMar>
+          </w:tcPr>
+          <w:p w14:paraId="5K9G2B66">
+            <w:r>
+              <w:rPr>
+                <w:color w:val="222222"/>
+                <w:sz w:val="20"/>
+                <w:szCs w:val="20"/>
+              </w:rPr>
+              <w:t>Report a bug</w:t>
+            </w:r>
+          </w:p>
+        </w:tc>
+        <w:tc>
+          <w:tcPr>
+            <w:tcW w:w="3480" w:type="dxa"/>
+            <w:tcBorders>
+              <w:top w:val="none" w:sz="0" w:space="0" w:color="FFFFFF"/>
+              <w:left w:val="none" w:sz="0" w:space="0" w:color="FFFFFF"/>
+              <w:bottom w:val="none" w:sz="0" w:space="0" w:color="FFFFFF"/>
+              <w:right w:val="none" w:sz="0" w:space="0" w:color="FFFFFF"/>
+            </w:tcBorders>
+            <w:shd w:val="clear" w:color="auto" w:fill="FFFFFF"/>
+            <w:tcMar>
+              <w:top w:w="80" w:type="dxa"/>
+              <w:left w:w="120" w:type="dxa"/>
+              <w:bottom w:w="80" w:type="dxa"/>
+              <w:right w:w="120" w:type="dxa"/>
+            </w:tcMar>
+          </w:tcPr>
+          <w:p w14:paraId="6L0H3C77">
+            <w:r>
+              <w:rPr>
+                <w:color w:val="222222"/>
+                <w:sz w:val="20"/>
+                <w:szCs w:val="20"/>
+              </w:rPr>
+              <w:t>Click 🐛 Report Bug; optionally click Send Report</w:t>
+            </w:r>
+          </w:p>
+        </w:tc>
+        <w:tc>
+          <w:tcPr>
+            <w:tcW w:w="3480" w:type="dxa"/>
+            <w:tcBorders>
+              <w:top w:val="none" w:sz="0" w:space="0" w:color="FFFFFF"/>
+              <w:left w:val="none" w:sz="0" w:space="0" w:color="FFFFFF"/>
+              <w:bottom w:val="none" w:sz="0" w:space="0" w:color="FFFFFF"/>
+              <w:right w:val="none" w:sz="0" w:space="0" w:color="FFFFFF"/>
+            </w:tcBorders>
+            <w:shd w:val="clear" w:color="auto" w:fill="FFFFFF"/>
+            <w:tcMar>
+              <w:top w:w="80" w:type="dxa"/>
+              <w:left w:w="120" w:type="dxa"/>
+              <w:bottom w:w="80" w:type="dxa"/>
+              <w:right w:w="120" w:type="dxa"/>
+            </w:tcMar>
+          </w:tcPr>
+          <w:p w14:paraId="7M1I4D88">
+            <w:r>
+              <w:rPr>
+                <w:color w:val="222222"/>
+                <w:sz w:val="20"/>
+                <w:szCs w:val="20"/>
+              </w:rPr>
+              <w:t>Bug report dialog opens; report sent only if you click Send Report</w:t>
+            </w:r>
+          </w:p>
+        </w:tc>
+      </w:tr>
     </w:tbl>
     <w:p>
       <w:pPr>
@@ -11474,7 +10218,7 @@
           <w:sz w:val="18"/>
           <w:szCs w:val="18"/>
         </w:rPr>
-        <w:t>METAR Lookup v2.1  •  User Manual  •  April 2026</w:t>
+        <w:t>METAR Lookup v2.1  •  User Manual  •  May 2026</w:t>
       </w:r>
     </w:p>
     <w:p>

--- a/METAR_Lookup_User_Manual.docx
+++ b/METAR_Lookup_User_Manual.docx
@@ -50,6 +50,14 @@
         </w:rPr>
         <w:t>Version 2.1</w:t>
       </w:r>
+      <w:r>
+        <w:rPr>
+          <w:color w:val="666666"/>
+          <w:sz w:val="32"/>
+          <w:szCs w:val="32"/>
+        </w:rPr>
+        <w:t>.1</w:t>
+      </w:r>
     </w:p>
     <w:p>
       <w:pPr>
@@ -98,9 +106,17 @@
     <w:p>
       <w:r>
         <w:tab/>
+      </w:r>
+      <w:r>
         <w:tab/>
+      </w:r>
+      <w:r>
         <w:tab/>
+      </w:r>
+      <w:r>
         <w:tab/>
+      </w:r>
+      <w:r>
         <w:tab/>
       </w:r>
     </w:p>
@@ -317,7 +333,11 @@
           </w:pPr>
           <w:r>
             <w:fldChar w:fldCharType="begin"/>
+          </w:r>
+          <w:r>
             <w:instrText>TOC \h \o "1-3"</w:instrText>
+          </w:r>
+          <w:r>
             <w:fldChar w:fldCharType="separate"/>
           </w:r>
           <w:hyperlink w:anchor="_Toc227854989" w:history="1">
@@ -333,10 +353,40 @@
                 <w:noProof/>
               </w:rPr>
               <w:tab/>
+            </w:r>
+            <w:r>
+              <w:rPr>
+                <w:noProof/>
+              </w:rPr>
               <w:fldChar w:fldCharType="begin"/>
+            </w:r>
+            <w:r>
+              <w:rPr>
+                <w:noProof/>
+              </w:rPr>
               <w:instrText xml:space="preserve"> PAGEREF _Toc227854989 \h </w:instrText>
+            </w:r>
+            <w:r>
+              <w:rPr>
+                <w:noProof/>
+              </w:rPr>
+            </w:r>
+            <w:r>
+              <w:rPr>
+                <w:noProof/>
+              </w:rPr>
               <w:fldChar w:fldCharType="separate"/>
+            </w:r>
+            <w:r>
+              <w:rPr>
+                <w:noProof/>
+              </w:rPr>
               <w:t>2</w:t>
+            </w:r>
+            <w:r>
+              <w:rPr>
+                <w:noProof/>
+              </w:rPr>
               <w:fldChar w:fldCharType="end"/>
             </w:r>
           </w:hyperlink>
@@ -369,10 +419,40 @@
                 <w:noProof/>
               </w:rPr>
               <w:tab/>
+            </w:r>
+            <w:r>
+              <w:rPr>
+                <w:noProof/>
+              </w:rPr>
               <w:fldChar w:fldCharType="begin"/>
+            </w:r>
+            <w:r>
+              <w:rPr>
+                <w:noProof/>
+              </w:rPr>
               <w:instrText xml:space="preserve"> PAGEREF _Toc227854990 \h </w:instrText>
+            </w:r>
+            <w:r>
+              <w:rPr>
+                <w:noProof/>
+              </w:rPr>
+            </w:r>
+            <w:r>
+              <w:rPr>
+                <w:noProof/>
+              </w:rPr>
               <w:fldChar w:fldCharType="separate"/>
+            </w:r>
+            <w:r>
+              <w:rPr>
+                <w:noProof/>
+              </w:rPr>
               <w:t>4</w:t>
+            </w:r>
+            <w:r>
+              <w:rPr>
+                <w:noProof/>
+              </w:rPr>
               <w:fldChar w:fldCharType="end"/>
             </w:r>
           </w:hyperlink>
@@ -405,10 +485,40 @@
                 <w:noProof/>
               </w:rPr>
               <w:tab/>
+            </w:r>
+            <w:r>
+              <w:rPr>
+                <w:noProof/>
+              </w:rPr>
               <w:fldChar w:fldCharType="begin"/>
+            </w:r>
+            <w:r>
+              <w:rPr>
+                <w:noProof/>
+              </w:rPr>
               <w:instrText xml:space="preserve"> PAGEREF _Toc227854991 \h </w:instrText>
+            </w:r>
+            <w:r>
+              <w:rPr>
+                <w:noProof/>
+              </w:rPr>
+            </w:r>
+            <w:r>
+              <w:rPr>
+                <w:noProof/>
+              </w:rPr>
               <w:fldChar w:fldCharType="separate"/>
+            </w:r>
+            <w:r>
+              <w:rPr>
+                <w:noProof/>
+              </w:rPr>
               <w:t>4</w:t>
+            </w:r>
+            <w:r>
+              <w:rPr>
+                <w:noProof/>
+              </w:rPr>
               <w:fldChar w:fldCharType="end"/>
             </w:r>
           </w:hyperlink>
@@ -441,10 +551,40 @@
                 <w:noProof/>
               </w:rPr>
               <w:tab/>
+            </w:r>
+            <w:r>
+              <w:rPr>
+                <w:noProof/>
+              </w:rPr>
               <w:fldChar w:fldCharType="begin"/>
+            </w:r>
+            <w:r>
+              <w:rPr>
+                <w:noProof/>
+              </w:rPr>
               <w:instrText xml:space="preserve"> PAGEREF _Toc227854992 \h </w:instrText>
+            </w:r>
+            <w:r>
+              <w:rPr>
+                <w:noProof/>
+              </w:rPr>
+            </w:r>
+            <w:r>
+              <w:rPr>
+                <w:noProof/>
+              </w:rPr>
               <w:fldChar w:fldCharType="separate"/>
+            </w:r>
+            <w:r>
+              <w:rPr>
+                <w:noProof/>
+              </w:rPr>
               <w:t>5</w:t>
+            </w:r>
+            <w:r>
+              <w:rPr>
+                <w:noProof/>
+              </w:rPr>
               <w:fldChar w:fldCharType="end"/>
             </w:r>
           </w:hyperlink>
@@ -477,10 +617,40 @@
                 <w:noProof/>
               </w:rPr>
               <w:tab/>
+            </w:r>
+            <w:r>
+              <w:rPr>
+                <w:noProof/>
+              </w:rPr>
               <w:fldChar w:fldCharType="begin"/>
+            </w:r>
+            <w:r>
+              <w:rPr>
+                <w:noProof/>
+              </w:rPr>
               <w:instrText xml:space="preserve"> PAGEREF _Toc227854993 \h </w:instrText>
+            </w:r>
+            <w:r>
+              <w:rPr>
+                <w:noProof/>
+              </w:rPr>
+            </w:r>
+            <w:r>
+              <w:rPr>
+                <w:noProof/>
+              </w:rPr>
               <w:fldChar w:fldCharType="separate"/>
+            </w:r>
+            <w:r>
+              <w:rPr>
+                <w:noProof/>
+              </w:rPr>
               <w:t>5</w:t>
+            </w:r>
+            <w:r>
+              <w:rPr>
+                <w:noProof/>
+              </w:rPr>
               <w:fldChar w:fldCharType="end"/>
             </w:r>
           </w:hyperlink>
@@ -513,10 +683,40 @@
                 <w:noProof/>
               </w:rPr>
               <w:tab/>
+            </w:r>
+            <w:r>
+              <w:rPr>
+                <w:noProof/>
+              </w:rPr>
               <w:fldChar w:fldCharType="begin"/>
+            </w:r>
+            <w:r>
+              <w:rPr>
+                <w:noProof/>
+              </w:rPr>
               <w:instrText xml:space="preserve"> PAGEREF _Toc227854994 \h </w:instrText>
+            </w:r>
+            <w:r>
+              <w:rPr>
+                <w:noProof/>
+              </w:rPr>
+            </w:r>
+            <w:r>
+              <w:rPr>
+                <w:noProof/>
+              </w:rPr>
               <w:fldChar w:fldCharType="separate"/>
+            </w:r>
+            <w:r>
+              <w:rPr>
+                <w:noProof/>
+              </w:rPr>
               <w:t>6</w:t>
+            </w:r>
+            <w:r>
+              <w:rPr>
+                <w:noProof/>
+              </w:rPr>
               <w:fldChar w:fldCharType="end"/>
             </w:r>
           </w:hyperlink>
@@ -549,10 +749,40 @@
                 <w:noProof/>
               </w:rPr>
               <w:tab/>
+            </w:r>
+            <w:r>
+              <w:rPr>
+                <w:noProof/>
+              </w:rPr>
               <w:fldChar w:fldCharType="begin"/>
+            </w:r>
+            <w:r>
+              <w:rPr>
+                <w:noProof/>
+              </w:rPr>
               <w:instrText xml:space="preserve"> PAGEREF _Toc227854995 \h </w:instrText>
+            </w:r>
+            <w:r>
+              <w:rPr>
+                <w:noProof/>
+              </w:rPr>
+            </w:r>
+            <w:r>
+              <w:rPr>
+                <w:noProof/>
+              </w:rPr>
               <w:fldChar w:fldCharType="separate"/>
+            </w:r>
+            <w:r>
+              <w:rPr>
+                <w:noProof/>
+              </w:rPr>
               <w:t>6</w:t>
+            </w:r>
+            <w:r>
+              <w:rPr>
+                <w:noProof/>
+              </w:rPr>
               <w:fldChar w:fldCharType="end"/>
             </w:r>
           </w:hyperlink>
@@ -585,10 +815,40 @@
                 <w:noProof/>
               </w:rPr>
               <w:tab/>
+            </w:r>
+            <w:r>
+              <w:rPr>
+                <w:noProof/>
+              </w:rPr>
               <w:fldChar w:fldCharType="begin"/>
+            </w:r>
+            <w:r>
+              <w:rPr>
+                <w:noProof/>
+              </w:rPr>
               <w:instrText xml:space="preserve"> PAGEREF _Toc227854996 \h </w:instrText>
+            </w:r>
+            <w:r>
+              <w:rPr>
+                <w:noProof/>
+              </w:rPr>
+            </w:r>
+            <w:r>
+              <w:rPr>
+                <w:noProof/>
+              </w:rPr>
               <w:fldChar w:fldCharType="separate"/>
+            </w:r>
+            <w:r>
+              <w:rPr>
+                <w:noProof/>
+              </w:rPr>
               <w:t>6</w:t>
+            </w:r>
+            <w:r>
+              <w:rPr>
+                <w:noProof/>
+              </w:rPr>
               <w:fldChar w:fldCharType="end"/>
             </w:r>
           </w:hyperlink>
@@ -621,10 +881,40 @@
                 <w:noProof/>
               </w:rPr>
               <w:tab/>
+            </w:r>
+            <w:r>
+              <w:rPr>
+                <w:noProof/>
+              </w:rPr>
               <w:fldChar w:fldCharType="begin"/>
+            </w:r>
+            <w:r>
+              <w:rPr>
+                <w:noProof/>
+              </w:rPr>
               <w:instrText xml:space="preserve"> PAGEREF _Toc227854997 \h </w:instrText>
+            </w:r>
+            <w:r>
+              <w:rPr>
+                <w:noProof/>
+              </w:rPr>
+            </w:r>
+            <w:r>
+              <w:rPr>
+                <w:noProof/>
+              </w:rPr>
               <w:fldChar w:fldCharType="separate"/>
+            </w:r>
+            <w:r>
+              <w:rPr>
+                <w:noProof/>
+              </w:rPr>
               <w:t>6</w:t>
+            </w:r>
+            <w:r>
+              <w:rPr>
+                <w:noProof/>
+              </w:rPr>
               <w:fldChar w:fldCharType="end"/>
             </w:r>
           </w:hyperlink>
@@ -657,10 +947,40 @@
                 <w:noProof/>
               </w:rPr>
               <w:tab/>
+            </w:r>
+            <w:r>
+              <w:rPr>
+                <w:noProof/>
+              </w:rPr>
               <w:fldChar w:fldCharType="begin"/>
+            </w:r>
+            <w:r>
+              <w:rPr>
+                <w:noProof/>
+              </w:rPr>
               <w:instrText xml:space="preserve"> PAGEREF _Toc227854998 \h </w:instrText>
+            </w:r>
+            <w:r>
+              <w:rPr>
+                <w:noProof/>
+              </w:rPr>
+            </w:r>
+            <w:r>
+              <w:rPr>
+                <w:noProof/>
+              </w:rPr>
               <w:fldChar w:fldCharType="separate"/>
+            </w:r>
+            <w:r>
+              <w:rPr>
+                <w:noProof/>
+              </w:rPr>
               <w:t>8</w:t>
+            </w:r>
+            <w:r>
+              <w:rPr>
+                <w:noProof/>
+              </w:rPr>
               <w:fldChar w:fldCharType="end"/>
             </w:r>
           </w:hyperlink>
@@ -693,10 +1013,40 @@
                 <w:noProof/>
               </w:rPr>
               <w:tab/>
+            </w:r>
+            <w:r>
+              <w:rPr>
+                <w:noProof/>
+              </w:rPr>
               <w:fldChar w:fldCharType="begin"/>
+            </w:r>
+            <w:r>
+              <w:rPr>
+                <w:noProof/>
+              </w:rPr>
               <w:instrText xml:space="preserve"> PAGEREF _Toc227854999 \h </w:instrText>
+            </w:r>
+            <w:r>
+              <w:rPr>
+                <w:noProof/>
+              </w:rPr>
+            </w:r>
+            <w:r>
+              <w:rPr>
+                <w:noProof/>
+              </w:rPr>
               <w:fldChar w:fldCharType="separate"/>
+            </w:r>
+            <w:r>
+              <w:rPr>
+                <w:noProof/>
+              </w:rPr>
               <w:t>8</w:t>
+            </w:r>
+            <w:r>
+              <w:rPr>
+                <w:noProof/>
+              </w:rPr>
               <w:fldChar w:fldCharType="end"/>
             </w:r>
           </w:hyperlink>
@@ -729,10 +1079,40 @@
                 <w:noProof/>
               </w:rPr>
               <w:tab/>
+            </w:r>
+            <w:r>
+              <w:rPr>
+                <w:noProof/>
+              </w:rPr>
               <w:fldChar w:fldCharType="begin"/>
+            </w:r>
+            <w:r>
+              <w:rPr>
+                <w:noProof/>
+              </w:rPr>
               <w:instrText xml:space="preserve"> PAGEREF _Toc227855000 \h </w:instrText>
+            </w:r>
+            <w:r>
+              <w:rPr>
+                <w:noProof/>
+              </w:rPr>
+            </w:r>
+            <w:r>
+              <w:rPr>
+                <w:noProof/>
+              </w:rPr>
               <w:fldChar w:fldCharType="separate"/>
+            </w:r>
+            <w:r>
+              <w:rPr>
+                <w:noProof/>
+              </w:rPr>
               <w:t>8</w:t>
+            </w:r>
+            <w:r>
+              <w:rPr>
+                <w:noProof/>
+              </w:rPr>
               <w:fldChar w:fldCharType="end"/>
             </w:r>
           </w:hyperlink>
@@ -765,10 +1145,40 @@
                 <w:noProof/>
               </w:rPr>
               <w:tab/>
+            </w:r>
+            <w:r>
+              <w:rPr>
+                <w:noProof/>
+              </w:rPr>
               <w:fldChar w:fldCharType="begin"/>
+            </w:r>
+            <w:r>
+              <w:rPr>
+                <w:noProof/>
+              </w:rPr>
               <w:instrText xml:space="preserve"> PAGEREF _Toc227855001 \h </w:instrText>
+            </w:r>
+            <w:r>
+              <w:rPr>
+                <w:noProof/>
+              </w:rPr>
+            </w:r>
+            <w:r>
+              <w:rPr>
+                <w:noProof/>
+              </w:rPr>
               <w:fldChar w:fldCharType="separate"/>
+            </w:r>
+            <w:r>
+              <w:rPr>
+                <w:noProof/>
+              </w:rPr>
               <w:t>8</w:t>
+            </w:r>
+            <w:r>
+              <w:rPr>
+                <w:noProof/>
+              </w:rPr>
               <w:fldChar w:fldCharType="end"/>
             </w:r>
           </w:hyperlink>
@@ -801,10 +1211,40 @@
                 <w:noProof/>
               </w:rPr>
               <w:tab/>
+            </w:r>
+            <w:r>
+              <w:rPr>
+                <w:noProof/>
+              </w:rPr>
               <w:fldChar w:fldCharType="begin"/>
+            </w:r>
+            <w:r>
+              <w:rPr>
+                <w:noProof/>
+              </w:rPr>
               <w:instrText xml:space="preserve"> PAGEREF _Toc227855002 \h </w:instrText>
+            </w:r>
+            <w:r>
+              <w:rPr>
+                <w:noProof/>
+              </w:rPr>
+            </w:r>
+            <w:r>
+              <w:rPr>
+                <w:noProof/>
+              </w:rPr>
               <w:fldChar w:fldCharType="separate"/>
+            </w:r>
+            <w:r>
+              <w:rPr>
+                <w:noProof/>
+              </w:rPr>
               <w:t>8</w:t>
+            </w:r>
+            <w:r>
+              <w:rPr>
+                <w:noProof/>
+              </w:rPr>
               <w:fldChar w:fldCharType="end"/>
             </w:r>
           </w:hyperlink>
@@ -837,10 +1277,40 @@
                 <w:noProof/>
               </w:rPr>
               <w:tab/>
+            </w:r>
+            <w:r>
+              <w:rPr>
+                <w:noProof/>
+              </w:rPr>
               <w:fldChar w:fldCharType="begin"/>
+            </w:r>
+            <w:r>
+              <w:rPr>
+                <w:noProof/>
+              </w:rPr>
               <w:instrText xml:space="preserve"> PAGEREF _Toc227855003 \h </w:instrText>
+            </w:r>
+            <w:r>
+              <w:rPr>
+                <w:noProof/>
+              </w:rPr>
+            </w:r>
+            <w:r>
+              <w:rPr>
+                <w:noProof/>
+              </w:rPr>
               <w:fldChar w:fldCharType="separate"/>
+            </w:r>
+            <w:r>
+              <w:rPr>
+                <w:noProof/>
+              </w:rPr>
               <w:t>9</w:t>
+            </w:r>
+            <w:r>
+              <w:rPr>
+                <w:noProof/>
+              </w:rPr>
               <w:fldChar w:fldCharType="end"/>
             </w:r>
           </w:hyperlink>
@@ -873,10 +1343,40 @@
                 <w:noProof/>
               </w:rPr>
               <w:tab/>
+            </w:r>
+            <w:r>
+              <w:rPr>
+                <w:noProof/>
+              </w:rPr>
               <w:fldChar w:fldCharType="begin"/>
+            </w:r>
+            <w:r>
+              <w:rPr>
+                <w:noProof/>
+              </w:rPr>
               <w:instrText xml:space="preserve"> PAGEREF _Toc227855004 \h </w:instrText>
+            </w:r>
+            <w:r>
+              <w:rPr>
+                <w:noProof/>
+              </w:rPr>
+            </w:r>
+            <w:r>
+              <w:rPr>
+                <w:noProof/>
+              </w:rPr>
               <w:fldChar w:fldCharType="separate"/>
+            </w:r>
+            <w:r>
+              <w:rPr>
+                <w:noProof/>
+              </w:rPr>
               <w:t>9</w:t>
+            </w:r>
+            <w:r>
+              <w:rPr>
+                <w:noProof/>
+              </w:rPr>
               <w:fldChar w:fldCharType="end"/>
             </w:r>
           </w:hyperlink>
@@ -909,10 +1409,40 @@
                 <w:noProof/>
               </w:rPr>
               <w:tab/>
+            </w:r>
+            <w:r>
+              <w:rPr>
+                <w:noProof/>
+              </w:rPr>
               <w:fldChar w:fldCharType="begin"/>
+            </w:r>
+            <w:r>
+              <w:rPr>
+                <w:noProof/>
+              </w:rPr>
               <w:instrText xml:space="preserve"> PAGEREF _Toc227855005 \h </w:instrText>
+            </w:r>
+            <w:r>
+              <w:rPr>
+                <w:noProof/>
+              </w:rPr>
+            </w:r>
+            <w:r>
+              <w:rPr>
+                <w:noProof/>
+              </w:rPr>
               <w:fldChar w:fldCharType="separate"/>
+            </w:r>
+            <w:r>
+              <w:rPr>
+                <w:noProof/>
+              </w:rPr>
               <w:t>9</w:t>
+            </w:r>
+            <w:r>
+              <w:rPr>
+                <w:noProof/>
+              </w:rPr>
               <w:fldChar w:fldCharType="end"/>
             </w:r>
           </w:hyperlink>
@@ -945,10 +1475,40 @@
                 <w:noProof/>
               </w:rPr>
               <w:tab/>
+            </w:r>
+            <w:r>
+              <w:rPr>
+                <w:noProof/>
+              </w:rPr>
               <w:fldChar w:fldCharType="begin"/>
+            </w:r>
+            <w:r>
+              <w:rPr>
+                <w:noProof/>
+              </w:rPr>
               <w:instrText xml:space="preserve"> PAGEREF _Toc227855006 \h </w:instrText>
+            </w:r>
+            <w:r>
+              <w:rPr>
+                <w:noProof/>
+              </w:rPr>
+            </w:r>
+            <w:r>
+              <w:rPr>
+                <w:noProof/>
+              </w:rPr>
               <w:fldChar w:fldCharType="separate"/>
+            </w:r>
+            <w:r>
+              <w:rPr>
+                <w:noProof/>
+              </w:rPr>
               <w:t>10</w:t>
+            </w:r>
+            <w:r>
+              <w:rPr>
+                <w:noProof/>
+              </w:rPr>
               <w:fldChar w:fldCharType="end"/>
             </w:r>
           </w:hyperlink>
@@ -981,10 +1541,40 @@
                 <w:noProof/>
               </w:rPr>
               <w:tab/>
+            </w:r>
+            <w:r>
+              <w:rPr>
+                <w:noProof/>
+              </w:rPr>
               <w:fldChar w:fldCharType="begin"/>
+            </w:r>
+            <w:r>
+              <w:rPr>
+                <w:noProof/>
+              </w:rPr>
               <w:instrText xml:space="preserve"> PAGEREF _Toc227855007 \h </w:instrText>
+            </w:r>
+            <w:r>
+              <w:rPr>
+                <w:noProof/>
+              </w:rPr>
+            </w:r>
+            <w:r>
+              <w:rPr>
+                <w:noProof/>
+              </w:rPr>
               <w:fldChar w:fldCharType="separate"/>
+            </w:r>
+            <w:r>
+              <w:rPr>
+                <w:noProof/>
+              </w:rPr>
               <w:t>10</w:t>
+            </w:r>
+            <w:r>
+              <w:rPr>
+                <w:noProof/>
+              </w:rPr>
               <w:fldChar w:fldCharType="end"/>
             </w:r>
           </w:hyperlink>
@@ -1017,10 +1607,40 @@
                 <w:noProof/>
               </w:rPr>
               <w:tab/>
+            </w:r>
+            <w:r>
+              <w:rPr>
+                <w:noProof/>
+              </w:rPr>
               <w:fldChar w:fldCharType="begin"/>
+            </w:r>
+            <w:r>
+              <w:rPr>
+                <w:noProof/>
+              </w:rPr>
               <w:instrText xml:space="preserve"> PAGEREF _Toc227855008 \h </w:instrText>
+            </w:r>
+            <w:r>
+              <w:rPr>
+                <w:noProof/>
+              </w:rPr>
+            </w:r>
+            <w:r>
+              <w:rPr>
+                <w:noProof/>
+              </w:rPr>
               <w:fldChar w:fldCharType="separate"/>
+            </w:r>
+            <w:r>
+              <w:rPr>
+                <w:noProof/>
+              </w:rPr>
               <w:t>10</w:t>
+            </w:r>
+            <w:r>
+              <w:rPr>
+                <w:noProof/>
+              </w:rPr>
               <w:fldChar w:fldCharType="end"/>
             </w:r>
           </w:hyperlink>
@@ -1053,10 +1673,40 @@
                 <w:noProof/>
               </w:rPr>
               <w:tab/>
+            </w:r>
+            <w:r>
+              <w:rPr>
+                <w:noProof/>
+              </w:rPr>
               <w:fldChar w:fldCharType="begin"/>
+            </w:r>
+            <w:r>
+              <w:rPr>
+                <w:noProof/>
+              </w:rPr>
               <w:instrText xml:space="preserve"> PAGEREF _Toc227855009 \h </w:instrText>
+            </w:r>
+            <w:r>
+              <w:rPr>
+                <w:noProof/>
+              </w:rPr>
+            </w:r>
+            <w:r>
+              <w:rPr>
+                <w:noProof/>
+              </w:rPr>
               <w:fldChar w:fldCharType="separate"/>
+            </w:r>
+            <w:r>
+              <w:rPr>
+                <w:noProof/>
+              </w:rPr>
               <w:t>10</w:t>
+            </w:r>
+            <w:r>
+              <w:rPr>
+                <w:noProof/>
+              </w:rPr>
               <w:fldChar w:fldCharType="end"/>
             </w:r>
           </w:hyperlink>
@@ -1089,10 +1739,40 @@
                 <w:noProof/>
               </w:rPr>
               <w:tab/>
+            </w:r>
+            <w:r>
+              <w:rPr>
+                <w:noProof/>
+              </w:rPr>
               <w:fldChar w:fldCharType="begin"/>
+            </w:r>
+            <w:r>
+              <w:rPr>
+                <w:noProof/>
+              </w:rPr>
               <w:instrText xml:space="preserve"> PAGEREF _Toc227855010 \h </w:instrText>
+            </w:r>
+            <w:r>
+              <w:rPr>
+                <w:noProof/>
+              </w:rPr>
+            </w:r>
+            <w:r>
+              <w:rPr>
+                <w:noProof/>
+              </w:rPr>
               <w:fldChar w:fldCharType="separate"/>
+            </w:r>
+            <w:r>
+              <w:rPr>
+                <w:noProof/>
+              </w:rPr>
               <w:t>10</w:t>
+            </w:r>
+            <w:r>
+              <w:rPr>
+                <w:noProof/>
+              </w:rPr>
               <w:fldChar w:fldCharType="end"/>
             </w:r>
           </w:hyperlink>
@@ -1125,10 +1805,40 @@
                 <w:noProof/>
               </w:rPr>
               <w:tab/>
+            </w:r>
+            <w:r>
+              <w:rPr>
+                <w:noProof/>
+              </w:rPr>
               <w:fldChar w:fldCharType="begin"/>
+            </w:r>
+            <w:r>
+              <w:rPr>
+                <w:noProof/>
+              </w:rPr>
               <w:instrText xml:space="preserve"> PAGEREF _Toc227855011 \h </w:instrText>
+            </w:r>
+            <w:r>
+              <w:rPr>
+                <w:noProof/>
+              </w:rPr>
+            </w:r>
+            <w:r>
+              <w:rPr>
+                <w:noProof/>
+              </w:rPr>
               <w:fldChar w:fldCharType="separate"/>
+            </w:r>
+            <w:r>
+              <w:rPr>
+                <w:noProof/>
+              </w:rPr>
               <w:t>11</w:t>
+            </w:r>
+            <w:r>
+              <w:rPr>
+                <w:noProof/>
+              </w:rPr>
               <w:fldChar w:fldCharType="end"/>
             </w:r>
           </w:hyperlink>
@@ -1161,10 +1871,40 @@
                 <w:noProof/>
               </w:rPr>
               <w:tab/>
+            </w:r>
+            <w:r>
+              <w:rPr>
+                <w:noProof/>
+              </w:rPr>
               <w:fldChar w:fldCharType="begin"/>
+            </w:r>
+            <w:r>
+              <w:rPr>
+                <w:noProof/>
+              </w:rPr>
               <w:instrText xml:space="preserve"> PAGEREF _Toc227855012 \h </w:instrText>
+            </w:r>
+            <w:r>
+              <w:rPr>
+                <w:noProof/>
+              </w:rPr>
+            </w:r>
+            <w:r>
+              <w:rPr>
+                <w:noProof/>
+              </w:rPr>
               <w:fldChar w:fldCharType="separate"/>
+            </w:r>
+            <w:r>
+              <w:rPr>
+                <w:noProof/>
+              </w:rPr>
               <w:t>11</w:t>
+            </w:r>
+            <w:r>
+              <w:rPr>
+                <w:noProof/>
+              </w:rPr>
               <w:fldChar w:fldCharType="end"/>
             </w:r>
           </w:hyperlink>
@@ -1197,10 +1937,40 @@
                 <w:noProof/>
               </w:rPr>
               <w:tab/>
+            </w:r>
+            <w:r>
+              <w:rPr>
+                <w:noProof/>
+              </w:rPr>
               <w:fldChar w:fldCharType="begin"/>
+            </w:r>
+            <w:r>
+              <w:rPr>
+                <w:noProof/>
+              </w:rPr>
               <w:instrText xml:space="preserve"> PAGEREF _Toc227855013 \h </w:instrText>
+            </w:r>
+            <w:r>
+              <w:rPr>
+                <w:noProof/>
+              </w:rPr>
+            </w:r>
+            <w:r>
+              <w:rPr>
+                <w:noProof/>
+              </w:rPr>
               <w:fldChar w:fldCharType="separate"/>
+            </w:r>
+            <w:r>
+              <w:rPr>
+                <w:noProof/>
+              </w:rPr>
               <w:t>11</w:t>
+            </w:r>
+            <w:r>
+              <w:rPr>
+                <w:noProof/>
+              </w:rPr>
               <w:fldChar w:fldCharType="end"/>
             </w:r>
           </w:hyperlink>
@@ -1233,10 +2003,40 @@
                 <w:noProof/>
               </w:rPr>
               <w:tab/>
+            </w:r>
+            <w:r>
+              <w:rPr>
+                <w:noProof/>
+              </w:rPr>
               <w:fldChar w:fldCharType="begin"/>
+            </w:r>
+            <w:r>
+              <w:rPr>
+                <w:noProof/>
+              </w:rPr>
               <w:instrText xml:space="preserve"> PAGEREF _Toc227855014 \h </w:instrText>
+            </w:r>
+            <w:r>
+              <w:rPr>
+                <w:noProof/>
+              </w:rPr>
+            </w:r>
+            <w:r>
+              <w:rPr>
+                <w:noProof/>
+              </w:rPr>
               <w:fldChar w:fldCharType="separate"/>
+            </w:r>
+            <w:r>
+              <w:rPr>
+                <w:noProof/>
+              </w:rPr>
               <w:t>11</w:t>
+            </w:r>
+            <w:r>
+              <w:rPr>
+                <w:noProof/>
+              </w:rPr>
               <w:fldChar w:fldCharType="end"/>
             </w:r>
           </w:hyperlink>
@@ -1269,10 +2069,40 @@
                 <w:noProof/>
               </w:rPr>
               <w:tab/>
+            </w:r>
+            <w:r>
+              <w:rPr>
+                <w:noProof/>
+              </w:rPr>
               <w:fldChar w:fldCharType="begin"/>
+            </w:r>
+            <w:r>
+              <w:rPr>
+                <w:noProof/>
+              </w:rPr>
               <w:instrText xml:space="preserve"> PAGEREF _Toc227855015 \h </w:instrText>
+            </w:r>
+            <w:r>
+              <w:rPr>
+                <w:noProof/>
+              </w:rPr>
+            </w:r>
+            <w:r>
+              <w:rPr>
+                <w:noProof/>
+              </w:rPr>
               <w:fldChar w:fldCharType="separate"/>
+            </w:r>
+            <w:r>
+              <w:rPr>
+                <w:noProof/>
+              </w:rPr>
               <w:t>12</w:t>
+            </w:r>
+            <w:r>
+              <w:rPr>
+                <w:noProof/>
+              </w:rPr>
               <w:fldChar w:fldCharType="end"/>
             </w:r>
           </w:hyperlink>
@@ -1305,10 +2135,40 @@
                 <w:noProof/>
               </w:rPr>
               <w:tab/>
+            </w:r>
+            <w:r>
+              <w:rPr>
+                <w:noProof/>
+              </w:rPr>
               <w:fldChar w:fldCharType="begin"/>
+            </w:r>
+            <w:r>
+              <w:rPr>
+                <w:noProof/>
+              </w:rPr>
               <w:instrText xml:space="preserve"> PAGEREF _Toc227855016 \h </w:instrText>
+            </w:r>
+            <w:r>
+              <w:rPr>
+                <w:noProof/>
+              </w:rPr>
+            </w:r>
+            <w:r>
+              <w:rPr>
+                <w:noProof/>
+              </w:rPr>
               <w:fldChar w:fldCharType="separate"/>
+            </w:r>
+            <w:r>
+              <w:rPr>
+                <w:noProof/>
+              </w:rPr>
               <w:t>12</w:t>
+            </w:r>
+            <w:r>
+              <w:rPr>
+                <w:noProof/>
+              </w:rPr>
               <w:fldChar w:fldCharType="end"/>
             </w:r>
           </w:hyperlink>
@@ -1341,10 +2201,40 @@
                 <w:noProof/>
               </w:rPr>
               <w:tab/>
+            </w:r>
+            <w:r>
+              <w:rPr>
+                <w:noProof/>
+              </w:rPr>
               <w:fldChar w:fldCharType="begin"/>
+            </w:r>
+            <w:r>
+              <w:rPr>
+                <w:noProof/>
+              </w:rPr>
               <w:instrText xml:space="preserve"> PAGEREF _Toc227855017 \h </w:instrText>
+            </w:r>
+            <w:r>
+              <w:rPr>
+                <w:noProof/>
+              </w:rPr>
+            </w:r>
+            <w:r>
+              <w:rPr>
+                <w:noProof/>
+              </w:rPr>
               <w:fldChar w:fldCharType="separate"/>
+            </w:r>
+            <w:r>
+              <w:rPr>
+                <w:noProof/>
+              </w:rPr>
               <w:t>12</w:t>
+            </w:r>
+            <w:r>
+              <w:rPr>
+                <w:noProof/>
+              </w:rPr>
               <w:fldChar w:fldCharType="end"/>
             </w:r>
           </w:hyperlink>
@@ -1377,10 +2267,40 @@
                 <w:noProof/>
               </w:rPr>
               <w:tab/>
+            </w:r>
+            <w:r>
+              <w:rPr>
+                <w:noProof/>
+              </w:rPr>
               <w:fldChar w:fldCharType="begin"/>
+            </w:r>
+            <w:r>
+              <w:rPr>
+                <w:noProof/>
+              </w:rPr>
               <w:instrText xml:space="preserve"> PAGEREF _Toc227855018 \h </w:instrText>
+            </w:r>
+            <w:r>
+              <w:rPr>
+                <w:noProof/>
+              </w:rPr>
+            </w:r>
+            <w:r>
+              <w:rPr>
+                <w:noProof/>
+              </w:rPr>
               <w:fldChar w:fldCharType="separate"/>
+            </w:r>
+            <w:r>
+              <w:rPr>
+                <w:noProof/>
+              </w:rPr>
               <w:t>12</w:t>
+            </w:r>
+            <w:r>
+              <w:rPr>
+                <w:noProof/>
+              </w:rPr>
               <w:fldChar w:fldCharType="end"/>
             </w:r>
           </w:hyperlink>
@@ -1413,10 +2333,40 @@
                 <w:noProof/>
               </w:rPr>
               <w:tab/>
+            </w:r>
+            <w:r>
+              <w:rPr>
+                <w:noProof/>
+              </w:rPr>
               <w:fldChar w:fldCharType="begin"/>
+            </w:r>
+            <w:r>
+              <w:rPr>
+                <w:noProof/>
+              </w:rPr>
               <w:instrText xml:space="preserve"> PAGEREF _Toc227855019 \h </w:instrText>
+            </w:r>
+            <w:r>
+              <w:rPr>
+                <w:noProof/>
+              </w:rPr>
+            </w:r>
+            <w:r>
+              <w:rPr>
+                <w:noProof/>
+              </w:rPr>
               <w:fldChar w:fldCharType="separate"/>
+            </w:r>
+            <w:r>
+              <w:rPr>
+                <w:noProof/>
+              </w:rPr>
               <w:t>14</w:t>
+            </w:r>
+            <w:r>
+              <w:rPr>
+                <w:noProof/>
+              </w:rPr>
               <w:fldChar w:fldCharType="end"/>
             </w:r>
           </w:hyperlink>
@@ -1449,10 +2399,40 @@
                 <w:noProof/>
               </w:rPr>
               <w:tab/>
+            </w:r>
+            <w:r>
+              <w:rPr>
+                <w:noProof/>
+              </w:rPr>
               <w:fldChar w:fldCharType="begin"/>
+            </w:r>
+            <w:r>
+              <w:rPr>
+                <w:noProof/>
+              </w:rPr>
               <w:instrText xml:space="preserve"> PAGEREF _Toc227855020 \h </w:instrText>
+            </w:r>
+            <w:r>
+              <w:rPr>
+                <w:noProof/>
+              </w:rPr>
+            </w:r>
+            <w:r>
+              <w:rPr>
+                <w:noProof/>
+              </w:rPr>
               <w:fldChar w:fldCharType="separate"/>
+            </w:r>
+            <w:r>
+              <w:rPr>
+                <w:noProof/>
+              </w:rPr>
               <w:t>14</w:t>
+            </w:r>
+            <w:r>
+              <w:rPr>
+                <w:noProof/>
+              </w:rPr>
               <w:fldChar w:fldCharType="end"/>
             </w:r>
           </w:hyperlink>
@@ -1485,10 +2465,40 @@
                 <w:noProof/>
               </w:rPr>
               <w:tab/>
+            </w:r>
+            <w:r>
+              <w:rPr>
+                <w:noProof/>
+              </w:rPr>
               <w:fldChar w:fldCharType="begin"/>
+            </w:r>
+            <w:r>
+              <w:rPr>
+                <w:noProof/>
+              </w:rPr>
               <w:instrText xml:space="preserve"> PAGEREF _Toc227855021 \h </w:instrText>
+            </w:r>
+            <w:r>
+              <w:rPr>
+                <w:noProof/>
+              </w:rPr>
+            </w:r>
+            <w:r>
+              <w:rPr>
+                <w:noProof/>
+              </w:rPr>
               <w:fldChar w:fldCharType="separate"/>
+            </w:r>
+            <w:r>
+              <w:rPr>
+                <w:noProof/>
+              </w:rPr>
               <w:t>14</w:t>
+            </w:r>
+            <w:r>
+              <w:rPr>
+                <w:noProof/>
+              </w:rPr>
               <w:fldChar w:fldCharType="end"/>
             </w:r>
           </w:hyperlink>
@@ -1521,10 +2531,40 @@
                 <w:noProof/>
               </w:rPr>
               <w:tab/>
+            </w:r>
+            <w:r>
+              <w:rPr>
+                <w:noProof/>
+              </w:rPr>
               <w:fldChar w:fldCharType="begin"/>
+            </w:r>
+            <w:r>
+              <w:rPr>
+                <w:noProof/>
+              </w:rPr>
               <w:instrText xml:space="preserve"> PAGEREF _Toc227855022 \h </w:instrText>
+            </w:r>
+            <w:r>
+              <w:rPr>
+                <w:noProof/>
+              </w:rPr>
+            </w:r>
+            <w:r>
+              <w:rPr>
+                <w:noProof/>
+              </w:rPr>
               <w:fldChar w:fldCharType="separate"/>
+            </w:r>
+            <w:r>
+              <w:rPr>
+                <w:noProof/>
+              </w:rPr>
               <w:t>15</w:t>
+            </w:r>
+            <w:r>
+              <w:rPr>
+                <w:noProof/>
+              </w:rPr>
               <w:fldChar w:fldCharType="end"/>
             </w:r>
           </w:hyperlink>
@@ -1557,10 +2597,40 @@
                 <w:noProof/>
               </w:rPr>
               <w:tab/>
+            </w:r>
+            <w:r>
+              <w:rPr>
+                <w:noProof/>
+              </w:rPr>
               <w:fldChar w:fldCharType="begin"/>
+            </w:r>
+            <w:r>
+              <w:rPr>
+                <w:noProof/>
+              </w:rPr>
               <w:instrText xml:space="preserve"> PAGEREF _Toc227855023 \h </w:instrText>
+            </w:r>
+            <w:r>
+              <w:rPr>
+                <w:noProof/>
+              </w:rPr>
+            </w:r>
+            <w:r>
+              <w:rPr>
+                <w:noProof/>
+              </w:rPr>
               <w:fldChar w:fldCharType="separate"/>
+            </w:r>
+            <w:r>
+              <w:rPr>
+                <w:noProof/>
+              </w:rPr>
               <w:t>15</w:t>
+            </w:r>
+            <w:r>
+              <w:rPr>
+                <w:noProof/>
+              </w:rPr>
               <w:fldChar w:fldCharType="end"/>
             </w:r>
           </w:hyperlink>
@@ -1593,10 +2663,40 @@
                 <w:noProof/>
               </w:rPr>
               <w:tab/>
+            </w:r>
+            <w:r>
+              <w:rPr>
+                <w:noProof/>
+              </w:rPr>
               <w:fldChar w:fldCharType="begin"/>
+            </w:r>
+            <w:r>
+              <w:rPr>
+                <w:noProof/>
+              </w:rPr>
               <w:instrText xml:space="preserve"> PAGEREF _Toc227855024 \h </w:instrText>
+            </w:r>
+            <w:r>
+              <w:rPr>
+                <w:noProof/>
+              </w:rPr>
+            </w:r>
+            <w:r>
+              <w:rPr>
+                <w:noProof/>
+              </w:rPr>
               <w:fldChar w:fldCharType="separate"/>
+            </w:r>
+            <w:r>
+              <w:rPr>
+                <w:noProof/>
+              </w:rPr>
               <w:t>15</w:t>
+            </w:r>
+            <w:r>
+              <w:rPr>
+                <w:noProof/>
+              </w:rPr>
               <w:fldChar w:fldCharType="end"/>
             </w:r>
           </w:hyperlink>
@@ -1629,10 +2729,40 @@
                 <w:noProof/>
               </w:rPr>
               <w:tab/>
+            </w:r>
+            <w:r>
+              <w:rPr>
+                <w:noProof/>
+              </w:rPr>
               <w:fldChar w:fldCharType="begin"/>
+            </w:r>
+            <w:r>
+              <w:rPr>
+                <w:noProof/>
+              </w:rPr>
               <w:instrText xml:space="preserve"> PAGEREF _Toc227855025 \h </w:instrText>
+            </w:r>
+            <w:r>
+              <w:rPr>
+                <w:noProof/>
+              </w:rPr>
+            </w:r>
+            <w:r>
+              <w:rPr>
+                <w:noProof/>
+              </w:rPr>
               <w:fldChar w:fldCharType="separate"/>
+            </w:r>
+            <w:r>
+              <w:rPr>
+                <w:noProof/>
+              </w:rPr>
               <w:t>15</w:t>
+            </w:r>
+            <w:r>
+              <w:rPr>
+                <w:noProof/>
+              </w:rPr>
               <w:fldChar w:fldCharType="end"/>
             </w:r>
           </w:hyperlink>
@@ -1665,10 +2795,40 @@
                 <w:noProof/>
               </w:rPr>
               <w:tab/>
+            </w:r>
+            <w:r>
+              <w:rPr>
+                <w:noProof/>
+              </w:rPr>
               <w:fldChar w:fldCharType="begin"/>
+            </w:r>
+            <w:r>
+              <w:rPr>
+                <w:noProof/>
+              </w:rPr>
               <w:instrText xml:space="preserve"> PAGEREF _Toc227855026 \h </w:instrText>
+            </w:r>
+            <w:r>
+              <w:rPr>
+                <w:noProof/>
+              </w:rPr>
+            </w:r>
+            <w:r>
+              <w:rPr>
+                <w:noProof/>
+              </w:rPr>
               <w:fldChar w:fldCharType="separate"/>
+            </w:r>
+            <w:r>
+              <w:rPr>
+                <w:noProof/>
+              </w:rPr>
               <w:t>15</w:t>
+            </w:r>
+            <w:r>
+              <w:rPr>
+                <w:noProof/>
+              </w:rPr>
               <w:fldChar w:fldCharType="end"/>
             </w:r>
           </w:hyperlink>
@@ -1701,10 +2861,40 @@
                 <w:noProof/>
               </w:rPr>
               <w:tab/>
+            </w:r>
+            <w:r>
+              <w:rPr>
+                <w:noProof/>
+              </w:rPr>
               <w:fldChar w:fldCharType="begin"/>
+            </w:r>
+            <w:r>
+              <w:rPr>
+                <w:noProof/>
+              </w:rPr>
               <w:instrText xml:space="preserve"> PAGEREF _Toc227855027 \h </w:instrText>
+            </w:r>
+            <w:r>
+              <w:rPr>
+                <w:noProof/>
+              </w:rPr>
+            </w:r>
+            <w:r>
+              <w:rPr>
+                <w:noProof/>
+              </w:rPr>
               <w:fldChar w:fldCharType="separate"/>
+            </w:r>
+            <w:r>
+              <w:rPr>
+                <w:noProof/>
+              </w:rPr>
               <w:t>16</w:t>
+            </w:r>
+            <w:r>
+              <w:rPr>
+                <w:noProof/>
+              </w:rPr>
               <w:fldChar w:fldCharType="end"/>
             </w:r>
           </w:hyperlink>
@@ -1737,10 +2927,40 @@
                 <w:noProof/>
               </w:rPr>
               <w:tab/>
+            </w:r>
+            <w:r>
+              <w:rPr>
+                <w:noProof/>
+              </w:rPr>
               <w:fldChar w:fldCharType="begin"/>
+            </w:r>
+            <w:r>
+              <w:rPr>
+                <w:noProof/>
+              </w:rPr>
               <w:instrText xml:space="preserve"> PAGEREF _Toc227855028 \h </w:instrText>
+            </w:r>
+            <w:r>
+              <w:rPr>
+                <w:noProof/>
+              </w:rPr>
+            </w:r>
+            <w:r>
+              <w:rPr>
+                <w:noProof/>
+              </w:rPr>
               <w:fldChar w:fldCharType="separate"/>
+            </w:r>
+            <w:r>
+              <w:rPr>
+                <w:noProof/>
+              </w:rPr>
               <w:t>16</w:t>
+            </w:r>
+            <w:r>
+              <w:rPr>
+                <w:noProof/>
+              </w:rPr>
               <w:fldChar w:fldCharType="end"/>
             </w:r>
           </w:hyperlink>
@@ -2797,7 +4017,15 @@
                 <w:sz w:val="20"/>
                 <w:szCs w:val="20"/>
               </w:rPr>
-              <w:t>🐛 Report Bug</w:t>
+              <w:t>🐛</w:t>
+            </w:r>
+            <w:r>
+              <w:rPr>
+                <w:color w:val="222222"/>
+                <w:sz w:val="20"/>
+                <w:szCs w:val="20"/>
+              </w:rPr>
+              <w:t xml:space="preserve"> Report Bug</w:t>
             </w:r>
           </w:p>
         </w:tc>
@@ -3231,7 +4459,6 @@
       <w:bookmarkStart w:id="16" w:name="status_indicators"/>
       <w:bookmarkStart w:id="17" w:name="_Toc227854997"/>
       <w:r>
-        <w:lastRenderedPageBreak/>
         <w:t>3.3  Status Indicators</w:t>
       </w:r>
       <w:bookmarkEnd w:id="16"/>
@@ -9130,7 +10357,7 @@
               <w:right w:w="120" w:type="dxa"/>
             </w:tcMar>
           </w:tcPr>
-          <w:p w14:paraId="2G6D9E33">
+          <w:p>
             <w:r>
               <w:rPr>
                 <w:color w:val="222222"/>
@@ -9158,7 +10385,7 @@
               <w:right w:w="120" w:type="dxa"/>
             </w:tcMar>
           </w:tcPr>
-          <w:p w14:paraId="3H7E0F44">
+          <w:p>
             <w:r>
               <w:rPr>
                 <w:color w:val="222222"/>
@@ -10107,7 +11334,7 @@
           </w:p>
         </w:tc>
       </w:tr>
-      <w:tr w14:paraId="4J8F1A55">
+      <w:tr>
         <w:tc>
           <w:tcPr>
             <w:tcW w:w="2400" w:type="dxa"/>
@@ -10125,7 +11352,7 @@
               <w:right w:w="120" w:type="dxa"/>
             </w:tcMar>
           </w:tcPr>
-          <w:p w14:paraId="5K9G2B66">
+          <w:p>
             <w:r>
               <w:rPr>
                 <w:color w:val="222222"/>
@@ -10153,14 +11380,30 @@
               <w:right w:w="120" w:type="dxa"/>
             </w:tcMar>
           </w:tcPr>
-          <w:p w14:paraId="6L0H3C77">
-            <w:r>
-              <w:rPr>
-                <w:color w:val="222222"/>
-                <w:sz w:val="20"/>
-                <w:szCs w:val="20"/>
-              </w:rPr>
-              <w:t>Click 🐛 Report Bug; optionally click Send Report</w:t>
+          <w:p>
+            <w:r>
+              <w:rPr>
+                <w:color w:val="222222"/>
+                <w:sz w:val="20"/>
+                <w:szCs w:val="20"/>
+              </w:rPr>
+              <w:t xml:space="preserve">Click </w:t>
+            </w:r>
+            <w:r>
+              <w:rPr>
+                <w:color w:val="222222"/>
+                <w:sz w:val="20"/>
+                <w:szCs w:val="20"/>
+              </w:rPr>
+              <w:t>🐛</w:t>
+            </w:r>
+            <w:r>
+              <w:rPr>
+                <w:color w:val="222222"/>
+                <w:sz w:val="20"/>
+                <w:szCs w:val="20"/>
+              </w:rPr>
+              <w:t xml:space="preserve"> Report Bug; optionally click Send Report</w:t>
             </w:r>
           </w:p>
         </w:tc>
@@ -10181,7 +11424,7 @@
               <w:right w:w="120" w:type="dxa"/>
             </w:tcMar>
           </w:tcPr>
-          <w:p w14:paraId="7M1I4D88">
+          <w:p>
             <w:r>
               <w:rPr>
                 <w:color w:val="222222"/>
@@ -10218,7 +11461,24 @@
           <w:sz w:val="18"/>
           <w:szCs w:val="18"/>
         </w:rPr>
-        <w:t>METAR Lookup v2.1  •  User Manual  •  May 2026</w:t>
+        <w:lastRenderedPageBreak/>
+        <w:t>METAR Lookup v2.1</w:t>
+      </w:r>
+      <w:r>
+        <w:rPr>
+          <w:color w:val="888888"/>
+          <w:sz w:val="18"/>
+          <w:szCs w:val="18"/>
+        </w:rPr>
+        <w:t>.1</w:t>
+      </w:r>
+      <w:r>
+        <w:rPr>
+          <w:color w:val="888888"/>
+          <w:sz w:val="18"/>
+          <w:szCs w:val="18"/>
+        </w:rPr>
+        <w:t xml:space="preserve">  •  User Manual  •  May 2026</w:t>
       </w:r>
     </w:p>
     <w:p>

--- a/METAR_Lookup_User_Manual.docx
+++ b/METAR_Lookup_User_Manual.docx
@@ -56,7 +56,15 @@
           <w:sz w:val="32"/>
           <w:szCs w:val="32"/>
         </w:rPr>
-        <w:t>.1</w:t>
+        <w:t>.</w:t>
+      </w:r>
+      <w:r>
+        <w:rPr>
+          <w:color w:val="666666"/>
+          <w:sz w:val="32"/>
+          <w:szCs w:val="32"/>
+        </w:rPr>
+        <w:t>2</w:t>
       </w:r>
     </w:p>
     <w:p>
@@ -4017,15 +4025,7 @@
                 <w:sz w:val="20"/>
                 <w:szCs w:val="20"/>
               </w:rPr>
-              <w:t>🐛</w:t>
-            </w:r>
-            <w:r>
-              <w:rPr>
-                <w:color w:val="222222"/>
-                <w:sz w:val="20"/>
-                <w:szCs w:val="20"/>
-              </w:rPr>
-              <w:t xml:space="preserve"> Report Bug</w:t>
+              <w:t>🐛 Report Bug</w:t>
             </w:r>
           </w:p>
         </w:tc>
@@ -10438,7 +10438,7 @@
           <w:bCs/>
           <w:color w:val="222222"/>
         </w:rPr>
-        <w:t>Keyboard and mouse quick reference for METAR Lookup v2.0.</w:t>
+        <w:t>Keyboard and mouse quick reference</w:t>
       </w:r>
     </w:p>
     <w:p>
@@ -11387,23 +11387,7 @@
                 <w:sz w:val="20"/>
                 <w:szCs w:val="20"/>
               </w:rPr>
-              <w:t xml:space="preserve">Click </w:t>
-            </w:r>
-            <w:r>
-              <w:rPr>
-                <w:color w:val="222222"/>
-                <w:sz w:val="20"/>
-                <w:szCs w:val="20"/>
-              </w:rPr>
-              <w:t>🐛</w:t>
-            </w:r>
-            <w:r>
-              <w:rPr>
-                <w:color w:val="222222"/>
-                <w:sz w:val="20"/>
-                <w:szCs w:val="20"/>
-              </w:rPr>
-              <w:t xml:space="preserve"> Report Bug; optionally click Send Report</w:t>
+              <w:t>Click 🐛 Report Bug; optionally click Send Report</w:t>
             </w:r>
           </w:p>
         </w:tc>
@@ -11470,7 +11454,15 @@
           <w:sz w:val="18"/>
           <w:szCs w:val="18"/>
         </w:rPr>
-        <w:t>.1</w:t>
+        <w:t>.</w:t>
+      </w:r>
+      <w:r>
+        <w:rPr>
+          <w:color w:val="888888"/>
+          <w:sz w:val="18"/>
+          <w:szCs w:val="18"/>
+        </w:rPr>
+        <w:t>2</w:t>
       </w:r>
       <w:r>
         <w:rPr>

--- a/METAR_Lookup_User_Manual.docx
+++ b/METAR_Lookup_User_Manual.docx
@@ -48,7 +48,7 @@
           <w:sz w:val="32"/>
           <w:szCs w:val="32"/>
         </w:rPr>
-        <w:t>Version 2.1</w:t>
+        <w:t xml:space="preserve">Version </w:t>
       </w:r>
       <w:r>
         <w:rPr>
@@ -56,15 +56,7 @@
           <w:sz w:val="32"/>
           <w:szCs w:val="32"/>
         </w:rPr>
-        <w:t>.</w:t>
-      </w:r>
-      <w:r>
-        <w:rPr>
-          <w:color w:val="666666"/>
-          <w:sz w:val="32"/>
-          <w:szCs w:val="32"/>
-        </w:rPr>
-        <w:t>2</w:t>
+        <w:t>2.1.3</w:t>
       </w:r>
     </w:p>
     <w:p>
@@ -292,7 +284,25 @@
           <w:sz w:val="20"/>
           <w:szCs w:val="20"/>
         </w:rPr>
-        <w:t>Data: aviationweather.gov (NOAA/NWS) • aeronav.faa.gov (FAA)</w:t>
+        <w:t>Data: aviationweather.gov (NOAA/</w:t>
+      </w:r>
+      <w:proofErr w:type="gramStart"/>
+      <w:r>
+        <w:rPr>
+          <w:color w:val="AAAAAA"/>
+          <w:sz w:val="20"/>
+          <w:szCs w:val="20"/>
+        </w:rPr>
+        <w:t>NWS) •</w:t>
+      </w:r>
+      <w:proofErr w:type="gramEnd"/>
+      <w:r>
+        <w:rPr>
+          <w:color w:val="AAAAAA"/>
+          <w:sz w:val="20"/>
+          <w:szCs w:val="20"/>
+        </w:rPr>
+        <w:t xml:space="preserve"> aeronav.faa.gov (FAA)</w:t>
       </w:r>
     </w:p>
     <w:p>
@@ -2993,10 +3003,15 @@
       <w:bookmarkStart w:id="3" w:name="_Toc227854990"/>
       <w:r>
         <w:lastRenderedPageBreak/>
-        <w:t>1.  Introduction</w:t>
+        <w:t>1</w:t>
+      </w:r>
+      <w:proofErr w:type="gramStart"/>
+      <w:r>
+        <w:t>.  Introduction</w:t>
       </w:r>
       <w:bookmarkEnd w:id="2"/>
       <w:bookmarkEnd w:id="3"/>
+      <w:proofErr w:type="gramEnd"/>
     </w:p>
     <w:p>
       <w:pPr>
@@ -3022,7 +3037,21 @@
         <w:rPr>
           <w:color w:val="222222"/>
         </w:rPr>
-        <w:t>All data is retrieved live from official sources — primarily the NOAA/NWS Aviation Weather Center (aviationweather.gov) and the FAA AeroNav portal — and is presented using standard aviation conventions (ICAO codes, Zulu time, knots, feet MSL, inHg).</w:t>
+        <w:t xml:space="preserve">All data is retrieved live from official sources — primarily the NOAA/NWS Aviation Weather Center (aviationweather.gov) and the FAA </w:t>
+      </w:r>
+      <w:proofErr w:type="spellStart"/>
+      <w:r>
+        <w:rPr>
+          <w:color w:val="222222"/>
+        </w:rPr>
+        <w:t>AeroNav</w:t>
+      </w:r>
+      <w:proofErr w:type="spellEnd"/>
+      <w:r>
+        <w:rPr>
+          <w:color w:val="222222"/>
+        </w:rPr>
+        <w:t xml:space="preserve"> portal — and is presented using standard aviation conventions (ICAO codes, Zulu time, knots, feet MSL, inHg).</w:t>
       </w:r>
     </w:p>
     <w:p>
@@ -3038,19 +3067,45 @@
         <w:shd w:val="clear" w:color="auto" w:fill="FFF3CD"/>
         <w:spacing w:before="100" w:after="100"/>
       </w:pPr>
+      <w:proofErr w:type="gramStart"/>
       <w:r>
         <w:rPr>
           <w:b/>
           <w:bCs/>
           <w:color w:val="B35900"/>
         </w:rPr>
-        <w:t xml:space="preserve">⚠  Safety Notice  </w:t>
+        <w:t>⚠  Safety</w:t>
+      </w:r>
+      <w:proofErr w:type="gramEnd"/>
+      <w:r>
+        <w:rPr>
+          <w:b/>
+          <w:bCs/>
+          <w:color w:val="B35900"/>
+        </w:rPr>
+        <w:t xml:space="preserve"> </w:t>
+      </w:r>
+      <w:proofErr w:type="gramStart"/>
+      <w:r>
+        <w:rPr>
+          <w:b/>
+          <w:bCs/>
+          <w:color w:val="B35900"/>
+        </w:rPr>
+        <w:t xml:space="preserve">Notice  </w:t>
       </w:r>
       <w:r>
         <w:rPr>
           <w:color w:val="333333"/>
         </w:rPr>
-        <w:t>METAR Lookup is for informational purposes only. It must not be used as the sole source of weather information for any actual flight operation. Always obtain an official preflight weather briefing.</w:t>
+        <w:t>METAR</w:t>
+      </w:r>
+      <w:proofErr w:type="gramEnd"/>
+      <w:r>
+        <w:rPr>
+          <w:color w:val="333333"/>
+        </w:rPr>
+        <w:t xml:space="preserve"> Lookup is for informational purposes only. It must not be used as the sole source of weather information for any actual flight operation. Always obtain an official preflight weather briefing.</w:t>
       </w:r>
     </w:p>
     <w:p>
@@ -3064,8 +3119,13 @@
       </w:pPr>
       <w:bookmarkStart w:id="4" w:name="system_requirements"/>
       <w:bookmarkStart w:id="5" w:name="_Toc227854991"/>
-      <w:r>
-        <w:t>1.1  System Requirements</w:t>
+      <w:proofErr w:type="gramStart"/>
+      <w:r>
+        <w:t>1.1  System</w:t>
+      </w:r>
+      <w:proofErr w:type="gramEnd"/>
+      <w:r>
+        <w:t xml:space="preserve"> Requirements</w:t>
       </w:r>
       <w:bookmarkEnd w:id="4"/>
       <w:bookmarkEnd w:id="5"/>
@@ -3457,7 +3517,15 @@
       <w:bookmarkStart w:id="7" w:name="_Toc227854992"/>
       <w:r>
         <w:lastRenderedPageBreak/>
-        <w:t>2.  Getting Started</w:t>
+        <w:t>2</w:t>
+      </w:r>
+      <w:proofErr w:type="gramStart"/>
+      <w:r>
+        <w:t>.  Getting</w:t>
+      </w:r>
+      <w:proofErr w:type="gramEnd"/>
+      <w:r>
+        <w:t xml:space="preserve"> Started</w:t>
       </w:r>
       <w:bookmarkEnd w:id="6"/>
       <w:bookmarkEnd w:id="7"/>
@@ -3468,8 +3536,13 @@
       </w:pPr>
       <w:bookmarkStart w:id="8" w:name="first_launch"/>
       <w:bookmarkStart w:id="9" w:name="_Toc227854993"/>
-      <w:r>
-        <w:t>2.1  First Launch</w:t>
+      <w:proofErr w:type="gramStart"/>
+      <w:r>
+        <w:t>2.1  First</w:t>
+      </w:r>
+      <w:proofErr w:type="gramEnd"/>
+      <w:r>
+        <w:t xml:space="preserve"> Launch</w:t>
       </w:r>
       <w:bookmarkEnd w:id="8"/>
       <w:bookmarkEnd w:id="9"/>
@@ -3494,11 +3567,33 @@
       <w:pPr>
         <w:spacing w:before="60" w:after="100"/>
       </w:pPr>
+      <w:proofErr w:type="gramStart"/>
       <w:r>
         <w:rPr>
           <w:color w:val="222222"/>
         </w:rPr>
-        <w:t>To look up an airport:</w:t>
+        <w:t>To look</w:t>
+      </w:r>
+      <w:proofErr w:type="gramEnd"/>
+      <w:r>
+        <w:rPr>
+          <w:color w:val="222222"/>
+        </w:rPr>
+        <w:t xml:space="preserve"> </w:t>
+      </w:r>
+      <w:proofErr w:type="gramStart"/>
+      <w:r>
+        <w:rPr>
+          <w:color w:val="222222"/>
+        </w:rPr>
+        <w:t>up</w:t>
+      </w:r>
+      <w:proofErr w:type="gramEnd"/>
+      <w:r>
+        <w:rPr>
+          <w:color w:val="222222"/>
+        </w:rPr>
+        <w:t xml:space="preserve"> an airport:</w:t>
       </w:r>
     </w:p>
     <w:p>
@@ -3566,19 +3661,45 @@
         <w:shd w:val="clear" w:color="auto" w:fill="D5E8F7"/>
         <w:spacing w:before="100" w:after="100"/>
       </w:pPr>
+      <w:proofErr w:type="gramStart"/>
       <w:r>
         <w:rPr>
           <w:b/>
           <w:bCs/>
           <w:color w:val="14468F"/>
         </w:rPr>
-        <w:t xml:space="preserve">ℹ  ICAO codes and the airport search  </w:t>
+        <w:t>ℹ  ICAO</w:t>
+      </w:r>
+      <w:proofErr w:type="gramEnd"/>
+      <w:r>
+        <w:rPr>
+          <w:b/>
+          <w:bCs/>
+          <w:color w:val="14468F"/>
+        </w:rPr>
+        <w:t xml:space="preserve"> codes and the airport </w:t>
+      </w:r>
+      <w:proofErr w:type="gramStart"/>
+      <w:r>
+        <w:rPr>
+          <w:b/>
+          <w:bCs/>
+          <w:color w:val="14468F"/>
+        </w:rPr>
+        <w:t xml:space="preserve">search  </w:t>
       </w:r>
       <w:r>
         <w:rPr>
           <w:color w:val="333333"/>
         </w:rPr>
-        <w:t>METAR Lookup uses ICAO codes internally, but the search bar lets you find any airport without knowing the code. Type a city, state, airport name, or IATA code and select from the dropdown — the ICAO is filled in automatically. If you already know it, type it directly. US airports add a ‘K’ prefix: LAX → KLAX, SEA → KSEA. Canadian airports start with ‘C’: CYYZ = Toronto. International: EGLL = London Heathrow.</w:t>
+        <w:t>METAR</w:t>
+      </w:r>
+      <w:proofErr w:type="gramEnd"/>
+      <w:r>
+        <w:rPr>
+          <w:color w:val="333333"/>
+        </w:rPr>
+        <w:t xml:space="preserve"> Lookup uses ICAO codes internally, but the search bar lets you find any airport without knowing the code. Type a city, state, airport name, or IATA code and select from the dropdown — the ICAO is filled in automatically. If you already know it, type it directly. US airports add a ‘K’ prefix: LAX → KLAX, SEA → KSEA. Canadian airports start with ‘C’: CYYZ = Toronto. International: EGLL = London Heathrow.</w:t>
       </w:r>
     </w:p>
     <w:p>
@@ -3594,7 +3715,15 @@
       <w:bookmarkStart w:id="11" w:name="_Toc227854994"/>
       <w:r>
         <w:lastRenderedPageBreak/>
-        <w:t>3.  The Interface</w:t>
+        <w:t>3</w:t>
+      </w:r>
+      <w:proofErr w:type="gramStart"/>
+      <w:r>
+        <w:t>.  The</w:t>
+      </w:r>
+      <w:proofErr w:type="gramEnd"/>
+      <w:r>
+        <w:t xml:space="preserve"> Interface</w:t>
       </w:r>
       <w:bookmarkEnd w:id="10"/>
       <w:bookmarkEnd w:id="11"/>
@@ -3605,8 +3734,13 @@
       </w:pPr>
       <w:bookmarkStart w:id="12" w:name="top_search_bar"/>
       <w:bookmarkStart w:id="13" w:name="_Toc227854995"/>
-      <w:r>
-        <w:t>3.1  Top Search Bar</w:t>
+      <w:proofErr w:type="gramStart"/>
+      <w:r>
+        <w:t>3.1  Top</w:t>
+      </w:r>
+      <w:proofErr w:type="gramEnd"/>
+      <w:r>
+        <w:t xml:space="preserve"> Search Bar</w:t>
       </w:r>
       <w:bookmarkEnd w:id="12"/>
       <w:bookmarkEnd w:id="13"/>
@@ -4070,8 +4204,13 @@
       </w:pPr>
       <w:bookmarkStart w:id="14" w:name="favorites_strip"/>
       <w:bookmarkStart w:id="15" w:name="_Toc227854996"/>
-      <w:r>
-        <w:t>3.2  Favorites Strip</w:t>
+      <w:proofErr w:type="gramStart"/>
+      <w:r>
+        <w:t>3.2  Favorites</w:t>
+      </w:r>
+      <w:proofErr w:type="gramEnd"/>
+      <w:r>
+        <w:t xml:space="preserve"> Strip</w:t>
       </w:r>
       <w:bookmarkEnd w:id="14"/>
       <w:bookmarkEnd w:id="15"/>
@@ -4380,7 +4519,15 @@
         <w:spacing w:before="40" w:after="60"/>
       </w:pPr>
       <w:r>
-        <w:t>Click a chip → instantly looks up that airport in all tabs</w:t>
+        <w:t xml:space="preserve">Click a chip → instantly </w:t>
+      </w:r>
+      <w:proofErr w:type="gramStart"/>
+      <w:r>
+        <w:t>looks</w:t>
+      </w:r>
+      <w:proofErr w:type="gramEnd"/>
+      <w:r>
+        <w:t xml:space="preserve"> up that airport in all tabs</w:t>
       </w:r>
     </w:p>
     <w:p>
@@ -4458,8 +4605,13 @@
       </w:pPr>
       <w:bookmarkStart w:id="16" w:name="status_indicators"/>
       <w:bookmarkStart w:id="17" w:name="_Toc227854997"/>
-      <w:r>
-        <w:t>3.3  Status Indicators</w:t>
+      <w:proofErr w:type="gramStart"/>
+      <w:r>
+        <w:t>3.3  Status</w:t>
+      </w:r>
+      <w:proofErr w:type="gramEnd"/>
+      <w:r>
+        <w:t xml:space="preserve"> Indicators</w:t>
       </w:r>
       <w:bookmarkEnd w:id="16"/>
       <w:bookmarkEnd w:id="17"/>
@@ -4737,7 +4889,29 @@
           <w:szCs w:val="34"/>
         </w:rPr>
         <w:lastRenderedPageBreak/>
-        <w:t>4.  Tabs Reference</w:t>
+        <w:t>4</w:t>
+      </w:r>
+      <w:proofErr w:type="gramStart"/>
+      <w:r>
+        <w:rPr>
+          <w:b/>
+          <w:bCs/>
+          <w:color w:val="14468F"/>
+          <w:sz w:val="34"/>
+          <w:szCs w:val="34"/>
+        </w:rPr>
+        <w:t>.  Tabs</w:t>
+      </w:r>
+      <w:proofErr w:type="gramEnd"/>
+      <w:r>
+        <w:rPr>
+          <w:b/>
+          <w:bCs/>
+          <w:color w:val="14468F"/>
+          <w:sz w:val="34"/>
+          <w:szCs w:val="34"/>
+        </w:rPr>
+        <w:t xml:space="preserve"> Reference</w:t>
       </w:r>
       <w:bookmarkEnd w:id="18"/>
       <w:bookmarkEnd w:id="19"/>
@@ -4748,8 +4922,13 @@
       </w:pPr>
       <w:bookmarkStart w:id="20" w:name="metar_tab"/>
       <w:bookmarkStart w:id="21" w:name="_Toc227854999"/>
-      <w:r>
-        <w:t>4.1  METAR Tab</w:t>
+      <w:proofErr w:type="gramStart"/>
+      <w:r>
+        <w:t>4.1  METAR</w:t>
+      </w:r>
+      <w:proofErr w:type="gramEnd"/>
+      <w:r>
+        <w:t xml:space="preserve"> Tab</w:t>
       </w:r>
       <w:bookmarkEnd w:id="20"/>
       <w:bookmarkEnd w:id="21"/>
@@ -5032,7 +5211,35 @@
                 <w:sz w:val="20"/>
                 <w:szCs w:val="20"/>
               </w:rPr>
-              <w:t>UTC time of the observation in HH:mm:ss Z format</w:t>
+              <w:t xml:space="preserve">UTC time of the observation in </w:t>
+            </w:r>
+            <w:proofErr w:type="spellStart"/>
+            <w:r>
+              <w:rPr>
+                <w:color w:val="222222"/>
+                <w:sz w:val="20"/>
+                <w:szCs w:val="20"/>
+              </w:rPr>
+              <w:t>HH:</w:t>
+            </w:r>
+            <w:proofErr w:type="gramStart"/>
+            <w:r>
+              <w:rPr>
+                <w:color w:val="222222"/>
+                <w:sz w:val="20"/>
+                <w:szCs w:val="20"/>
+              </w:rPr>
+              <w:t>mm:ss</w:t>
+            </w:r>
+            <w:proofErr w:type="spellEnd"/>
+            <w:proofErr w:type="gramEnd"/>
+            <w:r>
+              <w:rPr>
+                <w:color w:val="222222"/>
+                <w:sz w:val="20"/>
+                <w:szCs w:val="20"/>
+              </w:rPr>
+              <w:t xml:space="preserve"> Z format</w:t>
             </w:r>
           </w:p>
         </w:tc>
@@ -5606,7 +5813,25 @@
                 <w:sz w:val="20"/>
                 <w:szCs w:val="20"/>
               </w:rPr>
-              <w:t>Altimeter setting in both inHg (US) and hPa (metric/international)</w:t>
+              <w:t xml:space="preserve">Altimeter setting in both inHg (US) and </w:t>
+            </w:r>
+            <w:proofErr w:type="spellStart"/>
+            <w:r>
+              <w:rPr>
+                <w:color w:val="222222"/>
+                <w:sz w:val="20"/>
+                <w:szCs w:val="20"/>
+              </w:rPr>
+              <w:t>hPa</w:t>
+            </w:r>
+            <w:proofErr w:type="spellEnd"/>
+            <w:r>
+              <w:rPr>
+                <w:color w:val="222222"/>
+                <w:sz w:val="20"/>
+                <w:szCs w:val="20"/>
+              </w:rPr>
+              <w:t xml:space="preserve"> (metric/international)</w:t>
             </w:r>
           </w:p>
         </w:tc>
@@ -5765,8 +5990,13 @@
       </w:pPr>
       <w:bookmarkStart w:id="25" w:name="taf_tab"/>
       <w:bookmarkStart w:id="26" w:name="_Toc227855003"/>
-      <w:r>
-        <w:t>4.2  TAF Tab</w:t>
+      <w:proofErr w:type="gramStart"/>
+      <w:r>
+        <w:t>4.2  TAF</w:t>
+      </w:r>
+      <w:proofErr w:type="gramEnd"/>
+      <w:r>
+        <w:t xml:space="preserve"> Tab</w:t>
       </w:r>
       <w:bookmarkEnd w:id="25"/>
       <w:bookmarkEnd w:id="26"/>
@@ -6217,7 +6447,43 @@
                 <w:sz w:val="20"/>
                 <w:szCs w:val="20"/>
               </w:rPr>
-              <w:t>UTC window for this period (HH:mm – HH:mm Z)</w:t>
+              <w:t>UTC window for this period (</w:t>
+            </w:r>
+            <w:proofErr w:type="spellStart"/>
+            <w:r>
+              <w:rPr>
+                <w:color w:val="222222"/>
+                <w:sz w:val="20"/>
+                <w:szCs w:val="20"/>
+              </w:rPr>
+              <w:t>HH:mm</w:t>
+            </w:r>
+            <w:proofErr w:type="spellEnd"/>
+            <w:r>
+              <w:rPr>
+                <w:color w:val="222222"/>
+                <w:sz w:val="20"/>
+                <w:szCs w:val="20"/>
+              </w:rPr>
+              <w:t xml:space="preserve"> – </w:t>
+            </w:r>
+            <w:proofErr w:type="spellStart"/>
+            <w:r>
+              <w:rPr>
+                <w:color w:val="222222"/>
+                <w:sz w:val="20"/>
+                <w:szCs w:val="20"/>
+              </w:rPr>
+              <w:t>HH:mm</w:t>
+            </w:r>
+            <w:proofErr w:type="spellEnd"/>
+            <w:r>
+              <w:rPr>
+                <w:color w:val="222222"/>
+                <w:sz w:val="20"/>
+                <w:szCs w:val="20"/>
+              </w:rPr>
+              <w:t xml:space="preserve"> Z)</w:t>
             </w:r>
           </w:p>
         </w:tc>
@@ -6526,19 +6792,45 @@
         <w:shd w:val="clear" w:color="auto" w:fill="D5E8F7"/>
         <w:spacing w:before="100" w:after="100"/>
       </w:pPr>
+      <w:proofErr w:type="gramStart"/>
       <w:r>
         <w:rPr>
           <w:b/>
           <w:bCs/>
           <w:color w:val="14468F"/>
         </w:rPr>
-        <w:t xml:space="preserve">ℹ  No TAF available  </w:t>
+        <w:t>ℹ  No</w:t>
+      </w:r>
+      <w:proofErr w:type="gramEnd"/>
+      <w:r>
+        <w:rPr>
+          <w:b/>
+          <w:bCs/>
+          <w:color w:val="14468F"/>
+        </w:rPr>
+        <w:t xml:space="preserve"> TAF </w:t>
+      </w:r>
+      <w:proofErr w:type="gramStart"/>
+      <w:r>
+        <w:rPr>
+          <w:b/>
+          <w:bCs/>
+          <w:color w:val="14468F"/>
+        </w:rPr>
+        <w:t xml:space="preserve">available  </w:t>
       </w:r>
       <w:r>
         <w:rPr>
           <w:color w:val="333333"/>
         </w:rPr>
-        <w:t>Smaller or non-towered airports often do not have TAF service. If the tab shows “No TAF available for this station” that is expected behavior, not an error.</w:t>
+        <w:t>Smaller</w:t>
+      </w:r>
+      <w:proofErr w:type="gramEnd"/>
+      <w:r>
+        <w:rPr>
+          <w:color w:val="333333"/>
+        </w:rPr>
+        <w:t xml:space="preserve"> or non-towered airports often do not have TAF service. If the tab shows “No TAF available for this station” that is expected behavior, not an error.</w:t>
       </w:r>
     </w:p>
     <w:p>
@@ -6552,9 +6844,14 @@
       </w:pPr>
       <w:bookmarkStart w:id="29" w:name="map_tab"/>
       <w:bookmarkStart w:id="30" w:name="_Toc227855006"/>
+      <w:proofErr w:type="gramStart"/>
       <w:r>
         <w:lastRenderedPageBreak/>
-        <w:t>4.3  Map Tab</w:t>
+        <w:t>4.3  Map</w:t>
+      </w:r>
+      <w:proofErr w:type="gramEnd"/>
+      <w:r>
+        <w:t xml:space="preserve"> Tab</w:t>
       </w:r>
       <w:bookmarkEnd w:id="29"/>
       <w:bookmarkEnd w:id="30"/>
@@ -6895,7 +7192,25 @@
                 <w:sz w:val="20"/>
                 <w:szCs w:val="20"/>
               </w:rPr>
-              <w:t>Semi-transparent precipitation/radar layer from RainViewer (shown when available)</w:t>
+              <w:t xml:space="preserve">Semi-transparent precipitation/radar layer from </w:t>
+            </w:r>
+            <w:proofErr w:type="spellStart"/>
+            <w:r>
+              <w:rPr>
+                <w:color w:val="222222"/>
+                <w:sz w:val="20"/>
+                <w:szCs w:val="20"/>
+              </w:rPr>
+              <w:t>RainViewer</w:t>
+            </w:r>
+            <w:proofErr w:type="spellEnd"/>
+            <w:r>
+              <w:rPr>
+                <w:color w:val="222222"/>
+                <w:sz w:val="20"/>
+                <w:szCs w:val="20"/>
+              </w:rPr>
+              <w:t xml:space="preserve"> (shown when available)</w:t>
             </w:r>
           </w:p>
         </w:tc>
@@ -6947,13 +7262,41 @@
             </w:tcMar>
           </w:tcPr>
           <w:p>
-            <w:r>
-              <w:rPr>
-                <w:color w:val="222222"/>
-                <w:sz w:val="20"/>
-                <w:szCs w:val="20"/>
-              </w:rPr>
-              <w:t>CartoDB Voyager in light mode; CartoDB Dark Matter in dark mode. Switches instantly with the theme toggle.</w:t>
+            <w:proofErr w:type="spellStart"/>
+            <w:r>
+              <w:rPr>
+                <w:color w:val="222222"/>
+                <w:sz w:val="20"/>
+                <w:szCs w:val="20"/>
+              </w:rPr>
+              <w:t>CartoDB</w:t>
+            </w:r>
+            <w:proofErr w:type="spellEnd"/>
+            <w:r>
+              <w:rPr>
+                <w:color w:val="222222"/>
+                <w:sz w:val="20"/>
+                <w:szCs w:val="20"/>
+              </w:rPr>
+              <w:t xml:space="preserve"> Voyager in light mode; </w:t>
+            </w:r>
+            <w:proofErr w:type="spellStart"/>
+            <w:r>
+              <w:rPr>
+                <w:color w:val="222222"/>
+                <w:sz w:val="20"/>
+                <w:szCs w:val="20"/>
+              </w:rPr>
+              <w:t>CartoDB</w:t>
+            </w:r>
+            <w:proofErr w:type="spellEnd"/>
+            <w:r>
+              <w:rPr>
+                <w:color w:val="222222"/>
+                <w:sz w:val="20"/>
+                <w:szCs w:val="20"/>
+              </w:rPr>
+              <w:t xml:space="preserve"> Dark Matter in dark mode. Switches instantly with the theme toggle.</w:t>
             </w:r>
           </w:p>
         </w:tc>
@@ -7052,19 +7395,45 @@
         <w:shd w:val="clear" w:color="auto" w:fill="D5E8F7"/>
         <w:spacing w:before="100" w:after="100"/>
       </w:pPr>
+      <w:proofErr w:type="gramStart"/>
       <w:r>
         <w:rPr>
           <w:b/>
           <w:bCs/>
           <w:color w:val="14468F"/>
         </w:rPr>
-        <w:t xml:space="preserve">ℹ  Lazy loading  </w:t>
+        <w:t>ℹ  Lazy</w:t>
+      </w:r>
+      <w:proofErr w:type="gramEnd"/>
+      <w:r>
+        <w:rPr>
+          <w:b/>
+          <w:bCs/>
+          <w:color w:val="14468F"/>
+        </w:rPr>
+        <w:t xml:space="preserve"> </w:t>
+      </w:r>
+      <w:proofErr w:type="gramStart"/>
+      <w:r>
+        <w:rPr>
+          <w:b/>
+          <w:bCs/>
+          <w:color w:val="14468F"/>
+        </w:rPr>
+        <w:t xml:space="preserve">loading  </w:t>
       </w:r>
       <w:r>
         <w:rPr>
           <w:color w:val="333333"/>
         </w:rPr>
-        <w:t>The map only loads when you first click the Map tab. Switching tabs afterward reuses the loaded map without a network request. The radar overlay is fetched separately and may take a moment.</w:t>
+        <w:t>The</w:t>
+      </w:r>
+      <w:proofErr w:type="gramEnd"/>
+      <w:r>
+        <w:rPr>
+          <w:color w:val="333333"/>
+        </w:rPr>
+        <w:t xml:space="preserve"> map only loads when you first click the Map tab. Switching tabs afterward reuses the loaded map without a network request. The radar overlay is fetched separately and may take a moment.</w:t>
       </w:r>
     </w:p>
     <w:p>
@@ -7078,8 +7447,13 @@
       </w:pPr>
       <w:bookmarkStart w:id="33" w:name="airport_charts_tab"/>
       <w:bookmarkStart w:id="34" w:name="_Toc227855009"/>
-      <w:r>
-        <w:t>4.4  Airport Charts Tab</w:t>
+      <w:proofErr w:type="gramStart"/>
+      <w:r>
+        <w:t>4.4  Airport</w:t>
+      </w:r>
+      <w:proofErr w:type="gramEnd"/>
+      <w:r>
+        <w:t xml:space="preserve"> Charts Tab</w:t>
       </w:r>
       <w:bookmarkEnd w:id="33"/>
       <w:bookmarkEnd w:id="34"/>
@@ -7120,7 +7494,15 @@
         <w:spacing w:before="40" w:after="60"/>
       </w:pPr>
       <w:r>
-        <w:t>Charts are grouped by category (Instrument Approaches, Standard Instrument Departures, STARs, Airport Diagram, etc.)</w:t>
+        <w:t xml:space="preserve">Charts are grouped by </w:t>
+      </w:r>
+      <w:proofErr w:type="gramStart"/>
+      <w:r>
+        <w:t>category</w:t>
+      </w:r>
+      <w:proofErr w:type="gramEnd"/>
+      <w:r>
+        <w:t xml:space="preserve"> (Instrument Approaches, Standard Instrument Departures, STARs, Airport Diagram, etc.)</w:t>
       </w:r>
     </w:p>
     <w:p>
@@ -7146,7 +7528,15 @@
         <w:spacing w:before="40" w:after="60"/>
       </w:pPr>
       <w:r>
-        <w:t>Click any chart name to load it in the right panel</w:t>
+        <w:t xml:space="preserve">Click any chart name to load it </w:t>
+      </w:r>
+      <w:proofErr w:type="gramStart"/>
+      <w:r>
+        <w:t>in</w:t>
+      </w:r>
+      <w:proofErr w:type="gramEnd"/>
+      <w:r>
+        <w:t xml:space="preserve"> the right panel</w:t>
       </w:r>
     </w:p>
     <w:p>
@@ -7222,19 +7612,45 @@
         <w:shd w:val="clear" w:color="auto" w:fill="D5E8F7"/>
         <w:spacing w:before="100" w:after="100"/>
       </w:pPr>
+      <w:proofErr w:type="gramStart"/>
       <w:r>
         <w:rPr>
           <w:b/>
           <w:bCs/>
           <w:color w:val="14468F"/>
         </w:rPr>
-        <w:t xml:space="preserve">ℹ  International airports  </w:t>
+        <w:t>ℹ  International</w:t>
+      </w:r>
+      <w:proofErr w:type="gramEnd"/>
+      <w:r>
+        <w:rPr>
+          <w:b/>
+          <w:bCs/>
+          <w:color w:val="14468F"/>
+        </w:rPr>
+        <w:t xml:space="preserve"> </w:t>
+      </w:r>
+      <w:proofErr w:type="gramStart"/>
+      <w:r>
+        <w:rPr>
+          <w:b/>
+          <w:bCs/>
+          <w:color w:val="14468F"/>
+        </w:rPr>
+        <w:t xml:space="preserve">airports  </w:t>
       </w:r>
       <w:r>
         <w:rPr>
           <w:color w:val="333333"/>
         </w:rPr>
-        <w:t>FAA d-TPP charts cover US airports only. International airports will show “No FAA charts found.” Use the appropriate ANSP or Jeppesen service for non-US charts.</w:t>
+        <w:t>FAA</w:t>
+      </w:r>
+      <w:proofErr w:type="gramEnd"/>
+      <w:r>
+        <w:rPr>
+          <w:color w:val="333333"/>
+        </w:rPr>
+        <w:t xml:space="preserve"> d-TPP charts cover US airports only. International airports will show “No FAA charts found.” Use the appropriate ANSP or Jeppesen service for non-US charts.</w:t>
       </w:r>
     </w:p>
     <w:p>
@@ -7245,19 +7661,59 @@
         <w:shd w:val="clear" w:color="auto" w:fill="D5E8F7"/>
         <w:spacing w:before="100" w:after="100"/>
       </w:pPr>
+      <w:proofErr w:type="gramStart"/>
       <w:r>
         <w:rPr>
           <w:b/>
           <w:bCs/>
           <w:color w:val="14468F"/>
         </w:rPr>
-        <w:t xml:space="preserve">ℹ  Lazy loading  </w:t>
+        <w:t>ℹ  Lazy</w:t>
+      </w:r>
+      <w:proofErr w:type="gramEnd"/>
+      <w:r>
+        <w:rPr>
+          <w:b/>
+          <w:bCs/>
+          <w:color w:val="14468F"/>
+        </w:rPr>
+        <w:t xml:space="preserve"> </w:t>
+      </w:r>
+      <w:proofErr w:type="gramStart"/>
+      <w:r>
+        <w:rPr>
+          <w:b/>
+          <w:bCs/>
+          <w:color w:val="14468F"/>
+        </w:rPr>
+        <w:t xml:space="preserve">loading  </w:t>
       </w:r>
       <w:r>
         <w:rPr>
           <w:color w:val="333333"/>
         </w:rPr>
-        <w:t>Charts are only downloaded when you first click the Charts tab for a given airport. The chart index is then cached so subsequent visits are instantaneous.</w:t>
+        <w:t>Charts</w:t>
+      </w:r>
+      <w:proofErr w:type="gramEnd"/>
+      <w:r>
+        <w:rPr>
+          <w:color w:val="333333"/>
+        </w:rPr>
+        <w:t xml:space="preserve"> are only downloaded when you first click the Charts tab for a given airport. The chart index is then </w:t>
+      </w:r>
+      <w:proofErr w:type="gramStart"/>
+      <w:r>
+        <w:rPr>
+          <w:color w:val="333333"/>
+        </w:rPr>
+        <w:t>cached</w:t>
+      </w:r>
+      <w:proofErr w:type="gramEnd"/>
+      <w:r>
+        <w:rPr>
+          <w:color w:val="333333"/>
+        </w:rPr>
+        <w:t xml:space="preserve"> so subsequent visits are instantaneous.</w:t>
       </w:r>
     </w:p>
     <w:p>
@@ -7271,8 +7727,13 @@
       </w:pPr>
       <w:bookmarkStart w:id="37" w:name="sigmets_tab"/>
       <w:bookmarkStart w:id="38" w:name="_Toc227855012"/>
-      <w:r>
-        <w:t>4.5  SIGMETs / AIRMETs Tab</w:t>
+      <w:proofErr w:type="gramStart"/>
+      <w:r>
+        <w:t>4.5  SIGMETs</w:t>
+      </w:r>
+      <w:proofErr w:type="gramEnd"/>
+      <w:r>
+        <w:t xml:space="preserve"> / AIRMETs Tab</w:t>
       </w:r>
       <w:bookmarkEnd w:id="37"/>
       <w:bookmarkEnd w:id="38"/>
@@ -7311,7 +7772,21 @@
         <w:rPr>
           <w:color w:val="222222"/>
         </w:rPr>
-        <w:t>A red count badge appears on the tab header (e.g. “3”) when active advisories exist. The badge is hidden when there are none.</w:t>
+        <w:t xml:space="preserve">A red count badge appears on the tab header (e.g. “3”) when active advisories exist. The badge is hidden when there </w:t>
+      </w:r>
+      <w:proofErr w:type="gramStart"/>
+      <w:r>
+        <w:rPr>
+          <w:color w:val="222222"/>
+        </w:rPr>
+        <w:t>are</w:t>
+      </w:r>
+      <w:proofErr w:type="gramEnd"/>
+      <w:r>
+        <w:rPr>
+          <w:color w:val="222222"/>
+        </w:rPr>
+        <w:t xml:space="preserve"> none.</w:t>
       </w:r>
     </w:p>
     <w:p>
@@ -7639,7 +8114,45 @@
                 <w:sz w:val="20"/>
                 <w:szCs w:val="20"/>
               </w:rPr>
-              <w:t>From and To times in HH:mmZ format</w:t>
+              <w:t xml:space="preserve">From and </w:t>
+            </w:r>
+            <w:proofErr w:type="gramStart"/>
+            <w:r>
+              <w:rPr>
+                <w:color w:val="222222"/>
+                <w:sz w:val="20"/>
+                <w:szCs w:val="20"/>
+              </w:rPr>
+              <w:t>To</w:t>
+            </w:r>
+            <w:proofErr w:type="gramEnd"/>
+            <w:r>
+              <w:rPr>
+                <w:color w:val="222222"/>
+                <w:sz w:val="20"/>
+                <w:szCs w:val="20"/>
+              </w:rPr>
+              <w:t xml:space="preserve"> times in </w:t>
+            </w:r>
+            <w:proofErr w:type="spellStart"/>
+            <w:proofErr w:type="gramStart"/>
+            <w:r>
+              <w:rPr>
+                <w:color w:val="222222"/>
+                <w:sz w:val="20"/>
+                <w:szCs w:val="20"/>
+              </w:rPr>
+              <w:t>HH:mmZ</w:t>
+            </w:r>
+            <w:proofErr w:type="spellEnd"/>
+            <w:proofErr w:type="gramEnd"/>
+            <w:r>
+              <w:rPr>
+                <w:color w:val="222222"/>
+                <w:sz w:val="20"/>
+                <w:szCs w:val="20"/>
+              </w:rPr>
+              <w:t xml:space="preserve"> format</w:t>
             </w:r>
           </w:p>
         </w:tc>
@@ -7716,19 +8229,45 @@
         <w:shd w:val="clear" w:color="auto" w:fill="FFF3CD"/>
         <w:spacing w:before="100" w:after="100"/>
       </w:pPr>
+      <w:proofErr w:type="gramStart"/>
       <w:r>
         <w:rPr>
           <w:b/>
           <w:bCs/>
           <w:color w:val="B35900"/>
         </w:rPr>
-        <w:t xml:space="preserve">⚠  SIGMETs vs AIRMETs  </w:t>
+        <w:t>⚠  SIGMETs</w:t>
+      </w:r>
+      <w:proofErr w:type="gramEnd"/>
+      <w:r>
+        <w:rPr>
+          <w:b/>
+          <w:bCs/>
+          <w:color w:val="B35900"/>
+        </w:rPr>
+        <w:t xml:space="preserve"> vs </w:t>
+      </w:r>
+      <w:proofErr w:type="gramStart"/>
+      <w:r>
+        <w:rPr>
+          <w:b/>
+          <w:bCs/>
+          <w:color w:val="B35900"/>
+        </w:rPr>
+        <w:t xml:space="preserve">AIRMETs  </w:t>
       </w:r>
       <w:r>
         <w:rPr>
           <w:color w:val="333333"/>
         </w:rPr>
-        <w:t>SIGMETs (Significant Meteorological Information) are issued for hazards significant to all aircraft: severe turbulence, severe icing, volcanic ash, tropical cyclones. AIRMETs are for conditions that may affect lighter aircraft or those not equipped for IFR operations.</w:t>
+        <w:t>SIGMETs</w:t>
+      </w:r>
+      <w:proofErr w:type="gramEnd"/>
+      <w:r>
+        <w:rPr>
+          <w:color w:val="333333"/>
+        </w:rPr>
+        <w:t xml:space="preserve"> (Significant Meteorological Information) are issued for hazards significant to all aircraft: severe turbulence, severe icing, volcanic ash, tropical cyclones. AIRMETs are for conditions that may affect lighter aircraft or those not equipped for IFR operations.</w:t>
       </w:r>
     </w:p>
     <w:p>
@@ -7742,9 +8281,14 @@
       </w:pPr>
       <w:bookmarkStart w:id="41" w:name="calculators_tab"/>
       <w:bookmarkStart w:id="42" w:name="_Toc227855015"/>
+      <w:proofErr w:type="gramStart"/>
       <w:r>
         <w:lastRenderedPageBreak/>
-        <w:t>4.6  Calculators Tab</w:t>
+        <w:t>4.6  Calculators</w:t>
+      </w:r>
+      <w:proofErr w:type="gramEnd"/>
+      <w:r>
+        <w:t xml:space="preserve"> Tab</w:t>
       </w:r>
       <w:bookmarkEnd w:id="41"/>
       <w:bookmarkEnd w:id="42"/>
@@ -8237,7 +8781,25 @@
                 <w:sz w:val="20"/>
                 <w:szCs w:val="20"/>
               </w:rPr>
-              <w:t>Airport elevation in feet MSL; auto-filled from METAR</w:t>
+              <w:t xml:space="preserve">Airport elevation in feet MSL; </w:t>
+            </w:r>
+            <w:proofErr w:type="gramStart"/>
+            <w:r>
+              <w:rPr>
+                <w:color w:val="222222"/>
+                <w:sz w:val="20"/>
+                <w:szCs w:val="20"/>
+              </w:rPr>
+              <w:t>auto-filled</w:t>
+            </w:r>
+            <w:proofErr w:type="gramEnd"/>
+            <w:r>
+              <w:rPr>
+                <w:color w:val="222222"/>
+                <w:sz w:val="20"/>
+                <w:szCs w:val="20"/>
+              </w:rPr>
+              <w:t xml:space="preserve"> from METAR</w:t>
             </w:r>
           </w:p>
         </w:tc>
@@ -8295,7 +8857,25 @@
                 <w:sz w:val="20"/>
                 <w:szCs w:val="20"/>
               </w:rPr>
-              <w:t>Current altimeter setting in inHg; auto-filled from METAR (default 29.92)</w:t>
+              <w:t xml:space="preserve">Current altimeter setting in inHg; </w:t>
+            </w:r>
+            <w:proofErr w:type="gramStart"/>
+            <w:r>
+              <w:rPr>
+                <w:color w:val="222222"/>
+                <w:sz w:val="20"/>
+                <w:szCs w:val="20"/>
+              </w:rPr>
+              <w:t>auto-filled</w:t>
+            </w:r>
+            <w:proofErr w:type="gramEnd"/>
+            <w:r>
+              <w:rPr>
+                <w:color w:val="222222"/>
+                <w:sz w:val="20"/>
+                <w:szCs w:val="20"/>
+              </w:rPr>
+              <w:t xml:space="preserve"> from METAR (default 29.92)</w:t>
             </w:r>
           </w:p>
         </w:tc>
@@ -8805,21 +9385,67 @@
           <w:iCs/>
           <w:color w:val="222222"/>
         </w:rPr>
-        <w:t>Headwind = Wind Speed × cos(Wind Direction − Runway Heading)</w:t>
-      </w:r>
-    </w:p>
-    <w:p>
-      <w:pPr>
-        <w:spacing w:before="60" w:after="100"/>
-      </w:pPr>
+        <w:t xml:space="preserve">Headwind = Wind Speed × </w:t>
+      </w:r>
+      <w:proofErr w:type="gramStart"/>
       <w:r>
         <w:rPr>
           <w:i/>
           <w:iCs/>
           <w:color w:val="222222"/>
         </w:rPr>
-        <w:t>Crosswind = |Wind Speed × sin(Wind Direction − Runway Heading)|</w:t>
-      </w:r>
+        <w:t>cos(</w:t>
+      </w:r>
+      <w:proofErr w:type="gramEnd"/>
+      <w:r>
+        <w:rPr>
+          <w:i/>
+          <w:iCs/>
+          <w:color w:val="222222"/>
+        </w:rPr>
+        <w:t>Wind Direction − Runway Heading)</w:t>
+      </w:r>
+    </w:p>
+    <w:p>
+      <w:pPr>
+        <w:spacing w:before="60" w:after="100"/>
+      </w:pPr>
+      <w:r>
+        <w:rPr>
+          <w:i/>
+          <w:iCs/>
+          <w:color w:val="222222"/>
+        </w:rPr>
+        <w:t xml:space="preserve">Crosswind = |Wind Speed × </w:t>
+      </w:r>
+      <w:proofErr w:type="gramStart"/>
+      <w:r>
+        <w:rPr>
+          <w:i/>
+          <w:iCs/>
+          <w:color w:val="222222"/>
+        </w:rPr>
+        <w:t>sin(</w:t>
+      </w:r>
+      <w:proofErr w:type="gramEnd"/>
+      <w:r>
+        <w:rPr>
+          <w:i/>
+          <w:iCs/>
+          <w:color w:val="222222"/>
+        </w:rPr>
+        <w:t xml:space="preserve">Wind Direction − Runway </w:t>
+      </w:r>
+      <w:proofErr w:type="gramStart"/>
+      <w:r>
+        <w:rPr>
+          <w:i/>
+          <w:iCs/>
+          <w:color w:val="222222"/>
+        </w:rPr>
+        <w:t>Heading)|</w:t>
+      </w:r>
+      <w:proofErr w:type="gramEnd"/>
     </w:p>
     <w:p>
       <w:pPr>
@@ -8834,19 +9460,45 @@
         <w:shd w:val="clear" w:color="auto" w:fill="D5E8F7"/>
         <w:spacing w:before="100" w:after="100"/>
       </w:pPr>
+      <w:proofErr w:type="gramStart"/>
       <w:r>
         <w:rPr>
           <w:b/>
           <w:bCs/>
           <w:color w:val="14468F"/>
         </w:rPr>
-        <w:t xml:space="preserve">ℹ  Auto-population  </w:t>
+        <w:t>ℹ  Auto</w:t>
+      </w:r>
+      <w:proofErr w:type="gramEnd"/>
+      <w:r>
+        <w:rPr>
+          <w:b/>
+          <w:bCs/>
+          <w:color w:val="14468F"/>
+        </w:rPr>
+        <w:t>-</w:t>
+      </w:r>
+      <w:proofErr w:type="gramStart"/>
+      <w:r>
+        <w:rPr>
+          <w:b/>
+          <w:bCs/>
+          <w:color w:val="14468F"/>
+        </w:rPr>
+        <w:t xml:space="preserve">population  </w:t>
       </w:r>
       <w:r>
         <w:rPr>
           <w:color w:val="333333"/>
         </w:rPr>
-        <w:t>When a new METAR loads, all calculator inputs are automatically filled from the live observation data. You only need to enter the runway heading to get a crosswind component.</w:t>
+        <w:t>When</w:t>
+      </w:r>
+      <w:proofErr w:type="gramEnd"/>
+      <w:r>
+        <w:rPr>
+          <w:color w:val="333333"/>
+        </w:rPr>
+        <w:t xml:space="preserve"> a new METAR loads, all calculator inputs are automatically filled from the live observation data. You only need to enter the runway heading to get a crosswind component.</w:t>
       </w:r>
     </w:p>
     <w:p>
@@ -8862,7 +9514,15 @@
       <w:bookmarkStart w:id="47" w:name="_Toc227855019"/>
       <w:r>
         <w:lastRenderedPageBreak/>
-        <w:t>5.  Dark / Light Theme</w:t>
+        <w:t>5</w:t>
+      </w:r>
+      <w:proofErr w:type="gramStart"/>
+      <w:r>
+        <w:t>.  Dark</w:t>
+      </w:r>
+      <w:proofErr w:type="gramEnd"/>
+      <w:r>
+        <w:t xml:space="preserve"> / Light Theme</w:t>
       </w:r>
       <w:bookmarkEnd w:id="46"/>
       <w:bookmarkEnd w:id="47"/>
@@ -8906,7 +9566,23 @@
         <w:spacing w:before="40" w:after="60"/>
       </w:pPr>
       <w:r>
-        <w:t>The map tile layer also switches: CartoDB Voyager (colorful, light) ↔ CartoDB Dark Matter (muted, dark)</w:t>
+        <w:t xml:space="preserve">The map tile layer also switches: </w:t>
+      </w:r>
+      <w:proofErr w:type="spellStart"/>
+      <w:r>
+        <w:t>CartoDB</w:t>
+      </w:r>
+      <w:proofErr w:type="spellEnd"/>
+      <w:r>
+        <w:t xml:space="preserve"> Voyager (colorful, light) ↔ </w:t>
+      </w:r>
+      <w:proofErr w:type="spellStart"/>
+      <w:r>
+        <w:t>CartoDB</w:t>
+      </w:r>
+      <w:proofErr w:type="spellEnd"/>
+      <w:r>
+        <w:t xml:space="preserve"> Dark Matter (muted, dark)</w:t>
       </w:r>
     </w:p>
     <w:p>
@@ -8947,7 +9623,15 @@
       <w:bookmarkStart w:id="48" w:name="settings_persistence"/>
       <w:bookmarkStart w:id="49" w:name="_Toc227855020"/>
       <w:r>
-        <w:t>6.  Settings &amp; Data Persistence</w:t>
+        <w:t>6</w:t>
+      </w:r>
+      <w:proofErr w:type="gramStart"/>
+      <w:r>
+        <w:t>.  Settings</w:t>
+      </w:r>
+      <w:proofErr w:type="gramEnd"/>
+      <w:r>
+        <w:t xml:space="preserve"> &amp; Data Persistence</w:t>
       </w:r>
       <w:bookmarkEnd w:id="48"/>
       <w:bookmarkEnd w:id="49"/>
@@ -9162,7 +9846,25 @@
                 <w:sz w:val="20"/>
                 <w:szCs w:val="20"/>
               </w:rPr>
-              <w:t>Dark or light theme preference (boolean)</w:t>
+              <w:t>Dark or light theme preference (</w:t>
+            </w:r>
+            <w:proofErr w:type="spellStart"/>
+            <w:r>
+              <w:rPr>
+                <w:color w:val="222222"/>
+                <w:sz w:val="20"/>
+                <w:szCs w:val="20"/>
+              </w:rPr>
+              <w:t>boolean</w:t>
+            </w:r>
+            <w:proofErr w:type="spellEnd"/>
+            <w:r>
+              <w:rPr>
+                <w:color w:val="222222"/>
+                <w:sz w:val="20"/>
+                <w:szCs w:val="20"/>
+              </w:rPr>
+              <w:t>)</w:t>
             </w:r>
           </w:p>
         </w:tc>
@@ -9180,7 +9882,15 @@
       <w:bookmarkStart w:id="50" w:name="api_status"/>
       <w:bookmarkStart w:id="51" w:name="_Toc227855021"/>
       <w:r>
-        <w:t>7.  API Status Window</w:t>
+        <w:t>7</w:t>
+      </w:r>
+      <w:proofErr w:type="gramStart"/>
+      <w:r>
+        <w:t>.  API</w:t>
+      </w:r>
+      <w:proofErr w:type="gramEnd"/>
+      <w:r>
+        <w:t xml:space="preserve"> Status Window</w:t>
       </w:r>
       <w:bookmarkEnd w:id="50"/>
       <w:bookmarkEnd w:id="51"/>
@@ -9253,19 +9963,45 @@
         <w:shd w:val="clear" w:color="auto" w:fill="D5E8F7"/>
         <w:spacing w:before="100" w:after="100"/>
       </w:pPr>
+      <w:proofErr w:type="gramStart"/>
       <w:r>
         <w:rPr>
           <w:b/>
           <w:bCs/>
           <w:color w:val="14468F"/>
         </w:rPr>
-        <w:t xml:space="preserve">ℹ  Network environments  </w:t>
+        <w:t>ℹ  Network</w:t>
+      </w:r>
+      <w:proofErr w:type="gramEnd"/>
+      <w:r>
+        <w:rPr>
+          <w:b/>
+          <w:bCs/>
+          <w:color w:val="14468F"/>
+        </w:rPr>
+        <w:t xml:space="preserve"> </w:t>
+      </w:r>
+      <w:proofErr w:type="gramStart"/>
+      <w:r>
+        <w:rPr>
+          <w:b/>
+          <w:bCs/>
+          <w:color w:val="14468F"/>
+        </w:rPr>
+        <w:t xml:space="preserve">environments  </w:t>
       </w:r>
       <w:r>
         <w:rPr>
           <w:color w:val="333333"/>
         </w:rPr>
-        <w:t>Some corporate networks or strict firewalls may block outbound connections to aviationweather.gov or aeronav.faa.gov. If all APIs show red, check your firewall or proxy settings.</w:t>
+        <w:t>Some</w:t>
+      </w:r>
+      <w:proofErr w:type="gramEnd"/>
+      <w:r>
+        <w:rPr>
+          <w:color w:val="333333"/>
+        </w:rPr>
+        <w:t xml:space="preserve"> corporate networks or strict firewalls may block outbound connections to aviationweather.gov or aeronav.faa.gov. If all APIs show red, check your firewall or proxy settings.</w:t>
       </w:r>
     </w:p>
     <w:p>
@@ -9281,10 +10017,15 @@
       <w:bookmarkStart w:id="53" w:name="_Toc227855022"/>
       <w:r>
         <w:lastRenderedPageBreak/>
-        <w:t>8.  Troubleshooting</w:t>
+        <w:t>8</w:t>
+      </w:r>
+      <w:proofErr w:type="gramStart"/>
+      <w:r>
+        <w:t>.  Troubleshooting</w:t>
       </w:r>
       <w:bookmarkEnd w:id="52"/>
       <w:bookmarkEnd w:id="53"/>
+      <w:proofErr w:type="gramEnd"/>
     </w:p>
     <w:p>
       <w:pPr>
@@ -9292,8 +10033,13 @@
       </w:pPr>
       <w:bookmarkStart w:id="54" w:name="common_errors"/>
       <w:bookmarkStart w:id="55" w:name="_Toc227855023"/>
-      <w:r>
-        <w:t>8.1  Common Error Messages</w:t>
+      <w:proofErr w:type="gramStart"/>
+      <w:r>
+        <w:t>8.1  Common</w:t>
+      </w:r>
+      <w:proofErr w:type="gramEnd"/>
+      <w:r>
+        <w:t xml:space="preserve"> Error Messages</w:t>
       </w:r>
       <w:bookmarkEnd w:id="54"/>
       <w:bookmarkEnd w:id="55"/>
@@ -9406,7 +10152,25 @@
                 <w:sz w:val="20"/>
                 <w:szCs w:val="20"/>
               </w:rPr>
-              <w:t>“Please enter a valid 3–4 character ICAO code”</w:t>
+              <w:t>“Please enter a valid 3–</w:t>
+            </w:r>
+            <w:proofErr w:type="gramStart"/>
+            <w:r>
+              <w:rPr>
+                <w:color w:val="222222"/>
+                <w:sz w:val="20"/>
+                <w:szCs w:val="20"/>
+              </w:rPr>
+              <w:t>4 character</w:t>
+            </w:r>
+            <w:proofErr w:type="gramEnd"/>
+            <w:r>
+              <w:rPr>
+                <w:color w:val="222222"/>
+                <w:sz w:val="20"/>
+                <w:szCs w:val="20"/>
+              </w:rPr>
+              <w:t xml:space="preserve"> ICAO code”</w:t>
             </w:r>
           </w:p>
         </w:tc>
@@ -9550,7 +10314,25 @@
                 <w:sz w:val="20"/>
                 <w:szCs w:val="20"/>
               </w:rPr>
-              <w:t>The entered ICAO code is not recognised by the weather service. Verify the code is correct.</w:t>
+              <w:t xml:space="preserve">The entered ICAO code is not </w:t>
+            </w:r>
+            <w:proofErr w:type="spellStart"/>
+            <w:r>
+              <w:rPr>
+                <w:color w:val="222222"/>
+                <w:sz w:val="20"/>
+                <w:szCs w:val="20"/>
+              </w:rPr>
+              <w:t>recognised</w:t>
+            </w:r>
+            <w:proofErr w:type="spellEnd"/>
+            <w:r>
+              <w:rPr>
+                <w:color w:val="222222"/>
+                <w:sz w:val="20"/>
+                <w:szCs w:val="20"/>
+              </w:rPr>
+              <w:t xml:space="preserve"> by the weather service. Verify the code is correct.</w:t>
             </w:r>
           </w:p>
         </w:tc>
@@ -9741,8 +10523,13 @@
       </w:pPr>
       <w:bookmarkStart w:id="56" w:name="stale_data"/>
       <w:bookmarkStart w:id="57" w:name="_Toc227855024"/>
-      <w:r>
-        <w:t>8.2  Data Appears Stale</w:t>
+      <w:proofErr w:type="gramStart"/>
+      <w:r>
+        <w:t>8.2  Data</w:t>
+      </w:r>
+      <w:proofErr w:type="gramEnd"/>
+      <w:r>
+        <w:t xml:space="preserve"> Appears Stale</w:t>
       </w:r>
       <w:bookmarkEnd w:id="56"/>
       <w:bookmarkEnd w:id="57"/>
@@ -9755,7 +10542,21 @@
         <w:rPr>
           <w:color w:val="222222"/>
         </w:rPr>
-        <w:t>METARs are typically updated every hour. If data appears stale, perform a new lookup by pressing Enter in the search box or clicking Lookup. The application always fetches fresh data on each explicit lookup.</w:t>
+        <w:t xml:space="preserve">METARs are typically updated every hour. If data appears stale, perform a new </w:t>
+      </w:r>
+      <w:proofErr w:type="spellStart"/>
+      <w:r>
+        <w:rPr>
+          <w:color w:val="222222"/>
+        </w:rPr>
+        <w:t>lookup</w:t>
+      </w:r>
+      <w:proofErr w:type="spellEnd"/>
+      <w:r>
+        <w:rPr>
+          <w:color w:val="222222"/>
+        </w:rPr>
+        <w:t xml:space="preserve"> by pressing Enter in the search box or clicking Lookup. The application always fetches fresh data on each explicit lookup.</w:t>
       </w:r>
     </w:p>
     <w:p>
@@ -9769,8 +10570,13 @@
       </w:pPr>
       <w:bookmarkStart w:id="58" w:name="map_issues"/>
       <w:bookmarkStart w:id="59" w:name="_Toc227855025"/>
-      <w:r>
-        <w:t>8.3  Map Does Not Load</w:t>
+      <w:proofErr w:type="gramStart"/>
+      <w:r>
+        <w:t>8.3  Map</w:t>
+      </w:r>
+      <w:proofErr w:type="gramEnd"/>
+      <w:r>
+        <w:t xml:space="preserve"> Does Not Load</w:t>
       </w:r>
       <w:bookmarkEnd w:id="58"/>
       <w:bookmarkEnd w:id="59"/>
@@ -9785,7 +10591,15 @@
         <w:spacing w:before="40" w:after="60"/>
       </w:pPr>
       <w:r>
-        <w:t>The map requires an internet connection to download tile images from CartoDB.</w:t>
+        <w:t xml:space="preserve">The map requires an internet connection to download tile images from </w:t>
+      </w:r>
+      <w:proofErr w:type="spellStart"/>
+      <w:r>
+        <w:t>CartoDB</w:t>
+      </w:r>
+      <w:proofErr w:type="spellEnd"/>
+      <w:r>
+        <w:t>.</w:t>
       </w:r>
     </w:p>
     <w:p>
@@ -9811,7 +10625,15 @@
         <w:spacing w:before="40" w:after="60"/>
       </w:pPr>
       <w:r>
-        <w:t>The radar overlay is optional and may not appear if RainViewer is unavailable.</w:t>
+        <w:t xml:space="preserve">The radar overlay is optional and may not appear if </w:t>
+      </w:r>
+      <w:proofErr w:type="spellStart"/>
+      <w:r>
+        <w:t>RainViewer</w:t>
+      </w:r>
+      <w:proofErr w:type="spellEnd"/>
+      <w:r>
+        <w:t xml:space="preserve"> is unavailable.</w:t>
       </w:r>
     </w:p>
     <w:p>
@@ -9825,8 +10647,13 @@
       </w:pPr>
       <w:bookmarkStart w:id="60" w:name="charts_issues"/>
       <w:bookmarkStart w:id="61" w:name="_Toc227855026"/>
-      <w:r>
-        <w:t>8.4  Charts Tab Is Empty or Shows an Error</w:t>
+      <w:proofErr w:type="gramStart"/>
+      <w:r>
+        <w:t>8.4  Charts</w:t>
+      </w:r>
+      <w:proofErr w:type="gramEnd"/>
+      <w:r>
+        <w:t xml:space="preserve"> Tab Is Empty or Shows an Error</w:t>
       </w:r>
       <w:bookmarkEnd w:id="60"/>
       <w:bookmarkEnd w:id="61"/>
@@ -9903,7 +10730,15 @@
       <w:bookmarkStart w:id="63" w:name="_Toc227855027"/>
       <w:r>
         <w:lastRenderedPageBreak/>
-        <w:t>9.  Data Sources</w:t>
+        <w:t>9</w:t>
+      </w:r>
+      <w:proofErr w:type="gramStart"/>
+      <w:r>
+        <w:t>.  Data</w:t>
+      </w:r>
+      <w:proofErr w:type="gramEnd"/>
+      <w:r>
+        <w:t xml:space="preserve"> Sources</w:t>
       </w:r>
       <w:bookmarkEnd w:id="62"/>
       <w:bookmarkEnd w:id="63"/>
@@ -10074,8 +10909,18 @@
                 <w:sz w:val="20"/>
                 <w:szCs w:val="20"/>
               </w:rPr>
-              <w:t>FAA AeroNav</w:t>
-            </w:r>
+              <w:t xml:space="preserve">FAA </w:t>
+            </w:r>
+            <w:proofErr w:type="spellStart"/>
+            <w:r>
+              <w:rPr>
+                <w:color w:val="222222"/>
+                <w:sz w:val="20"/>
+                <w:szCs w:val="20"/>
+              </w:rPr>
+              <w:t>AeroNav</w:t>
+            </w:r>
+            <w:proofErr w:type="spellEnd"/>
           </w:p>
         </w:tc>
         <w:tc>
@@ -10184,6 +11029,7 @@
             </w:tcMar>
           </w:tcPr>
           <w:p>
+            <w:proofErr w:type="spellStart"/>
             <w:r>
               <w:rPr>
                 <w:color w:val="222222"/>
@@ -10192,6 +11038,7 @@
               </w:rPr>
               <w:t>RainViewer</w:t>
             </w:r>
+            <w:proofErr w:type="spellEnd"/>
           </w:p>
         </w:tc>
         <w:tc>
@@ -10242,6 +11089,7 @@
             </w:tcMar>
           </w:tcPr>
           <w:p>
+            <w:proofErr w:type="spellStart"/>
             <w:r>
               <w:rPr>
                 <w:color w:val="222222"/>
@@ -10250,6 +11098,7 @@
               </w:rPr>
               <w:t>CartoDB</w:t>
             </w:r>
+            <w:proofErr w:type="spellEnd"/>
           </w:p>
         </w:tc>
         <w:tc>
@@ -10411,7 +11260,21 @@
         <w:rPr>
           <w:color w:val="222222"/>
         </w:rPr>
-        <w:t>All external services are accessed over HTTPS. METAR Lookup does not cache weather data between sessions; every lookup retrieves fresh data from the source.</w:t>
+        <w:t xml:space="preserve">All external services are accessed over HTTPS. METAR Lookup does not </w:t>
+      </w:r>
+      <w:proofErr w:type="gramStart"/>
+      <w:r>
+        <w:rPr>
+          <w:color w:val="222222"/>
+        </w:rPr>
+        <w:t>cache</w:t>
+      </w:r>
+      <w:proofErr w:type="gramEnd"/>
+      <w:r>
+        <w:rPr>
+          <w:color w:val="222222"/>
+        </w:rPr>
+        <w:t xml:space="preserve"> weather data between sessions; every lookup retrieves fresh data from the source.</w:t>
       </w:r>
     </w:p>
     <w:p>
@@ -10426,7 +11289,15 @@
       <w:bookmarkStart w:id="64" w:name="quick_reference"/>
       <w:bookmarkStart w:id="65" w:name="_Toc227855028"/>
       <w:r>
-        <w:t>10.  Quick Reference</w:t>
+        <w:t>10</w:t>
+      </w:r>
+      <w:proofErr w:type="gramStart"/>
+      <w:r>
+        <w:t>.  Quick</w:t>
+      </w:r>
+      <w:proofErr w:type="gramEnd"/>
+      <w:r>
+        <w:t xml:space="preserve"> Reference</w:t>
       </w:r>
       <w:bookmarkEnd w:id="64"/>
       <w:bookmarkEnd w:id="65"/>
@@ -10585,7 +11456,25 @@
                 <w:sz w:val="20"/>
                 <w:szCs w:val="20"/>
               </w:rPr>
-              <w:t>Look up an airport</w:t>
+              <w:t xml:space="preserve">Look </w:t>
+            </w:r>
+            <w:proofErr w:type="gramStart"/>
+            <w:r>
+              <w:rPr>
+                <w:color w:val="222222"/>
+                <w:sz w:val="20"/>
+                <w:szCs w:val="20"/>
+              </w:rPr>
+              <w:t>up</w:t>
+            </w:r>
+            <w:proofErr w:type="gramEnd"/>
+            <w:r>
+              <w:rPr>
+                <w:color w:val="222222"/>
+                <w:sz w:val="20"/>
+                <w:szCs w:val="20"/>
+              </w:rPr>
+              <w:t xml:space="preserve"> an airport</w:t>
             </w:r>
           </w:p>
         </w:tc>
@@ -10613,8 +11502,18 @@
                 <w:sz w:val="20"/>
                 <w:szCs w:val="20"/>
               </w:rPr>
-              <w:t>Type name/city/ICAO → select from dropdown, or Enter</w:t>
-            </w:r>
+              <w:t xml:space="preserve">Type name/city/ICAO → select from dropdown, or </w:t>
+            </w:r>
+            <w:proofErr w:type="gramStart"/>
+            <w:r>
+              <w:rPr>
+                <w:color w:val="222222"/>
+                <w:sz w:val="20"/>
+                <w:szCs w:val="20"/>
+              </w:rPr>
+              <w:t>Enter</w:t>
+            </w:r>
+            <w:proofErr w:type="gramEnd"/>
           </w:p>
         </w:tc>
         <w:tc>
@@ -11101,7 +12000,25 @@
                 <w:sz w:val="20"/>
                 <w:szCs w:val="20"/>
               </w:rPr>
-              <w:t>Look up a nearby station</w:t>
+              <w:t xml:space="preserve">Look </w:t>
+            </w:r>
+            <w:proofErr w:type="gramStart"/>
+            <w:r>
+              <w:rPr>
+                <w:color w:val="222222"/>
+                <w:sz w:val="20"/>
+                <w:szCs w:val="20"/>
+              </w:rPr>
+              <w:t>up</w:t>
+            </w:r>
+            <w:proofErr w:type="gramEnd"/>
+            <w:r>
+              <w:rPr>
+                <w:color w:val="222222"/>
+                <w:sz w:val="20"/>
+                <w:szCs w:val="20"/>
+              </w:rPr>
+              <w:t xml:space="preserve"> a nearby station</w:t>
             </w:r>
           </w:p>
         </w:tc>
@@ -11446,15 +12363,16 @@
           <w:szCs w:val="18"/>
         </w:rPr>
         <w:lastRenderedPageBreak/>
-        <w:t>METAR Lookup v2.1</w:t>
-      </w:r>
+        <w:t xml:space="preserve">METAR Lookup </w:t>
+      </w:r>
+      <w:proofErr w:type="gramStart"/>
       <w:r>
         <w:rPr>
           <w:color w:val="888888"/>
           <w:sz w:val="18"/>
           <w:szCs w:val="18"/>
         </w:rPr>
-        <w:t>.</w:t>
+        <w:t>v</w:t>
       </w:r>
       <w:r>
         <w:rPr>
@@ -11462,7 +12380,7 @@
           <w:sz w:val="18"/>
           <w:szCs w:val="18"/>
         </w:rPr>
-        <w:t>2</w:t>
+        <w:t>2.1.3</w:t>
       </w:r>
       <w:r>
         <w:rPr>
@@ -11470,7 +12388,34 @@
           <w:sz w:val="18"/>
           <w:szCs w:val="18"/>
         </w:rPr>
-        <w:t xml:space="preserve">  •  User Manual  •  May 2026</w:t>
+        <w:t xml:space="preserve">  •</w:t>
+      </w:r>
+      <w:proofErr w:type="gramEnd"/>
+      <w:r>
+        <w:rPr>
+          <w:color w:val="888888"/>
+          <w:sz w:val="18"/>
+          <w:szCs w:val="18"/>
+        </w:rPr>
+        <w:t xml:space="preserve">  User </w:t>
+      </w:r>
+      <w:proofErr w:type="gramStart"/>
+      <w:r>
+        <w:rPr>
+          <w:color w:val="888888"/>
+          <w:sz w:val="18"/>
+          <w:szCs w:val="18"/>
+        </w:rPr>
+        <w:t>Manual  •</w:t>
+      </w:r>
+      <w:proofErr w:type="gramEnd"/>
+      <w:r>
+        <w:rPr>
+          <w:color w:val="888888"/>
+          <w:sz w:val="18"/>
+          <w:szCs w:val="18"/>
+        </w:rPr>
+        <w:t xml:space="preserve">  May 2026</w:t>
       </w:r>
     </w:p>
     <w:p>
@@ -11526,7 +12471,25 @@
           <w:sz w:val="18"/>
           <w:szCs w:val="18"/>
         </w:rPr>
-        <w:t>Data: aviationweather.gov (NOAA/NWS) • Not for operational flight planning</w:t>
+        <w:t>Data: aviationweather.gov (NOAA/</w:t>
+      </w:r>
+      <w:proofErr w:type="gramStart"/>
+      <w:r>
+        <w:rPr>
+          <w:color w:val="AAAAAA"/>
+          <w:sz w:val="18"/>
+          <w:szCs w:val="18"/>
+        </w:rPr>
+        <w:t>NWS) •</w:t>
+      </w:r>
+      <w:proofErr w:type="gramEnd"/>
+      <w:r>
+        <w:rPr>
+          <w:color w:val="AAAAAA"/>
+          <w:sz w:val="18"/>
+          <w:szCs w:val="18"/>
+        </w:rPr>
+        <w:t xml:space="preserve"> Not for operational flight planning</w:t>
       </w:r>
     </w:p>
     <w:sectPr>
